--- a/6 семестр/Проектирование информационных систем/Итоговый отчет/ВраженкоДО.docx
+++ b/6 семестр/Проектирование информационных систем/Итоговый отчет/ВраженкоДО.docx
@@ -360,7 +360,7 @@
                     <mc:AlternateContent>
                       <mc:Choice Requires="wps">
                         <w:drawing>
-                          <wp:anchor distT="19050" distB="19050" distL="19050" distR="19050" simplePos="0" relativeHeight="13" behindDoc="0" locked="0" layoutInCell="1" allowOverlap="1">
+                          <wp:anchor distT="19050" distB="19050" distL="19050" distR="19050" simplePos="0" relativeHeight="14" behindDoc="0" locked="0" layoutInCell="1" allowOverlap="1">
                             <wp:simplePos x="0" y="0"/>
                             <wp:positionH relativeFrom="column">
                               <wp:posOffset>200025</wp:posOffset>
@@ -1648,59 +1648,13 @@
     <w:p>
       <w:pPr>
         <w:pStyle w:val="Title"/>
-        <w:rPr>
-          <w:lang w:val="ru-RU"/>
-        </w:rPr>
-      </w:pPr>
-      <w:bookmarkStart w:id="0" w:name="__RefHeading___Toc1091_3353666639"/>
+        <w:spacing w:before="0" w:after="119"/>
+        <w:rPr>
+          <w:lang w:val="ru-RU"/>
+        </w:rPr>
+      </w:pPr>
+      <w:bookmarkStart w:id="0" w:name="__RefHeading___Toc1089_3353666639"/>
       <w:bookmarkEnd w:id="0"/>
-      <w:r>
-        <w:rPr>
-          <w:lang w:val="ru-RU"/>
-        </w:rPr>
-        <w:t>ЗАДАНИЕ К ВЫПОЛНЕНИЮ РАБОТЫ</w:t>
-      </w:r>
-    </w:p>
-    <w:p>
-      <w:pPr>
-        <w:pStyle w:val="BodyText"/>
-        <w:rPr>
-          <w:lang w:val="ru-RU"/>
-        </w:rPr>
-      </w:pPr>
-      <w:r>
-        <w:rPr>
-          <w:lang w:val="ru-RU"/>
-        </w:rPr>
-        <w:t>Создать полное текстовое описание всех процессов и потоков, отображенных в процессе создания и декомпозиции функциональной модели и диаграмм потоков данных проектируемой информационной системы. Вычленить понятия, используемые в полном текстовом описании, и создать Глоссарий, дав необходимые определения используемых понятий. Выполнить расчет одного, наиболее важного, параметра информационной системы. Параметр рекомендуется согласовать с преподавателем, ведущим занятия. По умолчанию предлагается выполнить расчет энтропии системы.</w:t>
-      </w:r>
-    </w:p>
-    <w:p>
-      <w:pPr>
-        <w:pStyle w:val="BodyText"/>
-        <w:rPr>
-          <w:lang w:val="ru-RU"/>
-        </w:rPr>
-      </w:pPr>
-      <w:r>
-        <w:rPr>
-          <w:lang w:val="ru-RU"/>
-        </w:rPr>
-      </w:r>
-      <w:r>
-        <w:br w:type="page"/>
-      </w:r>
-    </w:p>
-    <w:p>
-      <w:pPr>
-        <w:pStyle w:val="Title"/>
-        <w:spacing w:before="0" w:after="119"/>
-        <w:rPr>
-          <w:lang w:val="ru-RU"/>
-        </w:rPr>
-      </w:pPr>
-      <w:bookmarkStart w:id="1" w:name="__RefHeading___Toc1089_3353666639"/>
-      <w:bookmarkEnd w:id="1"/>
       <w:r>
         <w:rPr>
           <w:lang w:val="ru-RU"/>
@@ -1866,8 +1820,8 @@
           <w:lang w:val="ru-RU"/>
         </w:rPr>
       </w:pPr>
-      <w:bookmarkStart w:id="2" w:name="__RefHeading___Toc1087_3353666639"/>
-      <w:bookmarkEnd w:id="2"/>
+      <w:bookmarkStart w:id="1" w:name="__RefHeading___Toc1087_3353666639"/>
+      <w:bookmarkEnd w:id="1"/>
       <w:r>
         <w:rPr>
           <w:lang w:val="ru-RU"/>
@@ -2455,7 +2409,7 @@
             <w:rPr>
               <w:rStyle w:val="Style13"/>
             </w:rPr>
-            <w:instrText xml:space="preserve"> TOC \f \o "1-9" \t "Title,1,heading 1,2,heading 2,3,heading 3,4" \h</w:instrText>
+            <w:instrText xml:space="preserve"> TOC \t "Title,1,Заглавие1,2,Заглавие2,3" \h</w:instrText>
           </w:r>
           <w:r>
             <w:rPr>
@@ -2463,34 +2417,14 @@
             </w:rPr>
             <w:fldChar w:fldCharType="separate"/>
           </w:r>
-          <w:hyperlink w:anchor="__RefHeading___Toc1091_3353666639" w:tooltip="ЗАДАНИЕ К ВЫПОЛНЕНИЮ РАБОТЫ">
+          <w:hyperlink w:anchor="__RefHeading___Toc1089_3353666639" w:tooltip="СПИСОК ИСПОЛЬЗУЕМЫХ НОРМАТИВНЫХ ДОКУМЕНТОВ">
             <w:r>
               <w:rPr>
                 <w:rStyle w:val="Style13"/>
               </w:rPr>
-              <w:t>ЗАДАНИЕ К ВЫПОЛНЕНИЮ РАБОТЫ</w:t>
+              <w:t>СПИСОК ИСПОЛЬЗУЕМЫХ НОРМАТИВНЫХ ДОКУМЕНТОВ</w:t>
               <w:tab/>
               <w:t>2</w:t>
-            </w:r>
-          </w:hyperlink>
-        </w:p>
-        <w:p>
-          <w:pPr>
-            <w:pStyle w:val="TOC1"/>
-            <w:tabs>
-              <w:tab w:val="clear" w:pos="9355"/>
-              <w:tab w:val="right" w:pos="9354" w:leader="dot"/>
-            </w:tabs>
-            <w:rPr/>
-          </w:pPr>
-          <w:hyperlink w:anchor="__RefHeading___Toc1089_3353666639" w:tooltip="СПИСОК ИСПОЛЬЗУЕМЫХ НОРМАТИВНЫХ ДОКУМЕНТОВ">
-            <w:r>
-              <w:rPr>
-                <w:rStyle w:val="Style13"/>
-              </w:rPr>
-              <w:t>СПИСОК ИСПОЛЬЗУЕМЫХ НОРМАТИВНЫХ ДОКУМЕНТОВ</w:t>
-              <w:tab/>
-              <w:t>3</w:t>
             </w:r>
           </w:hyperlink>
         </w:p>
@@ -2510,7 +2444,7 @@
               </w:rPr>
               <w:t>СПИСОК ИСПОЛЬЗУЕМЫХ СОКРАЩЕНИЙ</w:t>
               <w:tab/>
-              <w:t>4</w:t>
+              <w:t>3</w:t>
             </w:r>
           </w:hyperlink>
         </w:p>
@@ -2530,67 +2464,7 @@
               </w:rPr>
               <w:t>ОПИСАНИЕ РЕЗУЛЬТАТОВ ПО КАЖДОЙ ЧАСТИ ЗАДАНИЯ</w:t>
               <w:tab/>
-              <w:t>10</w:t>
-            </w:r>
-          </w:hyperlink>
-        </w:p>
-        <w:p>
-          <w:pPr>
-            <w:pStyle w:val="TOC1"/>
-            <w:tabs>
-              <w:tab w:val="clear" w:pos="9355"/>
-              <w:tab w:val="right" w:pos="9354" w:leader="dot"/>
-            </w:tabs>
-            <w:rPr/>
-          </w:pPr>
-          <w:hyperlink w:anchor="__RefHeading___Toc8269_3353666639" w:tooltip="Практическая работа №1. Формирование требований к системе и выбор (эскизное проектирование) архитектуры системы">
-            <w:r>
-              <w:rPr>
-                <w:rStyle w:val="Style13"/>
-              </w:rPr>
-              <w:t>Практическая работа №1. Формирование требований к системе и выбор (эскизное проектирование) архитектуры системы</w:t>
-              <w:tab/>
-              <w:t>10</w:t>
-            </w:r>
-          </w:hyperlink>
-        </w:p>
-        <w:p>
-          <w:pPr>
-            <w:pStyle w:val="TOC1"/>
-            <w:tabs>
-              <w:tab w:val="clear" w:pos="9355"/>
-              <w:tab w:val="right" w:pos="9354" w:leader="dot"/>
-            </w:tabs>
-            <w:rPr/>
-          </w:pPr>
-          <w:hyperlink w:anchor="__RefHeading___Toc183_884528406" w:tooltip="Общие сведения">
-            <w:r>
-              <w:rPr>
-                <w:rStyle w:val="Style13"/>
-              </w:rPr>
-              <w:t>1. Общие сведения</w:t>
-              <w:tab/>
-              <w:t>10</w:t>
-            </w:r>
-          </w:hyperlink>
-        </w:p>
-        <w:p>
-          <w:pPr>
-            <w:pStyle w:val="TOC1"/>
-            <w:tabs>
-              <w:tab w:val="clear" w:pos="9355"/>
-              <w:tab w:val="right" w:pos="9354" w:leader="dot"/>
-            </w:tabs>
-            <w:rPr/>
-          </w:pPr>
-          <w:hyperlink w:anchor="__RefHeading___Toc185_884528406" w:tooltip="Цели и назначение создания Подсистемы">
-            <w:r>
-              <w:rPr>
-                <w:rStyle w:val="Style13"/>
-              </w:rPr>
-              <w:t>2. Цели и назначение создания Подсистемы</w:t>
-              <w:tab/>
-              <w:t>11</w:t>
+              <w:t>6</w:t>
             </w:r>
           </w:hyperlink>
         </w:p>
@@ -2603,14 +2477,74 @@
             </w:tabs>
             <w:rPr/>
           </w:pPr>
-          <w:hyperlink w:anchor="__RefHeading___Toc427_2363055178" w:tooltip="Назначение Подсистемы">
+          <w:hyperlink w:anchor="__RefHeading___Toc8269_3353666639" w:tooltip="Практическая работа №1. Формирование требований к системе и выбор (эскизное проектирование) архитектуры системы">
             <w:r>
               <w:rPr>
                 <w:rStyle w:val="Style13"/>
               </w:rPr>
-              <w:t>2.1. Назначение Подсистемы</w:t>
+              <w:t>Практическая работа №1. Формирование требований к системе и выбор (эскизное проектирование) архитектуры системы</w:t>
               <w:tab/>
-              <w:t>11</w:t>
+              <w:t>6</w:t>
+            </w:r>
+          </w:hyperlink>
+        </w:p>
+        <w:p>
+          <w:pPr>
+            <w:pStyle w:val="TOC3"/>
+            <w:tabs>
+              <w:tab w:val="clear" w:pos="8788"/>
+              <w:tab w:val="right" w:pos="9354" w:leader="dot"/>
+            </w:tabs>
+            <w:rPr/>
+          </w:pPr>
+          <w:hyperlink w:anchor="__RefHeading___Toc8326_2736253888" w:tooltip="ЦЕЛЬ РАБОТЫ">
+            <w:r>
+              <w:rPr>
+                <w:rStyle w:val="Style13"/>
+              </w:rPr>
+              <w:t>ЦЕЛЬ РАБОТЫ</w:t>
+              <w:tab/>
+              <w:t>6</w:t>
+            </w:r>
+          </w:hyperlink>
+        </w:p>
+        <w:p>
+          <w:pPr>
+            <w:pStyle w:val="TOC3"/>
+            <w:tabs>
+              <w:tab w:val="clear" w:pos="8788"/>
+              <w:tab w:val="right" w:pos="9354" w:leader="dot"/>
+            </w:tabs>
+            <w:rPr/>
+          </w:pPr>
+          <w:hyperlink w:anchor="__RefHeading___Toc4548_2736253888" w:tooltip="ХОД ВЫПОЛНЕНИЯ РАБОТЫ">
+            <w:r>
+              <w:rPr>
+                <w:rStyle w:val="Style13"/>
+              </w:rPr>
+              <w:t>ХОД ВЫПОЛНЕНИЯ РАБОТЫ</w:t>
+              <w:tab/>
+              <w:t>6</w:t>
+            </w:r>
+          </w:hyperlink>
+        </w:p>
+        <w:p>
+          <w:pPr>
+            <w:pStyle w:val="TOC3"/>
+            <w:tabs>
+              <w:tab w:val="clear" w:pos="8788"/>
+              <w:tab w:val="right" w:pos="9354" w:leader="dot"/>
+            </w:tabs>
+            <w:rPr/>
+          </w:pPr>
+          <w:hyperlink w:anchor="__RefHeading___Toc8328_2736253888" w:tooltip="ВЫВОД">
+            <w:r>
+              <w:rPr>
+                <w:rStyle w:val="Style13"/>
+              </w:rPr>
+              <w:t>ВЫВОД</w:t>
+              <w:tab/>
+              <w:t>35</w:t>
             </w:r>
           </w:hyperlink>
         </w:p>
@@ -2623,34 +2557,74 @@
             </w:tabs>
             <w:rPr/>
           </w:pPr>
-          <w:hyperlink w:anchor="__RefHeading___Toc429_2363055178" w:tooltip="Цели создания Подсистемы">
+          <w:hyperlink w:anchor="__RefHeading___Toc15796_3353666639" w:tooltip="Практическая работа № 2. Проектирование диаграммы прецедентов информационной системы в нотации UML">
             <w:r>
               <w:rPr>
                 <w:rStyle w:val="Style13"/>
               </w:rPr>
-              <w:t>2.2. Цели создания Подсистемы</w:t>
+              <w:t>Практическая работа № 2. Проектирование диаграммы прецедентов информационной системы в нотации UML</w:t>
               <w:tab/>
-              <w:t>11</w:t>
+              <w:t>36</w:t>
             </w:r>
           </w:hyperlink>
         </w:p>
         <w:p>
           <w:pPr>
-            <w:pStyle w:val="TOC1"/>
+            <w:pStyle w:val="TOC3"/>
             <w:tabs>
-              <w:tab w:val="clear" w:pos="9355"/>
+              <w:tab w:val="clear" w:pos="8788"/>
               <w:tab w:val="right" w:pos="9354" w:leader="dot"/>
             </w:tabs>
             <w:rPr/>
           </w:pPr>
-          <w:hyperlink w:anchor="__RefHeading___Toc187_884528406" w:tooltip="Характеристика объектов автоматизации">
+          <w:hyperlink w:anchor="__RefHeading___Toc4020_3845848713" w:tooltip="ЦЕЛЬ РАБОТЫ">
             <w:r>
               <w:rPr>
                 <w:rStyle w:val="Style13"/>
               </w:rPr>
-              <w:t>3. Характеристика объектов автоматизации</w:t>
+              <w:t>ЦЕЛЬ РАБОТЫ</w:t>
               <w:tab/>
-              <w:t>13</w:t>
+              <w:t>36</w:t>
+            </w:r>
+          </w:hyperlink>
+        </w:p>
+        <w:p>
+          <w:pPr>
+            <w:pStyle w:val="TOC3"/>
+            <w:tabs>
+              <w:tab w:val="clear" w:pos="8788"/>
+              <w:tab w:val="right" w:pos="9354" w:leader="dot"/>
+            </w:tabs>
+            <w:rPr/>
+          </w:pPr>
+          <w:hyperlink w:anchor="__RefHeading___Toc4018_3845848713" w:tooltip="ХОД ВЫПОЛНЕНИЯ РАБОТЫ">
+            <w:r>
+              <w:rPr>
+                <w:rStyle w:val="Style13"/>
+              </w:rPr>
+              <w:t>ХОД ВЫПОЛНЕНИЯ РАБОТЫ</w:t>
+              <w:tab/>
+              <w:t>36</w:t>
+            </w:r>
+          </w:hyperlink>
+        </w:p>
+        <w:p>
+          <w:pPr>
+            <w:pStyle w:val="TOC3"/>
+            <w:tabs>
+              <w:tab w:val="clear" w:pos="8788"/>
+              <w:tab w:val="right" w:pos="9354" w:leader="dot"/>
+            </w:tabs>
+            <w:rPr/>
+          </w:pPr>
+          <w:hyperlink w:anchor="__RefHeading___Toc4016_3845848713" w:tooltip="ВЫВОД">
+            <w:r>
+              <w:rPr>
+                <w:rStyle w:val="Style13"/>
+              </w:rPr>
+              <w:t>ВЫВОД</w:t>
+              <w:tab/>
+              <w:t>38</w:t>
             </w:r>
           </w:hyperlink>
         </w:p>
@@ -2663,14 +2637,74 @@
             </w:tabs>
             <w:rPr/>
           </w:pPr>
-          <w:hyperlink w:anchor="__RefHeading___Toc437_2363055178" w:tooltip="Основные сведения об объекте автоматизации">
+          <w:hyperlink w:anchor="__RefHeading___Toc17897_3353666639" w:tooltip="Практическая работа №3. Функциональное проектирование модели информационной системы с использованием методологии SADT">
             <w:r>
               <w:rPr>
                 <w:rStyle w:val="Style13"/>
               </w:rPr>
-              <w:t>3.1. Основные сведения об объекте автоматизации</w:t>
+              <w:t>Практическая работа №3. Функциональное проектирование модели информационной системы с использованием методологии SADT</w:t>
               <w:tab/>
-              <w:t>13</w:t>
+              <w:t>39</w:t>
+            </w:r>
+          </w:hyperlink>
+        </w:p>
+        <w:p>
+          <w:pPr>
+            <w:pStyle w:val="TOC3"/>
+            <w:tabs>
+              <w:tab w:val="clear" w:pos="8788"/>
+              <w:tab w:val="right" w:pos="9354" w:leader="dot"/>
+            </w:tabs>
+            <w:rPr/>
+          </w:pPr>
+          <w:hyperlink w:anchor="__RefHeading___Toc4014_3845848713" w:tooltip="ЦЕЛЬ РАБОТЫ">
+            <w:r>
+              <w:rPr>
+                <w:rStyle w:val="Style13"/>
+              </w:rPr>
+              <w:t>ЦЕЛЬ РАБОТЫ</w:t>
+              <w:tab/>
+              <w:t>39</w:t>
+            </w:r>
+          </w:hyperlink>
+        </w:p>
+        <w:p>
+          <w:pPr>
+            <w:pStyle w:val="TOC3"/>
+            <w:tabs>
+              <w:tab w:val="clear" w:pos="8788"/>
+              <w:tab w:val="right" w:pos="9354" w:leader="dot"/>
+            </w:tabs>
+            <w:rPr/>
+          </w:pPr>
+          <w:hyperlink w:anchor="__RefHeading___Toc4012_3845848713" w:tooltip="ХОД ВЫПОЛНЕНИЯ РАБОТЫ">
+            <w:r>
+              <w:rPr>
+                <w:rStyle w:val="Style13"/>
+              </w:rPr>
+              <w:t>ХОД ВЫПОЛНЕНИЯ РАБОТЫ</w:t>
+              <w:tab/>
+              <w:t>39</w:t>
+            </w:r>
+          </w:hyperlink>
+        </w:p>
+        <w:p>
+          <w:pPr>
+            <w:pStyle w:val="TOC3"/>
+            <w:tabs>
+              <w:tab w:val="clear" w:pos="8788"/>
+              <w:tab w:val="right" w:pos="9354" w:leader="dot"/>
+            </w:tabs>
+            <w:rPr/>
+          </w:pPr>
+          <w:hyperlink w:anchor="__RefHeading___Toc4010_3845848713" w:tooltip="ВЫВОД">
+            <w:r>
+              <w:rPr>
+                <w:rStyle w:val="Style13"/>
+              </w:rPr>
+              <w:t>ВЫВОД</w:t>
+              <w:tab/>
+              <w:t>42</w:t>
             </w:r>
           </w:hyperlink>
         </w:p>
@@ -2683,34 +2717,74 @@
             </w:tabs>
             <w:rPr/>
           </w:pPr>
-          <w:hyperlink w:anchor="__RefHeading___Toc439_2363055178" w:tooltip="Сведения об условиях эксплуатации объекта автоматизации и характеристиках окружающей среды">
+          <w:hyperlink w:anchor="__RefHeading___Toc17911_3353666639" w:tooltip="Практическая работа №4. Проектирование функциональной модели информационной системы в нотации IDEF0">
             <w:r>
               <w:rPr>
                 <w:rStyle w:val="Style13"/>
               </w:rPr>
-              <w:t>3.2. Сведения об условиях эксплуатации объекта автоматизации и характеристиках окружающей среды</w:t>
+              <w:t>Практическая работа №4. Проектирование функциональной модели информационной системы в нотации IDEF0</w:t>
               <w:tab/>
-              <w:t>13</w:t>
+              <w:t>44</w:t>
             </w:r>
           </w:hyperlink>
         </w:p>
         <w:p>
           <w:pPr>
-            <w:pStyle w:val="TOC1"/>
+            <w:pStyle w:val="TOC3"/>
             <w:tabs>
-              <w:tab w:val="clear" w:pos="9355"/>
+              <w:tab w:val="clear" w:pos="8788"/>
               <w:tab w:val="right" w:pos="9354" w:leader="dot"/>
             </w:tabs>
             <w:rPr/>
           </w:pPr>
-          <w:hyperlink w:anchor="__RefHeading___Toc189_884528406" w:tooltip="Требования к Подсистеме">
+          <w:hyperlink w:anchor="__RefHeading___Toc4008_3845848713" w:tooltip="ЦЕЛЬ РАБОТЫ">
             <w:r>
               <w:rPr>
                 <w:rStyle w:val="Style13"/>
               </w:rPr>
-              <w:t>4. Требования к Подсистеме</w:t>
+              <w:t>ЦЕЛЬ РАБОТЫ</w:t>
               <w:tab/>
-              <w:t>14</w:t>
+              <w:t>44</w:t>
+            </w:r>
+          </w:hyperlink>
+        </w:p>
+        <w:p>
+          <w:pPr>
+            <w:pStyle w:val="TOC3"/>
+            <w:tabs>
+              <w:tab w:val="clear" w:pos="8788"/>
+              <w:tab w:val="right" w:pos="9354" w:leader="dot"/>
+            </w:tabs>
+            <w:rPr/>
+          </w:pPr>
+          <w:hyperlink w:anchor="__RefHeading___Toc4006_3845848713" w:tooltip="ХОД ВЫПОЛНЕНИЯ РАБОТЫ">
+            <w:r>
+              <w:rPr>
+                <w:rStyle w:val="Style13"/>
+              </w:rPr>
+              <w:t>ХОД ВЫПОЛНЕНИЯ РАБОТЫ</w:t>
+              <w:tab/>
+              <w:t>44</w:t>
+            </w:r>
+          </w:hyperlink>
+        </w:p>
+        <w:p>
+          <w:pPr>
+            <w:pStyle w:val="TOC3"/>
+            <w:tabs>
+              <w:tab w:val="clear" w:pos="8788"/>
+              <w:tab w:val="right" w:pos="9354" w:leader="dot"/>
+            </w:tabs>
+            <w:rPr/>
+          </w:pPr>
+          <w:hyperlink w:anchor="__RefHeading___Toc4004_3845848713" w:tooltip="ВЫВОД">
+            <w:r>
+              <w:rPr>
+                <w:rStyle w:val="Style13"/>
+              </w:rPr>
+              <w:t>ВЫВОД</w:t>
+              <w:tab/>
+              <w:t>52</w:t>
             </w:r>
           </w:hyperlink>
         </w:p>
@@ -2723,14 +2797,14 @@
             </w:tabs>
             <w:rPr/>
           </w:pPr>
-          <w:hyperlink w:anchor="__RefHeading___Toc441_2363055178" w:tooltip="Требования к структуре Подсистемы в целом">
+          <w:hyperlink w:anchor="__RefHeading___Toc17947_3353666639" w:tooltip="Практическая работа №5. Проектирование модели потоков данных">
             <w:r>
               <w:rPr>
                 <w:rStyle w:val="Style13"/>
               </w:rPr>
-              <w:t>4.1. Требования к структуре Подсистемы в целом</w:t>
+              <w:t>Практическая работа №5. Проектирование модели потоков данных</w:t>
               <w:tab/>
-              <w:t>14</w:t>
+              <w:t>53</w:t>
             </w:r>
           </w:hyperlink>
         </w:p>
@@ -2743,14 +2817,14 @@
             </w:tabs>
             <w:rPr/>
           </w:pPr>
-          <w:hyperlink w:anchor="__RefHeading___Toc443_2363055178" w:tooltip="Состав Подсистемы">
+          <w:hyperlink w:anchor="__RefHeading___Toc4002_3845848713" w:tooltip="ЦЕЛЬ РАБОТЫ">
             <w:r>
               <w:rPr>
                 <w:rStyle w:val="Style13"/>
               </w:rPr>
-              <w:t>4.1.1. Состав Подсистемы</w:t>
+              <w:t>ЦЕЛЬ РАБОТЫ</w:t>
               <w:tab/>
-              <w:t>14</w:t>
+              <w:t>53</w:t>
             </w:r>
           </w:hyperlink>
         </w:p>
@@ -2763,14 +2837,14 @@
             </w:tabs>
             <w:rPr/>
           </w:pPr>
-          <w:hyperlink w:anchor="__RefHeading___Toc445_2363055178" w:tooltip="Требования к способам и средствам информационного взаимодействия компонентов Подсистемы">
+          <w:hyperlink w:anchor="__RefHeading___Toc4000_3845848713" w:tooltip="ХОД ВЫПОЛНЕНИЯ РАБОТЫ">
             <w:r>
               <w:rPr>
                 <w:rStyle w:val="Style13"/>
               </w:rPr>
-              <w:t>4.1.2. Требования к способам и средствам информационного взаимодействия компонентов Подсистемы</w:t>
+              <w:t>ХОД ВЫПОЛНЕНИЯ РАБОТЫ</w:t>
               <w:tab/>
-              <w:t>15</w:t>
+              <w:t>53</w:t>
             </w:r>
           </w:hyperlink>
         </w:p>
@@ -2783,14 +2857,34 @@
             </w:tabs>
             <w:rPr/>
           </w:pPr>
-          <w:hyperlink w:anchor="__RefHeading___Toc447_2363055178" w:tooltip="Требования к режимам функционирования Подсистемы">
+          <w:hyperlink w:anchor="__RefHeading___Toc3998_3845848713" w:tooltip="ВЫВОД">
             <w:r>
               <w:rPr>
                 <w:rStyle w:val="Style13"/>
               </w:rPr>
-              <w:t>4.1.3. Требования к режимам функционирования Подсистемы</w:t>
+              <w:t>ВЫВОД</w:t>
               <w:tab/>
-              <w:t>15</w:t>
+              <w:t>61</w:t>
+            </w:r>
+          </w:hyperlink>
+        </w:p>
+        <w:p>
+          <w:pPr>
+            <w:pStyle w:val="TOC2"/>
+            <w:tabs>
+              <w:tab w:val="clear" w:pos="9072"/>
+              <w:tab w:val="right" w:pos="9354" w:leader="dot"/>
+            </w:tabs>
+            <w:rPr/>
+          </w:pPr>
+          <w:hyperlink w:anchor="__RefHeading___Toc17993_3353666639" w:tooltip="Практическая работа №6. Проектирование структуры данных информационной системы и создание ER-диаграммы">
+            <w:r>
+              <w:rPr>
+                <w:rStyle w:val="Style13"/>
+              </w:rPr>
+              <w:t>Практическая работа №6. Проектирование структуры данных информационной системы и создание ER-диаграммы</w:t>
+              <w:tab/>
+              <w:t>62</w:t>
             </w:r>
           </w:hyperlink>
         </w:p>
@@ -2803,14 +2897,14 @@
             </w:tabs>
             <w:rPr/>
           </w:pPr>
-          <w:hyperlink w:anchor="__RefHeading___Toc449_2363055178" w:tooltip="Требования по диагностированию Подсистемы">
+          <w:hyperlink w:anchor="__RefHeading___Toc3996_3845848713" w:tooltip="ЦЕЛЬ РАБОТЫ">
             <w:r>
               <w:rPr>
                 <w:rStyle w:val="Style13"/>
               </w:rPr>
-              <w:t>4.1.4. Требования по диагностированию Подсистемы</w:t>
+              <w:t>ЦЕЛЬ РАБОТЫ</w:t>
               <w:tab/>
-              <w:t>16</w:t>
+              <w:t>62</w:t>
             </w:r>
           </w:hyperlink>
         </w:p>
@@ -2823,14 +2917,14 @@
             </w:tabs>
             <w:rPr/>
           </w:pPr>
-          <w:hyperlink w:anchor="__RefHeading___Toc451_2363055178" w:tooltip="Перспективы развития, модернизации Подсистемы">
+          <w:hyperlink w:anchor="__RefHeading___Toc3994_3845848713" w:tooltip="ХОД ВЫПОЛНЕНИЯ РАБОТЫ">
             <w:r>
               <w:rPr>
                 <w:rStyle w:val="Style13"/>
               </w:rPr>
-              <w:t>4.1.5. Перспективы развития, модернизации Подсистемы</w:t>
+              <w:t>ХОД ВЫПОЛНЕНИЯ РАБОТЫ</w:t>
               <w:tab/>
-              <w:t>16</w:t>
+              <w:t>63</w:t>
             </w:r>
           </w:hyperlink>
         </w:p>
@@ -2843,14 +2937,14 @@
             </w:tabs>
             <w:rPr/>
           </w:pPr>
-          <w:hyperlink w:anchor="__RefHeading___Toc1359_3782574610" w:tooltip="Архитектура Подсистемы">
+          <w:hyperlink w:anchor="__RefHeading___Toc3992_3845848713" w:tooltip="ВЫВОД">
             <w:r>
               <w:rPr>
                 <w:rStyle w:val="Style13"/>
               </w:rPr>
-              <w:t>4.1.6. Архитектура Подсистемы</w:t>
+              <w:t>ВЫВОД</w:t>
               <w:tab/>
-              <w:t>16</w:t>
+              <w:t>67</w:t>
             </w:r>
           </w:hyperlink>
         </w:p>
@@ -2863,14 +2957,14 @@
             </w:tabs>
             <w:rPr/>
           </w:pPr>
-          <w:hyperlink w:anchor="__RefHeading___Toc453_2363055178" w:tooltip="Требования к функциям (задачам), выполняемым Подсистемой">
+          <w:hyperlink w:anchor="__RefHeading___Toc17995_3353666639" w:tooltip="Практическая работа №7. Создание диаграммы состояний">
             <w:r>
               <w:rPr>
                 <w:rStyle w:val="Style13"/>
               </w:rPr>
-              <w:t>4.2. Требования к функциям (задачам), выполняемым Подсистемой</w:t>
+              <w:t>Практическая работа №7. Создание диаграммы состояний</w:t>
               <w:tab/>
-              <w:t>19</w:t>
+              <w:t>68</w:t>
             </w:r>
           </w:hyperlink>
         </w:p>
@@ -2883,14 +2977,14 @@
             </w:tabs>
             <w:rPr/>
           </w:pPr>
-          <w:hyperlink w:anchor="__RefHeading___Toc455_2363055178" w:tooltip="Сбор и подготовка данных о занятиях">
+          <w:hyperlink w:anchor="__RefHeading___Toc3990_3845848713" w:tooltip="ЦЕЛЬ РАБОТЫ">
             <w:r>
               <w:rPr>
                 <w:rStyle w:val="Style13"/>
               </w:rPr>
-              <w:t>4.2.1. Сбор и подготовка данных о занятиях</w:t>
+              <w:t>ЦЕЛЬ РАБОТЫ</w:t>
               <w:tab/>
-              <w:t>19</w:t>
+              <w:t>68</w:t>
             </w:r>
           </w:hyperlink>
         </w:p>
@@ -2903,14 +2997,14 @@
             </w:tabs>
             <w:rPr/>
           </w:pPr>
-          <w:hyperlink w:anchor="__RefHeading___Toc457_2363055178" w:tooltip="Формирование списка получателей">
+          <w:hyperlink w:anchor="__RefHeading___Toc3988_3845848713" w:tooltip="ХОД ВЫПОЛНЕНИЯ РАБОТЫ">
             <w:r>
               <w:rPr>
                 <w:rStyle w:val="Style13"/>
               </w:rPr>
-              <w:t>4.2.2. Формирование списка получателей</w:t>
+              <w:t>ХОД ВЫПОЛНЕНИЯ РАБОТЫ</w:t>
               <w:tab/>
-              <w:t>20</w:t>
+              <w:t>68</w:t>
             </w:r>
           </w:hyperlink>
         </w:p>
@@ -2923,14 +3017,34 @@
             </w:tabs>
             <w:rPr/>
           </w:pPr>
-          <w:hyperlink w:anchor="__RefHeading___Toc459_2363055178" w:tooltip="Отправка уведомлений">
+          <w:hyperlink w:anchor="__RefHeading___Toc3986_3845848713" w:tooltip="ВЫВОД">
             <w:r>
               <w:rPr>
                 <w:rStyle w:val="Style13"/>
               </w:rPr>
-              <w:t>4.2.3. Отправка уведомлений</w:t>
+              <w:t>ВЫВОД</w:t>
               <w:tab/>
-              <w:t>20</w:t>
+              <w:t>71</w:t>
+            </w:r>
+          </w:hyperlink>
+        </w:p>
+        <w:p>
+          <w:pPr>
+            <w:pStyle w:val="TOC2"/>
+            <w:tabs>
+              <w:tab w:val="clear" w:pos="9072"/>
+              <w:tab w:val="right" w:pos="9354" w:leader="dot"/>
+            </w:tabs>
+            <w:rPr/>
+          </w:pPr>
+          <w:hyperlink w:anchor="__RefHeading___Toc17997_3353666639" w:tooltip="Практическая работа №8. Расчет информационной энтропии проектируемой системы">
+            <w:r>
+              <w:rPr>
+                <w:rStyle w:val="Style13"/>
+              </w:rPr>
+              <w:t>Практическая работа №8. Расчет информационной энтропии проектируемой системы</w:t>
+              <w:tab/>
+              <w:t>72</w:t>
             </w:r>
           </w:hyperlink>
         </w:p>
@@ -2943,14 +3057,14 @@
             </w:tabs>
             <w:rPr/>
           </w:pPr>
-          <w:hyperlink w:anchor="__RefHeading___Toc461_2363055178" w:tooltip="Управление подписками">
+          <w:hyperlink w:anchor="__RefHeading___Toc3984_3845848713" w:tooltip="ЦЕЛЬ РАБОТЫ">
             <w:r>
               <w:rPr>
                 <w:rStyle w:val="Style13"/>
               </w:rPr>
-              <w:t>4.2.4. Управление подписками</w:t>
+              <w:t>ЦЕЛЬ РАБОТЫ</w:t>
               <w:tab/>
-              <w:t>21</w:t>
+              <w:t>72</w:t>
             </w:r>
           </w:hyperlink>
         </w:p>
@@ -2963,14 +3077,14 @@
             </w:tabs>
             <w:rPr/>
           </w:pPr>
-          <w:hyperlink w:anchor="__RefHeading___Toc463_2363055178" w:tooltip="Логирование и отчетность">
+          <w:hyperlink w:anchor="__RefHeading___Toc3982_3845848713" w:tooltip="ХОД ВЫПОЛНЕНИЯ РАБОТЫ">
             <w:r>
               <w:rPr>
                 <w:rStyle w:val="Style13"/>
               </w:rPr>
-              <w:t>4.2.5. Логирование и отчетность</w:t>
+              <w:t>ХОД ВЫПОЛНЕНИЯ РАБОТЫ</w:t>
               <w:tab/>
-              <w:t>22</w:t>
+              <w:t>72</w:t>
             </w:r>
           </w:hyperlink>
         </w:p>
@@ -2983,2394 +3097,14 @@
             </w:tabs>
             <w:rPr/>
           </w:pPr>
-          <w:hyperlink w:anchor="__RefHeading___Toc1361_3782574610" w:tooltip="Администрирование и мониторинг">
+          <w:hyperlink w:anchor="__RefHeading___Toc3980_3845848713" w:tooltip="ВЫВОД">
             <w:r>
               <w:rPr>
                 <w:rStyle w:val="Style13"/>
               </w:rPr>
-              <w:t>4.2.6. Администрирование и мониторинг</w:t>
+              <w:t>ВЫВОД</w:t>
               <w:tab/>
-              <w:t>22</w:t>
-            </w:r>
-          </w:hyperlink>
-        </w:p>
-        <w:p>
-          <w:pPr>
-            <w:pStyle w:val="TOC3"/>
-            <w:tabs>
-              <w:tab w:val="clear" w:pos="8788"/>
-              <w:tab w:val="right" w:pos="9354" w:leader="dot"/>
-            </w:tabs>
-            <w:rPr/>
-          </w:pPr>
-          <w:hyperlink w:anchor="__RefHeading___Toc1363_3782574610" w:tooltip="Планирование задач">
-            <w:r>
-              <w:rPr>
-                <w:rStyle w:val="Style13"/>
-              </w:rPr>
-              <w:t>4.2.7. Планирование задач</w:t>
-              <w:tab/>
-              <w:t>23</w:t>
-            </w:r>
-          </w:hyperlink>
-        </w:p>
-        <w:p>
-          <w:pPr>
-            <w:pStyle w:val="TOC3"/>
-            <w:tabs>
-              <w:tab w:val="clear" w:pos="8788"/>
-              <w:tab w:val="right" w:pos="9354" w:leader="dot"/>
-            </w:tabs>
-            <w:rPr/>
-          </w:pPr>
-          <w:hyperlink w:anchor="__RefHeading___Toc1365_3782574610" w:tooltip="Интеграция с внешними сервисами">
-            <w:r>
-              <w:rPr>
-                <w:rStyle w:val="Style13"/>
-              </w:rPr>
-              <w:t>4.2.8. Интеграция с внешними сервисами</w:t>
-              <w:tab/>
-              <w:t>23</w:t>
-            </w:r>
-          </w:hyperlink>
-        </w:p>
-        <w:p>
-          <w:pPr>
-            <w:pStyle w:val="TOC2"/>
-            <w:tabs>
-              <w:tab w:val="clear" w:pos="9072"/>
-              <w:tab w:val="right" w:pos="9354" w:leader="dot"/>
-            </w:tabs>
-            <w:rPr/>
-          </w:pPr>
-          <w:hyperlink w:anchor="__RefHeading___Toc465_2363055178" w:tooltip="Требования к видам обеспечения Подсистемы">
-            <w:r>
-              <w:rPr>
-                <w:rStyle w:val="Style13"/>
-              </w:rPr>
-              <w:t>4.3. Требования к видам обеспечения Подсистемы</w:t>
-              <w:tab/>
-              <w:t>24</w:t>
-            </w:r>
-          </w:hyperlink>
-        </w:p>
-        <w:p>
-          <w:pPr>
-            <w:pStyle w:val="TOC3"/>
-            <w:tabs>
-              <w:tab w:val="clear" w:pos="8788"/>
-              <w:tab w:val="right" w:pos="9354" w:leader="dot"/>
-            </w:tabs>
-            <w:rPr/>
-          </w:pPr>
-          <w:hyperlink w:anchor="__RefHeading___Toc467_2363055178" w:tooltip="Информационное обеспечение">
-            <w:r>
-              <w:rPr>
-                <w:rStyle w:val="Style13"/>
-              </w:rPr>
-              <w:t>4.3.1. Информационное обеспечение</w:t>
-              <w:tab/>
-              <w:t>24</w:t>
-            </w:r>
-          </w:hyperlink>
-        </w:p>
-        <w:p>
-          <w:pPr>
-            <w:pStyle w:val="TOC3"/>
-            <w:tabs>
-              <w:tab w:val="clear" w:pos="8788"/>
-              <w:tab w:val="right" w:pos="9354" w:leader="dot"/>
-            </w:tabs>
-            <w:rPr/>
-          </w:pPr>
-          <w:hyperlink w:anchor="__RefHeading___Toc469_2363055178" w:tooltip="Программное обеспечение">
-            <w:r>
-              <w:rPr>
-                <w:rStyle w:val="Style13"/>
-              </w:rPr>
-              <w:t>4.3.2. Программное обеспечение</w:t>
-              <w:tab/>
-              <w:t>24</w:t>
-            </w:r>
-          </w:hyperlink>
-        </w:p>
-        <w:p>
-          <w:pPr>
-            <w:pStyle w:val="TOC3"/>
-            <w:tabs>
-              <w:tab w:val="clear" w:pos="8788"/>
-              <w:tab w:val="right" w:pos="9354" w:leader="dot"/>
-            </w:tabs>
-            <w:rPr/>
-          </w:pPr>
-          <w:hyperlink w:anchor="__RefHeading___Toc471_2363055178" w:tooltip="Техническое обеспечение">
-            <w:r>
-              <w:rPr>
-                <w:rStyle w:val="Style13"/>
-              </w:rPr>
-              <w:t>4.3.3. Техническое обеспечение</w:t>
-              <w:tab/>
-              <w:t>25</w:t>
-            </w:r>
-          </w:hyperlink>
-        </w:p>
-        <w:p>
-          <w:pPr>
-            <w:pStyle w:val="TOC3"/>
-            <w:tabs>
-              <w:tab w:val="clear" w:pos="8788"/>
-              <w:tab w:val="right" w:pos="9354" w:leader="dot"/>
-            </w:tabs>
-            <w:rPr/>
-          </w:pPr>
-          <w:hyperlink w:anchor="__RefHeading___Toc473_2363055178" w:tooltip="Лингвистическое обеспечение">
-            <w:r>
-              <w:rPr>
-                <w:rStyle w:val="Style13"/>
-              </w:rPr>
-              <w:t>4.3.4. Лингвистическое обеспечение</w:t>
-              <w:tab/>
-              <w:t>25</w:t>
-            </w:r>
-          </w:hyperlink>
-        </w:p>
-        <w:p>
-          <w:pPr>
-            <w:pStyle w:val="TOC3"/>
-            <w:tabs>
-              <w:tab w:val="clear" w:pos="8788"/>
-              <w:tab w:val="right" w:pos="9354" w:leader="dot"/>
-            </w:tabs>
-            <w:rPr/>
-          </w:pPr>
-          <w:hyperlink w:anchor="__RefHeading___Toc475_2363055178" w:tooltip="Организационное обеспечение">
-            <w:r>
-              <w:rPr>
-                <w:rStyle w:val="Style13"/>
-              </w:rPr>
-              <w:t>4.3.5. Организационное обеспечение</w:t>
-              <w:tab/>
-              <w:t>26</w:t>
-            </w:r>
-          </w:hyperlink>
-        </w:p>
-        <w:p>
-          <w:pPr>
-            <w:pStyle w:val="TOC3"/>
-            <w:tabs>
-              <w:tab w:val="clear" w:pos="8788"/>
-              <w:tab w:val="right" w:pos="9354" w:leader="dot"/>
-            </w:tabs>
-            <w:rPr/>
-          </w:pPr>
-          <w:hyperlink w:anchor="__RefHeading___Toc477_2363055178" w:tooltip="Методическое обеспечение">
-            <w:r>
-              <w:rPr>
-                <w:rStyle w:val="Style13"/>
-              </w:rPr>
-              <w:t>4.3.6. Методическое обеспечение</w:t>
-              <w:tab/>
-              <w:t>26</w:t>
-            </w:r>
-          </w:hyperlink>
-        </w:p>
-        <w:p>
-          <w:pPr>
-            <w:pStyle w:val="TOC3"/>
-            <w:tabs>
-              <w:tab w:val="clear" w:pos="8788"/>
-              <w:tab w:val="right" w:pos="9354" w:leader="dot"/>
-            </w:tabs>
-            <w:rPr/>
-          </w:pPr>
-          <w:hyperlink w:anchor="__RefHeading___Toc479_2363055178" w:tooltip="Математическое обеспечение">
-            <w:r>
-              <w:rPr>
-                <w:rStyle w:val="Style13"/>
-              </w:rPr>
-              <w:t>4.3.7. Математическое обеспечение</w:t>
-              <w:tab/>
-              <w:t>26</w:t>
-            </w:r>
-          </w:hyperlink>
-        </w:p>
-        <w:p>
-          <w:pPr>
-            <w:pStyle w:val="TOC3"/>
-            <w:tabs>
-              <w:tab w:val="clear" w:pos="8788"/>
-              <w:tab w:val="right" w:pos="9354" w:leader="dot"/>
-            </w:tabs>
-            <w:rPr/>
-          </w:pPr>
-          <w:hyperlink w:anchor="__RefHeading___Toc481_2363055178" w:tooltip="Метрологическое обеспечение">
-            <w:r>
-              <w:rPr>
-                <w:rStyle w:val="Style13"/>
-              </w:rPr>
-              <w:t>4.3.8. Метрологическое обеспечение</w:t>
-              <w:tab/>
-              <w:t>26</w:t>
-            </w:r>
-          </w:hyperlink>
-        </w:p>
-        <w:p>
-          <w:pPr>
-            <w:pStyle w:val="TOC2"/>
-            <w:tabs>
-              <w:tab w:val="clear" w:pos="9072"/>
-              <w:tab w:val="right" w:pos="9354" w:leader="dot"/>
-            </w:tabs>
-            <w:rPr/>
-          </w:pPr>
-          <w:hyperlink w:anchor="__RefHeading___Toc483_2363055178" w:tooltip="Общие технические требования к Подсистеме">
-            <w:r>
-              <w:rPr>
-                <w:rStyle w:val="Style13"/>
-              </w:rPr>
-              <w:t>4.4. Общие технические требования к Подсистеме</w:t>
-              <w:tab/>
-              <w:t>26</w:t>
-            </w:r>
-          </w:hyperlink>
-        </w:p>
-        <w:p>
-          <w:pPr>
-            <w:pStyle w:val="TOC3"/>
-            <w:tabs>
-              <w:tab w:val="clear" w:pos="8788"/>
-              <w:tab w:val="right" w:pos="9354" w:leader="dot"/>
-            </w:tabs>
-            <w:rPr/>
-          </w:pPr>
-          <w:hyperlink w:anchor="__RefHeading___Toc485_2363055178" w:tooltip="Требования к численности и квалификации персонала и пользователей Подсистемы">
-            <w:r>
-              <w:rPr>
-                <w:rStyle w:val="Style13"/>
-              </w:rPr>
-              <w:t>4.4.1. Требования к численности и квалификации персонала и пользователей Подсистемы</w:t>
-              <w:tab/>
-              <w:t>26</w:t>
-            </w:r>
-          </w:hyperlink>
-        </w:p>
-        <w:p>
-          <w:pPr>
-            <w:pStyle w:val="TOC3"/>
-            <w:tabs>
-              <w:tab w:val="clear" w:pos="8788"/>
-              <w:tab w:val="right" w:pos="9354" w:leader="dot"/>
-            </w:tabs>
-            <w:rPr/>
-          </w:pPr>
-          <w:hyperlink w:anchor="__RefHeading___Toc487_2363055178" w:tooltip="Требования к показателям назначения">
-            <w:r>
-              <w:rPr>
-                <w:rStyle w:val="Style13"/>
-              </w:rPr>
-              <w:t>4.4.2. Требования к показателям назначения</w:t>
-              <w:tab/>
-              <w:t>27</w:t>
-            </w:r>
-          </w:hyperlink>
-        </w:p>
-        <w:p>
-          <w:pPr>
-            <w:pStyle w:val="TOC3"/>
-            <w:tabs>
-              <w:tab w:val="clear" w:pos="8788"/>
-              <w:tab w:val="right" w:pos="9354" w:leader="dot"/>
-            </w:tabs>
-            <w:rPr/>
-          </w:pPr>
-          <w:hyperlink w:anchor="__RefHeading___Toc489_2363055178" w:tooltip="Требования к надёжности">
-            <w:r>
-              <w:rPr>
-                <w:rStyle w:val="Style13"/>
-              </w:rPr>
-              <w:t>4.4.3. Требования к надёжности</w:t>
-              <w:tab/>
-              <w:t>27</w:t>
-            </w:r>
-          </w:hyperlink>
-        </w:p>
-        <w:p>
-          <w:pPr>
-            <w:pStyle w:val="TOC3"/>
-            <w:tabs>
-              <w:tab w:val="clear" w:pos="8788"/>
-              <w:tab w:val="right" w:pos="9354" w:leader="dot"/>
-            </w:tabs>
-            <w:rPr/>
-          </w:pPr>
-          <w:hyperlink w:anchor="__RefHeading___Toc491_2363055178" w:tooltip="Требования по безопасности">
-            <w:r>
-              <w:rPr>
-                <w:rStyle w:val="Style13"/>
-              </w:rPr>
-              <w:t>4.4.4. Требования по безопасности</w:t>
-              <w:tab/>
-              <w:t>27</w:t>
-            </w:r>
-          </w:hyperlink>
-        </w:p>
-        <w:p>
-          <w:pPr>
-            <w:pStyle w:val="TOC3"/>
-            <w:tabs>
-              <w:tab w:val="clear" w:pos="8788"/>
-              <w:tab w:val="right" w:pos="9354" w:leader="dot"/>
-            </w:tabs>
-            <w:rPr/>
-          </w:pPr>
-          <w:hyperlink w:anchor="__RefHeading___Toc493_2363055178" w:tooltip="Требования к эргономике и технической эстетике">
-            <w:r>
-              <w:rPr>
-                <w:rStyle w:val="Style13"/>
-              </w:rPr>
-              <w:t>4.4.5. Требования к эргономике и технической эстетике</w:t>
-              <w:tab/>
-              <w:t>28</w:t>
-            </w:r>
-          </w:hyperlink>
-        </w:p>
-        <w:p>
-          <w:pPr>
-            <w:pStyle w:val="TOC3"/>
-            <w:tabs>
-              <w:tab w:val="clear" w:pos="8788"/>
-              <w:tab w:val="right" w:pos="9354" w:leader="dot"/>
-            </w:tabs>
-            <w:rPr/>
-          </w:pPr>
-          <w:hyperlink w:anchor="__RefHeading___Toc495_2363055178" w:tooltip="Требования к эксплуатации, техническому обслуживанию, ремонту и хранению компонентов Подсистемы">
-            <w:r>
-              <w:rPr>
-                <w:rStyle w:val="Style13"/>
-              </w:rPr>
-              <w:t>4.4.6. Требования к эксплуатации, техническому обслуживанию, ремонту и хранению компонентов Подсистемы</w:t>
-              <w:tab/>
-              <w:t>28</w:t>
-            </w:r>
-          </w:hyperlink>
-        </w:p>
-        <w:p>
-          <w:pPr>
-            <w:pStyle w:val="TOC3"/>
-            <w:tabs>
-              <w:tab w:val="clear" w:pos="8788"/>
-              <w:tab w:val="right" w:pos="9354" w:leader="dot"/>
-            </w:tabs>
-            <w:rPr/>
-          </w:pPr>
-          <w:hyperlink w:anchor="__RefHeading___Toc497_2363055178" w:tooltip="Требования к защите информации от несанкционированного доступа">
-            <w:r>
-              <w:rPr>
-                <w:rStyle w:val="Style13"/>
-              </w:rPr>
-              <w:t>4.4.7. Требования к защите информации от несанкционированного доступа</w:t>
-              <w:tab/>
-              <w:t>28</w:t>
-            </w:r>
-          </w:hyperlink>
-        </w:p>
-        <w:p>
-          <w:pPr>
-            <w:pStyle w:val="TOC3"/>
-            <w:tabs>
-              <w:tab w:val="clear" w:pos="8788"/>
-              <w:tab w:val="right" w:pos="9354" w:leader="dot"/>
-            </w:tabs>
-            <w:rPr/>
-          </w:pPr>
-          <w:hyperlink w:anchor="__RefHeading___Toc499_2363055178" w:tooltip="Требования по сохранности информации при авариях">
-            <w:r>
-              <w:rPr>
-                <w:rStyle w:val="Style13"/>
-              </w:rPr>
-              <w:t>4.4.8. Требования по сохранности информации при авариях</w:t>
-              <w:tab/>
-              <w:t>29</w:t>
-            </w:r>
-          </w:hyperlink>
-        </w:p>
-        <w:p>
-          <w:pPr>
-            <w:pStyle w:val="TOC3"/>
-            <w:tabs>
-              <w:tab w:val="clear" w:pos="8788"/>
-              <w:tab w:val="right" w:pos="9354" w:leader="dot"/>
-            </w:tabs>
-            <w:rPr/>
-          </w:pPr>
-          <w:hyperlink w:anchor="__RefHeading___Toc501_2363055178" w:tooltip="Требования к защите от влияния внешних воздействий">
-            <w:r>
-              <w:rPr>
-                <w:rStyle w:val="Style13"/>
-              </w:rPr>
-              <w:t>4.4.9. Требования к защите от влияния внешних воздействий</w:t>
-              <w:tab/>
-              <w:t>29</w:t>
-            </w:r>
-          </w:hyperlink>
-        </w:p>
-        <w:p>
-          <w:pPr>
-            <w:pStyle w:val="TOC3"/>
-            <w:tabs>
-              <w:tab w:val="clear" w:pos="8788"/>
-              <w:tab w:val="right" w:pos="9354" w:leader="dot"/>
-            </w:tabs>
-            <w:rPr/>
-          </w:pPr>
-          <w:hyperlink w:anchor="__RefHeading___Toc503_2363055178" w:tooltip="Требования к патентной чистоте и патентоспособности">
-            <w:r>
-              <w:rPr>
-                <w:rStyle w:val="Style13"/>
-              </w:rPr>
-              <w:t>4.4.10. Требования к патентной чистоте и патентоспособности</w:t>
-              <w:tab/>
-              <w:t>29</w:t>
-            </w:r>
-          </w:hyperlink>
-        </w:p>
-        <w:p>
-          <w:pPr>
-            <w:pStyle w:val="TOC3"/>
-            <w:tabs>
-              <w:tab w:val="clear" w:pos="8788"/>
-              <w:tab w:val="right" w:pos="9354" w:leader="dot"/>
-            </w:tabs>
-            <w:rPr/>
-          </w:pPr>
-          <w:hyperlink w:anchor="__RefHeading___Toc505_2363055178" w:tooltip="Требования по стандартизации и унификации">
-            <w:r>
-              <w:rPr>
-                <w:rStyle w:val="Style13"/>
-              </w:rPr>
-              <w:t>4.4.11. Требования по стандартизации и унификации</w:t>
-              <w:tab/>
-              <w:t>29</w:t>
-            </w:r>
-          </w:hyperlink>
-        </w:p>
-        <w:p>
-          <w:pPr>
-            <w:pStyle w:val="TOC3"/>
-            <w:tabs>
-              <w:tab w:val="clear" w:pos="8788"/>
-              <w:tab w:val="right" w:pos="9354" w:leader="dot"/>
-            </w:tabs>
-            <w:rPr/>
-          </w:pPr>
-          <w:hyperlink w:anchor="__RefHeading___Toc507_2363055178" w:tooltip="Дополнительные требования">
-            <w:r>
-              <w:rPr>
-                <w:rStyle w:val="Style13"/>
-              </w:rPr>
-              <w:t>4.4.12. Дополнительные требования</w:t>
-              <w:tab/>
-              <w:t>30</w:t>
-            </w:r>
-          </w:hyperlink>
-        </w:p>
-        <w:p>
-          <w:pPr>
-            <w:pStyle w:val="TOC1"/>
-            <w:tabs>
-              <w:tab w:val="clear" w:pos="9355"/>
-              <w:tab w:val="right" w:pos="9354" w:leader="dot"/>
-            </w:tabs>
-            <w:rPr/>
-          </w:pPr>
-          <w:hyperlink w:anchor="__RefHeading___Toc191_884528406" w:tooltip="Состав и содержание работ по созданию Подсистемы">
-            <w:r>
-              <w:rPr>
-                <w:rStyle w:val="Style13"/>
-              </w:rPr>
-              <w:t>5. Состав и содержание работ по созданию Подсистемы</w:t>
-              <w:tab/>
-              <w:t>31</w:t>
-            </w:r>
-          </w:hyperlink>
-        </w:p>
-        <w:p>
-          <w:pPr>
-            <w:pStyle w:val="TOC1"/>
-            <w:tabs>
-              <w:tab w:val="clear" w:pos="9355"/>
-              <w:tab w:val="right" w:pos="9354" w:leader="dot"/>
-            </w:tabs>
-            <w:rPr/>
-          </w:pPr>
-          <w:hyperlink w:anchor="__RefHeading___Toc193_884528406" w:tooltip="Порядок разработки Подсистемы">
-            <w:r>
-              <w:rPr>
-                <w:rStyle w:val="Style13"/>
-              </w:rPr>
-              <w:t>6. Порядок разработки Подсистемы</w:t>
-              <w:tab/>
-              <w:t>33</w:t>
-            </w:r>
-          </w:hyperlink>
-        </w:p>
-        <w:p>
-          <w:pPr>
-            <w:pStyle w:val="TOC2"/>
-            <w:tabs>
-              <w:tab w:val="clear" w:pos="9072"/>
-              <w:tab w:val="right" w:pos="9354" w:leader="dot"/>
-            </w:tabs>
-            <w:rPr/>
-          </w:pPr>
-          <w:hyperlink w:anchor="__RefHeading___Toc2523_345898378" w:tooltip="Порядок организации разработки Подсистемы">
-            <w:r>
-              <w:rPr>
-                <w:rStyle w:val="Style13"/>
-              </w:rPr>
-              <w:t>6.1. Порядок организации разработки Подсистемы</w:t>
-              <w:tab/>
-              <w:t>33</w:t>
-            </w:r>
-          </w:hyperlink>
-        </w:p>
-        <w:p>
-          <w:pPr>
-            <w:pStyle w:val="TOC2"/>
-            <w:tabs>
-              <w:tab w:val="clear" w:pos="9072"/>
-              <w:tab w:val="right" w:pos="9354" w:leader="dot"/>
-            </w:tabs>
-            <w:rPr/>
-          </w:pPr>
-          <w:hyperlink w:anchor="__RefHeading___Toc2525_345898378" w:tooltip="Перечень документов и исходных данных при разработке Подсистемы">
-            <w:r>
-              <w:rPr>
-                <w:rStyle w:val="Style13"/>
-              </w:rPr>
-              <w:t>6.2. Перечень документов и исходных данных при разработке Подсистемы</w:t>
-              <w:tab/>
-              <w:t>33</w:t>
-            </w:r>
-          </w:hyperlink>
-        </w:p>
-        <w:p>
-          <w:pPr>
-            <w:pStyle w:val="TOC2"/>
-            <w:tabs>
-              <w:tab w:val="clear" w:pos="9072"/>
-              <w:tab w:val="right" w:pos="9354" w:leader="dot"/>
-            </w:tabs>
-            <w:rPr/>
-          </w:pPr>
-          <w:hyperlink w:anchor="__RefHeading___Toc2527_345898378" w:tooltip="Перечень документов, предъявляемых по окончании соответствующих этапов работ">
-            <w:r>
-              <w:rPr>
-                <w:rStyle w:val="Style13"/>
-              </w:rPr>
-              <w:t>6.3. Перечень документов, предъявляемых по окончании соответствующих этапов работ</w:t>
-              <w:tab/>
-              <w:t>34</w:t>
-            </w:r>
-          </w:hyperlink>
-        </w:p>
-        <w:p>
-          <w:pPr>
-            <w:pStyle w:val="TOC2"/>
-            <w:tabs>
-              <w:tab w:val="clear" w:pos="9072"/>
-              <w:tab w:val="right" w:pos="9354" w:leader="dot"/>
-            </w:tabs>
-            <w:rPr/>
-          </w:pPr>
-          <w:hyperlink w:anchor="__RefHeading___Toc2529_345898378" w:tooltip="Порядок проведения экспертизы технической документации">
-            <w:r>
-              <w:rPr>
-                <w:rStyle w:val="Style13"/>
-              </w:rPr>
-              <w:t>6.4. Порядок проведения экспертизы технической документации</w:t>
-              <w:tab/>
-              <w:t>34</w:t>
-            </w:r>
-          </w:hyperlink>
-        </w:p>
-        <w:p>
-          <w:pPr>
-            <w:pStyle w:val="TOC2"/>
-            <w:tabs>
-              <w:tab w:val="clear" w:pos="9072"/>
-              <w:tab w:val="right" w:pos="9354" w:leader="dot"/>
-            </w:tabs>
-            <w:rPr/>
-          </w:pPr>
-          <w:hyperlink w:anchor="__RefHeading___Toc2531_345898378" w:tooltip="Перечень макетов, порядок их разработки, изготовления, испытаний, необходимость разработки на них документации, программы и методик испытаний">
-            <w:r>
-              <w:rPr>
-                <w:rStyle w:val="Style13"/>
-              </w:rPr>
-              <w:t>6.5. Перечень макетов, порядок их разработки, изготовления, испытаний, необходимость разработки на них документации, программы и методик испытаний</w:t>
-              <w:tab/>
-              <w:t>34</w:t>
-            </w:r>
-          </w:hyperlink>
-        </w:p>
-        <w:p>
-          <w:pPr>
-            <w:pStyle w:val="TOC2"/>
-            <w:tabs>
-              <w:tab w:val="clear" w:pos="9072"/>
-              <w:tab w:val="right" w:pos="9354" w:leader="dot"/>
-            </w:tabs>
-            <w:rPr/>
-          </w:pPr>
-          <w:hyperlink w:anchor="__RefHeading___Toc2533_345898378" w:tooltip="Порядок разработки, согласования и утверждения плана совместных работ по разработке Подсистемы">
-            <w:r>
-              <w:rPr>
-                <w:rStyle w:val="Style13"/>
-              </w:rPr>
-              <w:t>6.6. Порядок разработки, согласования и утверждения плана совместных работ по разработке Подсистемы</w:t>
-              <w:tab/>
-              <w:t>34</w:t>
-            </w:r>
-          </w:hyperlink>
-        </w:p>
-        <w:p>
-          <w:pPr>
-            <w:pStyle w:val="TOC2"/>
-            <w:tabs>
-              <w:tab w:val="clear" w:pos="9072"/>
-              <w:tab w:val="right" w:pos="9354" w:leader="dot"/>
-            </w:tabs>
-            <w:rPr/>
-          </w:pPr>
-          <w:hyperlink w:anchor="__RefHeading___Toc2535_345898378" w:tooltip="Порядок разработки, согласования и утверждения программы работ по стандартизации">
-            <w:r>
-              <w:rPr>
-                <w:rStyle w:val="Style13"/>
-              </w:rPr>
-              <w:t>6.7. Порядок разработки, согласования и утверждения программы работ по стандартизации</w:t>
-              <w:tab/>
-              <w:t>35</w:t>
-            </w:r>
-          </w:hyperlink>
-        </w:p>
-        <w:p>
-          <w:pPr>
-            <w:pStyle w:val="TOC2"/>
-            <w:tabs>
-              <w:tab w:val="clear" w:pos="9072"/>
-              <w:tab w:val="right" w:pos="9354" w:leader="dot"/>
-            </w:tabs>
-            <w:rPr/>
-          </w:pPr>
-          <w:hyperlink w:anchor="__RefHeading___Toc2537_345898378" w:tooltip="Требования к гарантийным обязательствам Разработчика">
-            <w:r>
-              <w:rPr>
-                <w:rStyle w:val="Style13"/>
-              </w:rPr>
-              <w:t>6.8. Требования к гарантийным обязательствам Разработчика</w:t>
-              <w:tab/>
-              <w:t>35</w:t>
-            </w:r>
-          </w:hyperlink>
-        </w:p>
-        <w:p>
-          <w:pPr>
-            <w:pStyle w:val="TOC2"/>
-            <w:tabs>
-              <w:tab w:val="clear" w:pos="9072"/>
-              <w:tab w:val="right" w:pos="9354" w:leader="dot"/>
-            </w:tabs>
-            <w:rPr/>
-          </w:pPr>
-          <w:hyperlink w:anchor="__RefHeading___Toc2539_345898378" w:tooltip="Порядок проведения технико-экономической оценки разработки Подсистемы">
-            <w:r>
-              <w:rPr>
-                <w:rStyle w:val="Style13"/>
-              </w:rPr>
-              <w:t>6.9. Порядок проведения технико-экономической оценки разработки Подсистемы</w:t>
-              <w:tab/>
-              <w:t>35</w:t>
-            </w:r>
-          </w:hyperlink>
-        </w:p>
-        <w:p>
-          <w:pPr>
-            <w:pStyle w:val="TOC2"/>
-            <w:tabs>
-              <w:tab w:val="clear" w:pos="9072"/>
-              <w:tab w:val="right" w:pos="9354" w:leader="dot"/>
-            </w:tabs>
-            <w:rPr/>
-          </w:pPr>
-          <w:hyperlink w:anchor="__RefHeading___Toc2541_345898378" w:tooltip="Порядок разработки, согласования и утверждения программы метрологического обеспечения, программы обеспечения надежности, программы эргономического обеспечения">
-            <w:r>
-              <w:rPr>
-                <w:rStyle w:val="Style13"/>
-              </w:rPr>
-              <w:t>6.10. Порядок разработки, согласования и утверждения программы метрологического обеспечения, программы обеспечения надежности, программы эргономического обеспечения</w:t>
-              <w:tab/>
-              <w:t>35</w:t>
-            </w:r>
-          </w:hyperlink>
-        </w:p>
-        <w:p>
-          <w:pPr>
-            <w:pStyle w:val="TOC1"/>
-            <w:tabs>
-              <w:tab w:val="clear" w:pos="9355"/>
-              <w:tab w:val="right" w:pos="9354" w:leader="dot"/>
-            </w:tabs>
-            <w:rPr/>
-          </w:pPr>
-          <w:hyperlink w:anchor="__RefHeading___Toc195_884528406" w:tooltip="Порядок контроля и приемки Подсистемы">
-            <w:r>
-              <w:rPr>
-                <w:rStyle w:val="Style13"/>
-              </w:rPr>
-              <w:t>7. Порядок контроля и приемки Подсистемы</w:t>
-              <w:tab/>
-              <w:t>36</w:t>
-            </w:r>
-          </w:hyperlink>
-        </w:p>
-        <w:p>
-          <w:pPr>
-            <w:pStyle w:val="TOC1"/>
-            <w:tabs>
-              <w:tab w:val="clear" w:pos="9355"/>
-              <w:tab w:val="right" w:pos="9354" w:leader="dot"/>
-            </w:tabs>
-            <w:rPr/>
-          </w:pPr>
-          <w:hyperlink w:anchor="__RefHeading___Toc197_884528406" w:tooltip="Требования к составу и содержанию работ по подготовке объекта автоматизации к вводу Подсистемы в действие">
-            <w:r>
-              <w:rPr>
-                <w:rStyle w:val="Style13"/>
-              </w:rPr>
-              <w:t>8. Требования к составу и содержанию работ по подготовке объекта автоматизации к вводу Подсистемы в действие</w:t>
-              <w:tab/>
-              <w:t>37</w:t>
-            </w:r>
-          </w:hyperlink>
-        </w:p>
-        <w:p>
-          <w:pPr>
-            <w:pStyle w:val="TOC1"/>
-            <w:tabs>
-              <w:tab w:val="clear" w:pos="9355"/>
-              <w:tab w:val="right" w:pos="9354" w:leader="dot"/>
-            </w:tabs>
-            <w:rPr/>
-          </w:pPr>
-          <w:hyperlink w:anchor="__RefHeading___Toc199_884528406" w:tooltip="Требования к документированию">
-            <w:r>
-              <w:rPr>
-                <w:rStyle w:val="Style13"/>
-              </w:rPr>
-              <w:t>9. Требования к документированию</w:t>
-              <w:tab/>
-              <w:t>38</w:t>
-            </w:r>
-          </w:hyperlink>
-        </w:p>
-        <w:p>
-          <w:pPr>
-            <w:pStyle w:val="TOC1"/>
-            <w:tabs>
-              <w:tab w:val="clear" w:pos="9355"/>
-              <w:tab w:val="right" w:pos="9354" w:leader="dot"/>
-            </w:tabs>
-            <w:rPr/>
-          </w:pPr>
-          <w:hyperlink w:anchor="__RefHeading___Toc201_884528406" w:tooltip="Источники разработки">
-            <w:r>
-              <w:rPr>
-                <w:rStyle w:val="Style13"/>
-              </w:rPr>
-              <w:t>10. Источники разработки</w:t>
-              <w:tab/>
-              <w:t>39</w:t>
-            </w:r>
-          </w:hyperlink>
-        </w:p>
-        <w:p>
-          <w:pPr>
-            <w:pStyle w:val="TOC1"/>
-            <w:tabs>
-              <w:tab w:val="clear" w:pos="9355"/>
-              <w:tab w:val="right" w:pos="9354" w:leader="dot"/>
-            </w:tabs>
-            <w:rPr/>
-          </w:pPr>
-          <w:hyperlink w:anchor="__RefHeading___Toc15796_3353666639" w:tooltip="Практическая работа № 2. Проектирование диаграммы прецедентов информационной системы в нотации UML">
-            <w:r>
-              <w:rPr>
-                <w:rStyle w:val="Style13"/>
-              </w:rPr>
-              <w:t>Практическая работа № 2. Проектирование диаграммы прецедентов информационной системы в нотации UML</w:t>
-              <w:tab/>
-              <w:t>40</w:t>
-            </w:r>
-          </w:hyperlink>
-        </w:p>
-        <w:p>
-          <w:pPr>
-            <w:pStyle w:val="TOC1"/>
-            <w:tabs>
-              <w:tab w:val="clear" w:pos="9355"/>
-              <w:tab w:val="right" w:pos="9354" w:leader="dot"/>
-            </w:tabs>
-            <w:rPr/>
-          </w:pPr>
-          <w:hyperlink w:anchor="__RefHeading___Toc15798_3353666639" w:tooltip="Студент">
-            <w:r>
-              <w:rPr>
-                <w:rStyle w:val="Style13"/>
-              </w:rPr>
-              <w:t>1. Студент</w:t>
-              <w:tab/>
-              <w:t>40</w:t>
-            </w:r>
-          </w:hyperlink>
-        </w:p>
-        <w:p>
-          <w:pPr>
-            <w:pStyle w:val="TOC1"/>
-            <w:tabs>
-              <w:tab w:val="clear" w:pos="9355"/>
-              <w:tab w:val="right" w:pos="9354" w:leader="dot"/>
-            </w:tabs>
-            <w:rPr/>
-          </w:pPr>
-          <w:hyperlink w:anchor="__RefHeading___Toc15800_3353666639" w:tooltip="Преподаватель">
-            <w:r>
-              <w:rPr>
-                <w:rStyle w:val="Style13"/>
-              </w:rPr>
-              <w:t>2. Преподаватель</w:t>
-              <w:tab/>
-              <w:t>40</w:t>
-            </w:r>
-          </w:hyperlink>
-        </w:p>
-        <w:p>
-          <w:pPr>
-            <w:pStyle w:val="TOC1"/>
-            <w:tabs>
-              <w:tab w:val="clear" w:pos="9355"/>
-              <w:tab w:val="right" w:pos="9354" w:leader="dot"/>
-            </w:tabs>
-            <w:rPr/>
-          </w:pPr>
-          <w:hyperlink w:anchor="__RefHeading___Toc15802_3353666639" w:tooltip="Администратор">
-            <w:r>
-              <w:rPr>
-                <w:rStyle w:val="Style13"/>
-              </w:rPr>
-              <w:t>3. Администратор</w:t>
-              <w:tab/>
-              <w:t>40</w:t>
-            </w:r>
-          </w:hyperlink>
-        </w:p>
-        <w:p>
-          <w:pPr>
-            <w:pStyle w:val="TOC1"/>
-            <w:tabs>
-              <w:tab w:val="clear" w:pos="9355"/>
-              <w:tab w:val="right" w:pos="9354" w:leader="dot"/>
-            </w:tabs>
-            <w:rPr/>
-          </w:pPr>
-          <w:hyperlink w:anchor="__RefHeading___Toc15804_3353666639" w:tooltip="Описание взаимодействия акторов с вариантами использования">
-            <w:r>
-              <w:rPr>
-                <w:rStyle w:val="Style13"/>
-              </w:rPr>
-              <w:t>4. Описание взаимодействия акторов с вариантами использования</w:t>
-              <w:tab/>
-              <w:t>41</w:t>
-            </w:r>
-          </w:hyperlink>
-        </w:p>
-        <w:p>
-          <w:pPr>
-            <w:pStyle w:val="TOC1"/>
-            <w:tabs>
-              <w:tab w:val="clear" w:pos="9355"/>
-              <w:tab w:val="right" w:pos="9354" w:leader="dot"/>
-            </w:tabs>
-            <w:rPr/>
-          </w:pPr>
-          <w:hyperlink w:anchor="__RefHeading___Toc17895_3353666639" w:tooltip="Диаграмма прецедентов">
-            <w:r>
-              <w:rPr>
-                <w:rStyle w:val="Style13"/>
-              </w:rPr>
-              <w:t>5. Диаграмма прецедентов</w:t>
-              <w:tab/>
-              <w:t>42</w:t>
-            </w:r>
-          </w:hyperlink>
-        </w:p>
-        <w:p>
-          <w:pPr>
-            <w:pStyle w:val="TOC1"/>
-            <w:tabs>
-              <w:tab w:val="clear" w:pos="9355"/>
-              <w:tab w:val="right" w:pos="9354" w:leader="dot"/>
-            </w:tabs>
-            <w:rPr/>
-          </w:pPr>
-          <w:hyperlink w:anchor="__RefHeading___Toc17897_3353666639" w:tooltip="Практическая работа №3. Функциональное проектирование модели информационной системы с использованием методологии SADT">
-            <w:r>
-              <w:rPr>
-                <w:rStyle w:val="Style13"/>
-              </w:rPr>
-              <w:t>Практическая работа №3. Функциональное проектирование модели информационной системы с использованием методологии SADT</w:t>
-              <w:tab/>
-              <w:t>43</w:t>
-            </w:r>
-          </w:hyperlink>
-        </w:p>
-        <w:p>
-          <w:pPr>
-            <w:pStyle w:val="TOC1"/>
-            <w:tabs>
-              <w:tab w:val="clear" w:pos="9355"/>
-              <w:tab w:val="right" w:pos="9354" w:leader="dot"/>
-            </w:tabs>
-            <w:rPr/>
-          </w:pPr>
-          <w:hyperlink w:anchor="__RefHeading___Toc17899_3353666639" w:tooltip="Введение">
-            <w:r>
-              <w:rPr>
-                <w:rStyle w:val="Style13"/>
-              </w:rPr>
-              <w:t>1. Введение</w:t>
-              <w:tab/>
-              <w:t>43</w:t>
-            </w:r>
-          </w:hyperlink>
-        </w:p>
-        <w:p>
-          <w:pPr>
-            <w:pStyle w:val="TOC1"/>
-            <w:tabs>
-              <w:tab w:val="clear" w:pos="9355"/>
-              <w:tab w:val="right" w:pos="9354" w:leader="dot"/>
-            </w:tabs>
-            <w:rPr/>
-          </w:pPr>
-          <w:hyperlink w:anchor="__RefHeading___Toc17901_3353666639" w:tooltip="Цель создания ИС">
-            <w:r>
-              <w:rPr>
-                <w:rStyle w:val="Style13"/>
-              </w:rPr>
-              <w:t>2. Цель создания ИС</w:t>
-              <w:tab/>
-              <w:t>43</w:t>
-            </w:r>
-          </w:hyperlink>
-        </w:p>
-        <w:p>
-          <w:pPr>
-            <w:pStyle w:val="TOC1"/>
-            <w:tabs>
-              <w:tab w:val="clear" w:pos="9355"/>
-              <w:tab w:val="right" w:pos="9354" w:leader="dot"/>
-            </w:tabs>
-            <w:rPr/>
-          </w:pPr>
-          <w:hyperlink w:anchor="__RefHeading___Toc17903_3353666639" w:tooltip="Краткое описание">
-            <w:r>
-              <w:rPr>
-                <w:rStyle w:val="Style13"/>
-              </w:rPr>
-              <w:t>3. Краткое описание</w:t>
-              <w:tab/>
-              <w:t>43</w:t>
-            </w:r>
-          </w:hyperlink>
-        </w:p>
-        <w:p>
-          <w:pPr>
-            <w:pStyle w:val="TOC1"/>
-            <w:tabs>
-              <w:tab w:val="clear" w:pos="9355"/>
-              <w:tab w:val="right" w:pos="9354" w:leader="dot"/>
-            </w:tabs>
-            <w:rPr/>
-          </w:pPr>
-          <w:hyperlink w:anchor="__RefHeading___Toc17905_3353666639" w:tooltip="Способ создания ИС">
-            <w:r>
-              <w:rPr>
-                <w:rStyle w:val="Style13"/>
-              </w:rPr>
-              <w:t>4. Способ создания ИС</w:t>
-              <w:tab/>
-              <w:t>44</w:t>
-            </w:r>
-          </w:hyperlink>
-        </w:p>
-        <w:p>
-          <w:pPr>
-            <w:pStyle w:val="TOC1"/>
-            <w:tabs>
-              <w:tab w:val="clear" w:pos="9355"/>
-              <w:tab w:val="right" w:pos="9354" w:leader="dot"/>
-            </w:tabs>
-            <w:rPr/>
-          </w:pPr>
-          <w:hyperlink w:anchor="__RefHeading___Toc17907_3353666639" w:tooltip="Проектирование контекстной диаграммы функциональной модели ИС">
-            <w:r>
-              <w:rPr>
-                <w:rStyle w:val="Style13"/>
-              </w:rPr>
-              <w:t>5. Проектирование контекстной диаграммы функциональной модели ИС</w:t>
-              <w:tab/>
-              <w:t>44</w:t>
-            </w:r>
-          </w:hyperlink>
-        </w:p>
-        <w:p>
-          <w:pPr>
-            <w:pStyle w:val="TOC1"/>
-            <w:tabs>
-              <w:tab w:val="clear" w:pos="9355"/>
-              <w:tab w:val="right" w:pos="9354" w:leader="dot"/>
-            </w:tabs>
-            <w:rPr/>
-          </w:pPr>
-          <w:hyperlink w:anchor="__RefHeading___Toc17909_3353666639" w:tooltip="Вывод">
-            <w:r>
-              <w:rPr>
-                <w:rStyle w:val="Style13"/>
-              </w:rPr>
-              <w:t>6. Вывод</w:t>
-              <w:tab/>
-              <w:t>46</w:t>
-            </w:r>
-          </w:hyperlink>
-        </w:p>
-        <w:p>
-          <w:pPr>
-            <w:pStyle w:val="TOC1"/>
-            <w:tabs>
-              <w:tab w:val="clear" w:pos="9355"/>
-              <w:tab w:val="right" w:pos="9354" w:leader="dot"/>
-            </w:tabs>
-            <w:rPr/>
-          </w:pPr>
-          <w:hyperlink w:anchor="__RefHeading___Toc17911_3353666639" w:tooltip="Практическая работа №4. Проектирование функциональной модели информационной системы в нотации IDEF0">
-            <w:r>
-              <w:rPr>
-                <w:rStyle w:val="Style13"/>
-              </w:rPr>
-              <w:t>Практическая работа №4. Проектирование функциональной модели информационной системы в нотации IDEF0</w:t>
-              <w:tab/>
-              <w:t>47</w:t>
-            </w:r>
-          </w:hyperlink>
-        </w:p>
-        <w:p>
-          <w:pPr>
-            <w:pStyle w:val="TOC1"/>
-            <w:tabs>
-              <w:tab w:val="clear" w:pos="9355"/>
-              <w:tab w:val="right" w:pos="9354" w:leader="dot"/>
-            </w:tabs>
-            <w:rPr/>
-          </w:pPr>
-          <w:hyperlink w:anchor="__RefHeading___Toc17913_3353666639" w:tooltip="Введение">
-            <w:r>
-              <w:rPr>
-                <w:rStyle w:val="Style13"/>
-              </w:rPr>
-              <w:t>1. Введение</w:t>
-              <w:tab/>
-              <w:t>47</w:t>
-            </w:r>
-          </w:hyperlink>
-        </w:p>
-        <w:p>
-          <w:pPr>
-            <w:pStyle w:val="TOC1"/>
-            <w:tabs>
-              <w:tab w:val="clear" w:pos="9355"/>
-              <w:tab w:val="right" w:pos="9354" w:leader="dot"/>
-            </w:tabs>
-            <w:rPr/>
-          </w:pPr>
-          <w:hyperlink w:anchor="__RefHeading___Toc17915_3353666639" w:tooltip="Декомпозиция контекстной диаграммы">
-            <w:r>
-              <w:rPr>
-                <w:rStyle w:val="Style13"/>
-              </w:rPr>
-              <w:t>2. Декомпозиция контекстной диаграммы</w:t>
-              <w:tab/>
-              <w:t>47</w:t>
-            </w:r>
-          </w:hyperlink>
-        </w:p>
-        <w:p>
-          <w:pPr>
-            <w:pStyle w:val="TOC2"/>
-            <w:tabs>
-              <w:tab w:val="clear" w:pos="9072"/>
-              <w:tab w:val="right" w:pos="9354" w:leader="dot"/>
-            </w:tabs>
-            <w:rPr/>
-          </w:pPr>
-          <w:hyperlink w:anchor="__RefHeading___Toc17917_3353666639" w:tooltip="Состав блоков диаграммы А0">
-            <w:r>
-              <w:rPr>
-                <w:rStyle w:val="Style13"/>
-              </w:rPr>
-              <w:t>2.1. Состав блоков диаграммы А0</w:t>
-              <w:tab/>
-              <w:t>47</w:t>
-            </w:r>
-          </w:hyperlink>
-        </w:p>
-        <w:p>
-          <w:pPr>
-            <w:pStyle w:val="TOC2"/>
-            <w:tabs>
-              <w:tab w:val="clear" w:pos="9072"/>
-              <w:tab w:val="right" w:pos="9354" w:leader="dot"/>
-            </w:tabs>
-            <w:rPr/>
-          </w:pPr>
-          <w:hyperlink w:anchor="__RefHeading___Toc17919_3353666639" w:tooltip="Описание функциональных блоков">
-            <w:r>
-              <w:rPr>
-                <w:rStyle w:val="Style13"/>
-              </w:rPr>
-              <w:t>2.2. Описание функциональных блоков</w:t>
-              <w:tab/>
-              <w:t>48</w:t>
-            </w:r>
-          </w:hyperlink>
-        </w:p>
-        <w:p>
-          <w:pPr>
-            <w:pStyle w:val="TOC3"/>
-            <w:tabs>
-              <w:tab w:val="clear" w:pos="8788"/>
-              <w:tab w:val="right" w:pos="9354" w:leader="dot"/>
-            </w:tabs>
-            <w:rPr/>
-          </w:pPr>
-          <w:hyperlink w:anchor="__RefHeading___Toc17921_3353666639" w:tooltip="А1: Сбор и подготовка данных о расписании">
-            <w:r>
-              <w:rPr>
-                <w:rStyle w:val="Style13"/>
-              </w:rPr>
-              <w:t>2.2.1. А1: Сбор и подготовка данных о расписании</w:t>
-              <w:tab/>
-              <w:t>48</w:t>
-            </w:r>
-          </w:hyperlink>
-        </w:p>
-        <w:p>
-          <w:pPr>
-            <w:pStyle w:val="TOC3"/>
-            <w:tabs>
-              <w:tab w:val="clear" w:pos="8788"/>
-              <w:tab w:val="right" w:pos="9354" w:leader="dot"/>
-            </w:tabs>
-            <w:rPr/>
-          </w:pPr>
-          <w:hyperlink w:anchor="__RefHeading___Toc17923_3353666639" w:tooltip="А2: Управление подписками студентов">
-            <w:r>
-              <w:rPr>
-                <w:rStyle w:val="Style13"/>
-              </w:rPr>
-              <w:t>2.2.2. А2: Управление подписками студентов</w:t>
-              <w:tab/>
-              <w:t>48</w:t>
-            </w:r>
-          </w:hyperlink>
-        </w:p>
-        <w:p>
-          <w:pPr>
-            <w:pStyle w:val="TOC3"/>
-            <w:tabs>
-              <w:tab w:val="clear" w:pos="8788"/>
-              <w:tab w:val="right" w:pos="9354" w:leader="dot"/>
-            </w:tabs>
-            <w:rPr/>
-          </w:pPr>
-          <w:hyperlink w:anchor="__RefHeading___Toc17925_3353666639" w:tooltip="А3: Формирование персонализированных уведомлений">
-            <w:r>
-              <w:rPr>
-                <w:rStyle w:val="Style13"/>
-              </w:rPr>
-              <w:t>2.2.3. А3: Формирование персонализированных уведомлений</w:t>
-              <w:tab/>
-              <w:t>49</w:t>
-            </w:r>
-          </w:hyperlink>
-        </w:p>
-        <w:p>
-          <w:pPr>
-            <w:pStyle w:val="TOC3"/>
-            <w:tabs>
-              <w:tab w:val="clear" w:pos="8788"/>
-              <w:tab w:val="right" w:pos="9354" w:leader="dot"/>
-            </w:tabs>
-            <w:rPr/>
-          </w:pPr>
-          <w:hyperlink w:anchor="__RefHeading___Toc17927_3353666639" w:tooltip="А4: Отправка уведомлений через внешние сервисы">
-            <w:r>
-              <w:rPr>
-                <w:rStyle w:val="Style13"/>
-              </w:rPr>
-              <w:t>2.2.4. А4: Отправка уведомлений через внешние сервисы</w:t>
-              <w:tab/>
-              <w:t>49</w:t>
-            </w:r>
-          </w:hyperlink>
-        </w:p>
-        <w:p>
-          <w:pPr>
-            <w:pStyle w:val="TOC3"/>
-            <w:tabs>
-              <w:tab w:val="clear" w:pos="8788"/>
-              <w:tab w:val="right" w:pos="9354" w:leader="dot"/>
-            </w:tabs>
-            <w:rPr/>
-          </w:pPr>
-          <w:hyperlink w:anchor="__RefHeading___Toc17929_3353666639" w:tooltip="А5: Ведение логирования и формирование отчётов">
-            <w:r>
-              <w:rPr>
-                <w:rStyle w:val="Style13"/>
-              </w:rPr>
-              <w:t>2.2.5. А5: Ведение логирования и формирование отчётов</w:t>
-              <w:tab/>
-              <w:t>50</w:t>
-            </w:r>
-          </w:hyperlink>
-        </w:p>
-        <w:p>
-          <w:pPr>
-            <w:pStyle w:val="TOC3"/>
-            <w:tabs>
-              <w:tab w:val="clear" w:pos="8788"/>
-              <w:tab w:val="right" w:pos="9354" w:leader="dot"/>
-            </w:tabs>
-            <w:rPr/>
-          </w:pPr>
-          <w:hyperlink w:anchor="__RefHeading___Toc17931_3353666639" w:tooltip="А6: Администрирование подсистемы">
-            <w:r>
-              <w:rPr>
-                <w:rStyle w:val="Style13"/>
-              </w:rPr>
-              <w:t>2.2.6. А6: Администрирование подсистемы</w:t>
-              <w:tab/>
-              <w:t>50</w:t>
-            </w:r>
-          </w:hyperlink>
-        </w:p>
-        <w:p>
-          <w:pPr>
-            <w:pStyle w:val="TOC1"/>
-            <w:tabs>
-              <w:tab w:val="clear" w:pos="9355"/>
-              <w:tab w:val="right" w:pos="9354" w:leader="dot"/>
-            </w:tabs>
-            <w:rPr/>
-          </w:pPr>
-          <w:hyperlink w:anchor="__RefHeading___Toc17933_3353666639" w:tooltip="Декомпозиция функционального блока А3 «Формирование персонализированных уведомлений»">
-            <w:r>
-              <w:rPr>
-                <w:rStyle w:val="Style13"/>
-              </w:rPr>
-              <w:t>3. Декомпозиция функционального блока А3 «Формирование персонализированных уведомлений»</w:t>
-              <w:tab/>
-              <w:t>51</w:t>
-            </w:r>
-          </w:hyperlink>
-        </w:p>
-        <w:p>
-          <w:pPr>
-            <w:pStyle w:val="TOC2"/>
-            <w:tabs>
-              <w:tab w:val="clear" w:pos="9072"/>
-              <w:tab w:val="right" w:pos="9354" w:leader="dot"/>
-            </w:tabs>
-            <w:rPr/>
-          </w:pPr>
-          <w:hyperlink w:anchor="__RefHeading___Toc17935_3353666639" w:tooltip="Состав блоков диаграммы А3">
-            <w:r>
-              <w:rPr>
-                <w:rStyle w:val="Style13"/>
-              </w:rPr>
-              <w:t>3.1. Состав блоков диаграммы А3</w:t>
-              <w:tab/>
-              <w:t>51</w:t>
-            </w:r>
-          </w:hyperlink>
-        </w:p>
-        <w:p>
-          <w:pPr>
-            <w:pStyle w:val="TOC2"/>
-            <w:tabs>
-              <w:tab w:val="clear" w:pos="9072"/>
-              <w:tab w:val="right" w:pos="9354" w:leader="dot"/>
-            </w:tabs>
-            <w:rPr/>
-          </w:pPr>
-          <w:hyperlink w:anchor="__RefHeading___Toc17937_3353666639" w:tooltip="Описание функциональных блоков">
-            <w:r>
-              <w:rPr>
-                <w:rStyle w:val="Style13"/>
-              </w:rPr>
-              <w:t>3.2. Описание функциональных блоков</w:t>
-              <w:tab/>
-              <w:t>52</w:t>
-            </w:r>
-          </w:hyperlink>
-        </w:p>
-        <w:p>
-          <w:pPr>
-            <w:pStyle w:val="TOC3"/>
-            <w:tabs>
-              <w:tab w:val="clear" w:pos="8788"/>
-              <w:tab w:val="right" w:pos="9354" w:leader="dot"/>
-            </w:tabs>
-            <w:rPr/>
-          </w:pPr>
-          <w:hyperlink w:anchor="__RefHeading___Toc17939_3353666639" w:tooltip="А31: Сопоставление расписания с подписками">
-            <w:r>
-              <w:rPr>
-                <w:rStyle w:val="Style13"/>
-              </w:rPr>
-              <w:t>3.2.1. А31: Сопоставление расписания с подписками</w:t>
-              <w:tab/>
-              <w:t>52</w:t>
-            </w:r>
-          </w:hyperlink>
-        </w:p>
-        <w:p>
-          <w:pPr>
-            <w:pStyle w:val="TOC3"/>
-            <w:tabs>
-              <w:tab w:val="clear" w:pos="8788"/>
-              <w:tab w:val="right" w:pos="9354" w:leader="dot"/>
-            </w:tabs>
-            <w:rPr/>
-          </w:pPr>
-          <w:hyperlink w:anchor="__RefHeading___Toc17941_3353666639" w:tooltip="А32: Формирование текста уведомления">
-            <w:r>
-              <w:rPr>
-                <w:rStyle w:val="Style13"/>
-              </w:rPr>
-              <w:t>3.2.2. А32: Формирование текста уведомления</w:t>
-              <w:tab/>
-              <w:t>52</w:t>
-            </w:r>
-          </w:hyperlink>
-        </w:p>
-        <w:p>
-          <w:pPr>
-            <w:pStyle w:val="TOC3"/>
-            <w:tabs>
-              <w:tab w:val="clear" w:pos="8788"/>
-              <w:tab w:val="right" w:pos="9354" w:leader="dot"/>
-            </w:tabs>
-            <w:rPr/>
-          </w:pPr>
-          <w:hyperlink w:anchor="__RefHeading___Toc17943_3353666639" w:tooltip="А33: Постановка задачи в очередь отправки">
-            <w:r>
-              <w:rPr>
-                <w:rStyle w:val="Style13"/>
-              </w:rPr>
-              <w:t>3.2.3. А33: Постановка задачи в очередь отправки</w:t>
-              <w:tab/>
-              <w:t>53</w:t>
-            </w:r>
-          </w:hyperlink>
-        </w:p>
-        <w:p>
-          <w:pPr>
-            <w:pStyle w:val="TOC1"/>
-            <w:tabs>
-              <w:tab w:val="clear" w:pos="9355"/>
-              <w:tab w:val="right" w:pos="9354" w:leader="dot"/>
-            </w:tabs>
-            <w:rPr/>
-          </w:pPr>
-          <w:hyperlink w:anchor="__RefHeading___Toc17945_3353666639" w:tooltip="Вывод">
-            <w:r>
-              <w:rPr>
-                <w:rStyle w:val="Style13"/>
-              </w:rPr>
-              <w:t>4. Вывод</w:t>
-              <w:tab/>
-              <w:t>54</w:t>
-            </w:r>
-          </w:hyperlink>
-        </w:p>
-        <w:p>
-          <w:pPr>
-            <w:pStyle w:val="TOC1"/>
-            <w:tabs>
-              <w:tab w:val="clear" w:pos="9355"/>
-              <w:tab w:val="right" w:pos="9354" w:leader="dot"/>
-            </w:tabs>
-            <w:rPr/>
-          </w:pPr>
-          <w:hyperlink w:anchor="__RefHeading___Toc17947_3353666639" w:tooltip="Практическая работа №5. Проектирование модели потоков данных">
-            <w:r>
-              <w:rPr>
-                <w:rStyle w:val="Style13"/>
-              </w:rPr>
-              <w:t>Практическая работа №5. Проектирование модели потоков данных</w:t>
-              <w:tab/>
-              <w:t>55</w:t>
-            </w:r>
-          </w:hyperlink>
-        </w:p>
-        <w:p>
-          <w:pPr>
-            <w:pStyle w:val="TOC1"/>
-            <w:tabs>
-              <w:tab w:val="clear" w:pos="9355"/>
-              <w:tab w:val="right" w:pos="9354" w:leader="dot"/>
-            </w:tabs>
-            <w:rPr/>
-          </w:pPr>
-          <w:hyperlink w:anchor="__RefHeading___Toc17949_3353666639" w:tooltip="Цель работы">
-            <w:r>
-              <w:rPr>
-                <w:rStyle w:val="Style13"/>
-              </w:rPr>
-              <w:t>1. Цель работы</w:t>
-              <w:tab/>
-              <w:t>55</w:t>
-            </w:r>
-          </w:hyperlink>
-        </w:p>
-        <w:p>
-          <w:pPr>
-            <w:pStyle w:val="TOC1"/>
-            <w:tabs>
-              <w:tab w:val="clear" w:pos="9355"/>
-              <w:tab w:val="right" w:pos="9354" w:leader="dot"/>
-            </w:tabs>
-            <w:rPr/>
-          </w:pPr>
-          <w:hyperlink w:anchor="__RefHeading___Toc17951_3353666639" w:tooltip="Выбор функционального блока для декомпозиции">
-            <w:r>
-              <w:rPr>
-                <w:rStyle w:val="Style13"/>
-              </w:rPr>
-              <w:t>2. Выбор функционального блока для декомпозиции</w:t>
-              <w:tab/>
-              <w:t>55</w:t>
-            </w:r>
-          </w:hyperlink>
-        </w:p>
-        <w:p>
-          <w:pPr>
-            <w:pStyle w:val="TOC1"/>
-            <w:tabs>
-              <w:tab w:val="clear" w:pos="9355"/>
-              <w:tab w:val="right" w:pos="9354" w:leader="dot"/>
-            </w:tabs>
-            <w:rPr/>
-          </w:pPr>
-          <w:hyperlink w:anchor="__RefHeading___Toc17953_3353666639" w:tooltip="DFD представление выбранного функционального блока">
-            <w:r>
-              <w:rPr>
-                <w:rStyle w:val="Style13"/>
-              </w:rPr>
-              <w:t>3. DFD представление выбранного функционального блока</w:t>
-              <w:tab/>
-              <w:t>55</w:t>
-            </w:r>
-          </w:hyperlink>
-        </w:p>
-        <w:p>
-          <w:pPr>
-            <w:pStyle w:val="TOC2"/>
-            <w:tabs>
-              <w:tab w:val="clear" w:pos="9072"/>
-              <w:tab w:val="right" w:pos="9354" w:leader="dot"/>
-            </w:tabs>
-            <w:rPr/>
-          </w:pPr>
-          <w:hyperlink w:anchor="__RefHeading___Toc17955_3353666639" w:tooltip="Внешние сущности">
-            <w:r>
-              <w:rPr>
-                <w:rStyle w:val="Style13"/>
-              </w:rPr>
-              <w:t>3.1. Внешние сущности</w:t>
-              <w:tab/>
-              <w:t>55</w:t>
-            </w:r>
-          </w:hyperlink>
-        </w:p>
-        <w:p>
-          <w:pPr>
-            <w:pStyle w:val="TOC2"/>
-            <w:tabs>
-              <w:tab w:val="clear" w:pos="9072"/>
-              <w:tab w:val="right" w:pos="9354" w:leader="dot"/>
-            </w:tabs>
-            <w:rPr/>
-          </w:pPr>
-          <w:hyperlink w:anchor="__RefHeading___Toc17957_3353666639" w:tooltip="Хранилища данных">
-            <w:r>
-              <w:rPr>
-                <w:rStyle w:val="Style13"/>
-              </w:rPr>
-              <w:t>3.2. Хранилища данных</w:t>
-              <w:tab/>
-              <w:t>55</w:t>
-            </w:r>
-          </w:hyperlink>
-        </w:p>
-        <w:p>
-          <w:pPr>
-            <w:pStyle w:val="TOC2"/>
-            <w:tabs>
-              <w:tab w:val="clear" w:pos="9072"/>
-              <w:tab w:val="right" w:pos="9354" w:leader="dot"/>
-            </w:tabs>
-            <w:rPr/>
-          </w:pPr>
-          <w:hyperlink w:anchor="__RefHeading___Toc17959_3353666639" w:tooltip="Потоки данных">
-            <w:r>
-              <w:rPr>
-                <w:rStyle w:val="Style13"/>
-              </w:rPr>
-              <w:t>3.3. Потоки данных</w:t>
-              <w:tab/>
-              <w:t>56</w:t>
-            </w:r>
-          </w:hyperlink>
-        </w:p>
-        <w:p>
-          <w:pPr>
-            <w:pStyle w:val="TOC1"/>
-            <w:tabs>
-              <w:tab w:val="clear" w:pos="9355"/>
-              <w:tab w:val="right" w:pos="9354" w:leader="dot"/>
-            </w:tabs>
-            <w:rPr/>
-          </w:pPr>
-          <w:hyperlink w:anchor="__RefHeading___Toc17961_3353666639" w:tooltip="Первый уровень декомпозиции">
-            <w:r>
-              <w:rPr>
-                <w:rStyle w:val="Style13"/>
-              </w:rPr>
-              <w:t>4. Первый уровень декомпозиции</w:t>
-              <w:tab/>
-              <w:t>57</w:t>
-            </w:r>
-          </w:hyperlink>
-        </w:p>
-        <w:p>
-          <w:pPr>
-            <w:pStyle w:val="TOC2"/>
-            <w:tabs>
-              <w:tab w:val="clear" w:pos="9072"/>
-              <w:tab w:val="right" w:pos="9354" w:leader="dot"/>
-            </w:tabs>
-            <w:rPr/>
-          </w:pPr>
-          <w:hyperlink w:anchor="__RefHeading___Toc17963_3353666639" w:tooltip="Состав подпроцессов">
-            <w:r>
-              <w:rPr>
-                <w:rStyle w:val="Style13"/>
-              </w:rPr>
-              <w:t>4.1. Состав подпроцессов</w:t>
-              <w:tab/>
-              <w:t>57</w:t>
-            </w:r>
-          </w:hyperlink>
-        </w:p>
-        <w:p>
-          <w:pPr>
-            <w:pStyle w:val="TOC3"/>
-            <w:tabs>
-              <w:tab w:val="clear" w:pos="8788"/>
-              <w:tab w:val="right" w:pos="9354" w:leader="dot"/>
-            </w:tabs>
-            <w:rPr/>
-          </w:pPr>
-          <w:hyperlink w:anchor="__RefHeading___Toc17965_3353666639" w:tooltip="Получение данных о занятиях на дату">
-            <w:r>
-              <w:rPr>
-                <w:rStyle w:val="Style13"/>
-              </w:rPr>
-              <w:t>4.1.1. Получение данных о занятиях на дату</w:t>
-              <w:tab/>
-              <w:t>57</w:t>
-            </w:r>
-          </w:hyperlink>
-        </w:p>
-        <w:p>
-          <w:pPr>
-            <w:pStyle w:val="TOC3"/>
-            <w:tabs>
-              <w:tab w:val="clear" w:pos="8788"/>
-              <w:tab w:val="right" w:pos="9354" w:leader="dot"/>
-            </w:tabs>
-            <w:rPr/>
-          </w:pPr>
-          <w:hyperlink w:anchor="__RefHeading___Toc17967_3353666639" w:tooltip="Загрузка активных подписок студентов">
-            <w:r>
-              <w:rPr>
-                <w:rStyle w:val="Style13"/>
-              </w:rPr>
-              <w:t>4.1.2. Загрузка активных подписок студентов</w:t>
-              <w:tab/>
-              <w:t>57</w:t>
-            </w:r>
-          </w:hyperlink>
-        </w:p>
-        <w:p>
-          <w:pPr>
-            <w:pStyle w:val="TOC3"/>
-            <w:tabs>
-              <w:tab w:val="clear" w:pos="8788"/>
-              <w:tab w:val="right" w:pos="9354" w:leader="dot"/>
-            </w:tabs>
-            <w:rPr/>
-          </w:pPr>
-          <w:hyperlink w:anchor="__RefHeading___Toc17969_3353666639" w:tooltip="Сопоставление занятий и подписок с учётом времени упреждения">
-            <w:r>
-              <w:rPr>
-                <w:rStyle w:val="Style13"/>
-              </w:rPr>
-              <w:t>4.1.3. Сопоставление занятий и подписок с учётом времени упреждения</w:t>
-              <w:tab/>
-              <w:t>57</w:t>
-            </w:r>
-          </w:hyperlink>
-        </w:p>
-        <w:p>
-          <w:pPr>
-            <w:pStyle w:val="TOC3"/>
-            <w:tabs>
-              <w:tab w:val="clear" w:pos="8788"/>
-              <w:tab w:val="right" w:pos="9354" w:leader="dot"/>
-            </w:tabs>
-            <w:rPr/>
-          </w:pPr>
-          <w:hyperlink w:anchor="__RefHeading___Toc17971_3353666639" w:tooltip="Формирование списка получателей с параметрами">
-            <w:r>
-              <w:rPr>
-                <w:rStyle w:val="Style13"/>
-              </w:rPr>
-              <w:t>4.1.4. Формирование списка получателей с параметрами</w:t>
-              <w:tab/>
-              <w:t>57</w:t>
-            </w:r>
-          </w:hyperlink>
-        </w:p>
-        <w:p>
-          <w:pPr>
-            <w:pStyle w:val="TOC2"/>
-            <w:tabs>
-              <w:tab w:val="clear" w:pos="9072"/>
-              <w:tab w:val="right" w:pos="9354" w:leader="dot"/>
-            </w:tabs>
-            <w:rPr/>
-          </w:pPr>
-          <w:hyperlink w:anchor="__RefHeading___Toc17973_3353666639" w:tooltip="Промежуточные хранилища">
-            <w:r>
-              <w:rPr>
-                <w:rStyle w:val="Style13"/>
-              </w:rPr>
-              <w:t>4.2. Промежуточные хранилища</w:t>
-              <w:tab/>
-              <w:t>58</w:t>
-            </w:r>
-          </w:hyperlink>
-        </w:p>
-        <w:p>
-          <w:pPr>
-            <w:pStyle w:val="TOC2"/>
-            <w:tabs>
-              <w:tab w:val="clear" w:pos="9072"/>
-              <w:tab w:val="right" w:pos="9354" w:leader="dot"/>
-            </w:tabs>
-            <w:rPr/>
-          </w:pPr>
-          <w:hyperlink w:anchor="__RefHeading___Toc17975_3353666639" w:tooltip="Взаимодействие с хранилищами и внешними сущностями">
-            <w:r>
-              <w:rPr>
-                <w:rStyle w:val="Style13"/>
-              </w:rPr>
-              <w:t>4.3. Взаимодействие с хранилищами и внешними сущностями</w:t>
-              <w:tab/>
-              <w:t>58</w:t>
-            </w:r>
-          </w:hyperlink>
-        </w:p>
-        <w:p>
-          <w:pPr>
-            <w:pStyle w:val="TOC1"/>
-            <w:tabs>
-              <w:tab w:val="clear" w:pos="9355"/>
-              <w:tab w:val="right" w:pos="9354" w:leader="dot"/>
-            </w:tabs>
-            <w:rPr/>
-          </w:pPr>
-          <w:hyperlink w:anchor="__RefHeading___Toc17977_3353666639" w:tooltip="Второй уровень декомпозиции">
-            <w:r>
-              <w:rPr>
-                <w:rStyle w:val="Style13"/>
-              </w:rPr>
-              <w:t>5. Второй уровень декомпозиции</w:t>
-              <w:tab/>
-              <w:t>59</w:t>
-            </w:r>
-          </w:hyperlink>
-        </w:p>
-        <w:p>
-          <w:pPr>
-            <w:pStyle w:val="TOC2"/>
-            <w:tabs>
-              <w:tab w:val="clear" w:pos="9072"/>
-              <w:tab w:val="right" w:pos="9354" w:leader="dot"/>
-            </w:tabs>
-            <w:rPr/>
-          </w:pPr>
-          <w:hyperlink w:anchor="__RefHeading___Toc17979_3353666639" w:tooltip="Состав подпроцессов">
-            <w:r>
-              <w:rPr>
-                <w:rStyle w:val="Style13"/>
-              </w:rPr>
-              <w:t>5.1. Состав подпроцессов</w:t>
-              <w:tab/>
-              <w:t>59</w:t>
-            </w:r>
-          </w:hyperlink>
-        </w:p>
-        <w:p>
-          <w:pPr>
-            <w:pStyle w:val="TOC3"/>
-            <w:tabs>
-              <w:tab w:val="clear" w:pos="8788"/>
-              <w:tab w:val="right" w:pos="9354" w:leader="dot"/>
-            </w:tabs>
-            <w:rPr/>
-          </w:pPr>
-          <w:hyperlink w:anchor="__RefHeading___Toc17981_3353666639" w:tooltip="Определение группы для каждого занятия">
-            <w:r>
-              <w:rPr>
-                <w:rStyle w:val="Style13"/>
-              </w:rPr>
-              <w:t>5.1.1. Определение группы для каждого занятия</w:t>
-              <w:tab/>
-              <w:t>59</w:t>
-            </w:r>
-          </w:hyperlink>
-        </w:p>
-        <w:p>
-          <w:pPr>
-            <w:pStyle w:val="TOC3"/>
-            <w:tabs>
-              <w:tab w:val="clear" w:pos="8788"/>
-              <w:tab w:val="right" w:pos="9354" w:leader="dot"/>
-            </w:tabs>
-            <w:rPr/>
-          </w:pPr>
-          <w:hyperlink w:anchor="__RefHeading___Toc17983_3353666639" w:tooltip="Отображение студентов из группы с активными подписками">
-            <w:r>
-              <w:rPr>
-                <w:rStyle w:val="Style13"/>
-              </w:rPr>
-              <w:t>5.1.2. Отображение студентов из группы с активными подписками</w:t>
-              <w:tab/>
-              <w:t>60</w:t>
-            </w:r>
-          </w:hyperlink>
-        </w:p>
-        <w:p>
-          <w:pPr>
-            <w:pStyle w:val="TOC3"/>
-            <w:tabs>
-              <w:tab w:val="clear" w:pos="8788"/>
-              <w:tab w:val="right" w:pos="9354" w:leader="dot"/>
-            </w:tabs>
-            <w:rPr/>
-          </w:pPr>
-          <w:hyperlink w:anchor="__RefHeading___Toc17985_3353666639" w:tooltip="Вычисление времени отправки с учётом индивидуального времени упреждения">
-            <w:r>
-              <w:rPr>
-                <w:rStyle w:val="Style13"/>
-              </w:rPr>
-              <w:t>5.1.3. Вычисление времени отправки с учётом индивидуального времени упреждения</w:t>
-              <w:tab/>
-              <w:t>60</w:t>
-            </w:r>
-          </w:hyperlink>
-        </w:p>
-        <w:p>
-          <w:pPr>
-            <w:pStyle w:val="TOC3"/>
-            <w:tabs>
-              <w:tab w:val="clear" w:pos="8788"/>
-              <w:tab w:val="right" w:pos="9354" w:leader="dot"/>
-            </w:tabs>
-            <w:rPr/>
-          </w:pPr>
-          <w:hyperlink w:anchor="__RefHeading___Toc17987_3353666639" w:tooltip="Формирование пары (занятие-студент)">
-            <w:r>
-              <w:rPr>
-                <w:rStyle w:val="Style13"/>
-              </w:rPr>
-              <w:t>5.1.4. Формирование пары (занятие-студент)</w:t>
-              <w:tab/>
-              <w:t>60</w:t>
-            </w:r>
-          </w:hyperlink>
-        </w:p>
-        <w:p>
-          <w:pPr>
-            <w:pStyle w:val="TOC2"/>
-            <w:tabs>
-              <w:tab w:val="clear" w:pos="9072"/>
-              <w:tab w:val="right" w:pos="9354" w:leader="dot"/>
-            </w:tabs>
-            <w:rPr/>
-          </w:pPr>
-          <w:hyperlink w:anchor="__RefHeading___Toc17989_3353666639" w:tooltip="Промежуточные хранилища">
-            <w:r>
-              <w:rPr>
-                <w:rStyle w:val="Style13"/>
-              </w:rPr>
-              <w:t>5.2. Промежуточные хранилища</w:t>
-              <w:tab/>
-              <w:t>61</w:t>
-            </w:r>
-          </w:hyperlink>
-        </w:p>
-        <w:p>
-          <w:pPr>
-            <w:pStyle w:val="TOC1"/>
-            <w:tabs>
-              <w:tab w:val="clear" w:pos="9355"/>
-              <w:tab w:val="right" w:pos="9354" w:leader="dot"/>
-            </w:tabs>
-            <w:rPr/>
-          </w:pPr>
-          <w:hyperlink w:anchor="__RefHeading___Toc17991_3353666639" w:tooltip="Вывод">
-            <w:r>
-              <w:rPr>
-                <w:rStyle w:val="Style13"/>
-              </w:rPr>
-              <w:t>6. Вывод</w:t>
-              <w:tab/>
-              <w:t>62</w:t>
-            </w:r>
-          </w:hyperlink>
-        </w:p>
-        <w:p>
-          <w:pPr>
-            <w:pStyle w:val="TOC1"/>
-            <w:tabs>
-              <w:tab w:val="clear" w:pos="9355"/>
-              <w:tab w:val="right" w:pos="9354" w:leader="dot"/>
-            </w:tabs>
-            <w:rPr/>
-          </w:pPr>
-          <w:hyperlink w:anchor="__RefHeading___Toc17993_3353666639" w:tooltip="Практическая работа №6. Проектирование структуры данных информационной системы и создание ER-диаграммы">
-            <w:r>
-              <w:rPr>
-                <w:rStyle w:val="Style13"/>
-              </w:rPr>
-              <w:t>Практическая работа №6. Проектирование структуры данных информационной системы и создание ER-диаграммы</w:t>
-              <w:tab/>
-              <w:t>63</w:t>
-            </w:r>
-          </w:hyperlink>
-        </w:p>
-        <w:p>
-          <w:pPr>
-            <w:pStyle w:val="TOC1"/>
-            <w:tabs>
-              <w:tab w:val="clear" w:pos="9355"/>
-              <w:tab w:val="right" w:pos="9354" w:leader="dot"/>
-            </w:tabs>
-            <w:rPr/>
-          </w:pPr>
-          <w:hyperlink w:anchor="__RefHeading___Toc5237_233464770" w:tooltip="Текстовое описание информационных объектов, сущностей и связей">
-            <w:r>
-              <w:rPr>
-                <w:rStyle w:val="Style13"/>
-              </w:rPr>
-              <w:t>1. Текстовое описание информационных объектов, сущностей и связей</w:t>
-              <w:tab/>
-              <w:t>63</w:t>
-            </w:r>
-          </w:hyperlink>
-        </w:p>
-        <w:p>
-          <w:pPr>
-            <w:pStyle w:val="TOC2"/>
-            <w:tabs>
-              <w:tab w:val="clear" w:pos="9072"/>
-              <w:tab w:val="right" w:pos="9354" w:leader="dot"/>
-            </w:tabs>
-            <w:rPr/>
-          </w:pPr>
-          <w:hyperlink w:anchor="__RefHeading___Toc5239_233464770" w:tooltip="Перечень сущностей и их атрибутов">
-            <w:r>
-              <w:rPr>
-                <w:rStyle w:val="Style13"/>
-              </w:rPr>
-              <w:t>1.1. Перечень сущностей и их атрибутов</w:t>
-              <w:tab/>
-              <w:t>63</w:t>
-            </w:r>
-          </w:hyperlink>
-        </w:p>
-        <w:p>
-          <w:pPr>
-            <w:pStyle w:val="TOC2"/>
-            <w:tabs>
-              <w:tab w:val="clear" w:pos="9072"/>
-              <w:tab w:val="right" w:pos="9354" w:leader="dot"/>
-            </w:tabs>
-            <w:rPr/>
-          </w:pPr>
-          <w:hyperlink w:anchor="__RefHeading___Toc5241_233464770" w:tooltip="Описание связей между сущностями">
-            <w:r>
-              <w:rPr>
-                <w:rStyle w:val="Style13"/>
-              </w:rPr>
-              <w:t>1.2. Описание связей между сущностями</w:t>
-              <w:tab/>
-              <w:t>63</w:t>
-            </w:r>
-          </w:hyperlink>
-        </w:p>
-        <w:p>
-          <w:pPr>
-            <w:pStyle w:val="TOC1"/>
-            <w:tabs>
-              <w:tab w:val="clear" w:pos="9355"/>
-              <w:tab w:val="right" w:pos="9354" w:leader="dot"/>
-            </w:tabs>
-            <w:rPr/>
-          </w:pPr>
-          <w:hyperlink w:anchor="__RefHeading___Toc5243_233464770" w:tooltip="ER-диаграмма «сущность-связь»">
-            <w:r>
-              <w:rPr>
-                <w:rStyle w:val="Style13"/>
-              </w:rPr>
-              <w:t>2. ER-диаграмма «сущность-связь»</w:t>
-              <w:tab/>
-              <w:t>64</w:t>
-            </w:r>
-          </w:hyperlink>
-        </w:p>
-        <w:p>
-          <w:pPr>
-            <w:pStyle w:val="TOC1"/>
-            <w:tabs>
-              <w:tab w:val="clear" w:pos="9355"/>
-              <w:tab w:val="right" w:pos="9354" w:leader="dot"/>
-            </w:tabs>
-            <w:rPr/>
-          </w:pPr>
-          <w:hyperlink w:anchor="__RefHeading___Toc5245_233464770" w:tooltip="Проверка в SQL">
-            <w:r>
-              <w:rPr>
-                <w:rStyle w:val="Style13"/>
-              </w:rPr>
-              <w:t>3. Проверка в SQL</w:t>
-              <w:tab/>
-              <w:t>64</w:t>
-            </w:r>
-          </w:hyperlink>
-        </w:p>
-        <w:p>
-          <w:pPr>
-            <w:pStyle w:val="TOC2"/>
-            <w:tabs>
-              <w:tab w:val="clear" w:pos="9072"/>
-              <w:tab w:val="right" w:pos="9354" w:leader="dot"/>
-            </w:tabs>
-            <w:rPr/>
-          </w:pPr>
-          <w:hyperlink w:anchor="__RefHeading___Toc5247_233464770" w:tooltip="Создание">
-            <w:r>
-              <w:rPr>
-                <w:rStyle w:val="Style13"/>
-              </w:rPr>
-              <w:t>3.1. Создание</w:t>
-              <w:tab/>
-              <w:t>64</w:t>
-            </w:r>
-          </w:hyperlink>
-        </w:p>
-        <w:p>
-          <w:pPr>
-            <w:pStyle w:val="TOC2"/>
-            <w:tabs>
-              <w:tab w:val="clear" w:pos="9072"/>
-              <w:tab w:val="right" w:pos="9354" w:leader="dot"/>
-            </w:tabs>
-            <w:rPr/>
-          </w:pPr>
-          <w:hyperlink w:anchor="__RefHeading___Toc5249_233464770" w:tooltip="Заполнение">
-            <w:r>
-              <w:rPr>
-                <w:rStyle w:val="Style13"/>
-              </w:rPr>
-              <w:t>3.2. Заполнение</w:t>
-              <w:tab/>
-              <w:t>65</w:t>
-            </w:r>
-          </w:hyperlink>
-        </w:p>
-        <w:p>
-          <w:pPr>
-            <w:pStyle w:val="TOC2"/>
-            <w:tabs>
-              <w:tab w:val="clear" w:pos="9072"/>
-              <w:tab w:val="right" w:pos="9354" w:leader="dot"/>
-            </w:tabs>
-            <w:rPr/>
-          </w:pPr>
-          <w:hyperlink w:anchor="__RefHeading___Toc5251_233464770" w:tooltip="Запрос">
-            <w:r>
-              <w:rPr>
-                <w:rStyle w:val="Style13"/>
-              </w:rPr>
-              <w:t>3.3. Запрос</w:t>
-              <w:tab/>
-              <w:t>66</w:t>
-            </w:r>
-          </w:hyperlink>
-        </w:p>
-        <w:p>
-          <w:pPr>
-            <w:pStyle w:val="TOC1"/>
-            <w:tabs>
-              <w:tab w:val="clear" w:pos="9355"/>
-              <w:tab w:val="right" w:pos="9354" w:leader="dot"/>
-            </w:tabs>
-            <w:rPr/>
-          </w:pPr>
-          <w:hyperlink w:anchor="__RefHeading___Toc17995_3353666639" w:tooltip="Практическая работа №7. Создание диаграммы состояний">
-            <w:r>
-              <w:rPr>
-                <w:rStyle w:val="Style13"/>
-              </w:rPr>
-              <w:t>Практическая работа №7. Создание диаграммы состояний</w:t>
-              <w:tab/>
-              <w:t>67</w:t>
-            </w:r>
-          </w:hyperlink>
-        </w:p>
-        <w:p>
-          <w:pPr>
-            <w:pStyle w:val="TOC1"/>
-            <w:tabs>
-              <w:tab w:val="clear" w:pos="9355"/>
-              <w:tab w:val="right" w:pos="9354" w:leader="dot"/>
-            </w:tabs>
-            <w:rPr/>
-          </w:pPr>
-          <w:hyperlink w:anchor="__RefHeading___Toc5253_233464770" w:tooltip="Выбор класса для моделирования">
-            <w:r>
-              <w:rPr>
-                <w:rStyle w:val="Style13"/>
-              </w:rPr>
-              <w:t>1. Выбор класса для моделирования</w:t>
-              <w:tab/>
-              <w:t>67</w:t>
-            </w:r>
-          </w:hyperlink>
-        </w:p>
-        <w:p>
-          <w:pPr>
-            <w:pStyle w:val="TOC1"/>
-            <w:tabs>
-              <w:tab w:val="clear" w:pos="9355"/>
-              <w:tab w:val="right" w:pos="9354" w:leader="dot"/>
-            </w:tabs>
-            <w:rPr/>
-          </w:pPr>
-          <w:hyperlink w:anchor="__RefHeading___Toc5255_233464770" w:tooltip="Диаграмма состояний для класса «Занятие»">
-            <w:r>
-              <w:rPr>
-                <w:rStyle w:val="Style13"/>
-              </w:rPr>
-              <w:t>2. Диаграмма состояний для класса «Занятие»</w:t>
-              <w:tab/>
-              <w:t>67</w:t>
-            </w:r>
-          </w:hyperlink>
-        </w:p>
-        <w:p>
-          <w:pPr>
-            <w:pStyle w:val="TOC2"/>
-            <w:tabs>
-              <w:tab w:val="clear" w:pos="9072"/>
-              <w:tab w:val="right" w:pos="9354" w:leader="dot"/>
-            </w:tabs>
-            <w:rPr/>
-          </w:pPr>
-          <w:hyperlink w:anchor="__RefHeading___Toc5257_233464770" w:tooltip="Описание состояний и переходов">
-            <w:r>
-              <w:rPr>
-                <w:rStyle w:val="Style13"/>
-              </w:rPr>
-              <w:t>2.1. Описание состояний и переходов</w:t>
-              <w:tab/>
-              <w:t>67</w:t>
-            </w:r>
-          </w:hyperlink>
-        </w:p>
-        <w:p>
-          <w:pPr>
-            <w:pStyle w:val="TOC2"/>
-            <w:tabs>
-              <w:tab w:val="clear" w:pos="9072"/>
-              <w:tab w:val="right" w:pos="9354" w:leader="dot"/>
-            </w:tabs>
-            <w:rPr/>
-          </w:pPr>
-          <w:hyperlink w:anchor="__RefHeading___Toc5259_233464770" w:tooltip="Графическое представление диаграммы">
-            <w:r>
-              <w:rPr>
-                <w:rStyle w:val="Style13"/>
-              </w:rPr>
-              <w:t>2.2. Графическое представление диаграммы</w:t>
-              <w:tab/>
-              <w:t>68</w:t>
-            </w:r>
-          </w:hyperlink>
-        </w:p>
-        <w:p>
-          <w:pPr>
-            <w:pStyle w:val="TOC2"/>
-            <w:tabs>
-              <w:tab w:val="clear" w:pos="9072"/>
-              <w:tab w:val="right" w:pos="9354" w:leader="dot"/>
-            </w:tabs>
-            <w:rPr/>
-          </w:pPr>
-          <w:hyperlink w:anchor="__RefHeading___Toc5261_233464770" w:tooltip="Таблица переходов">
-            <w:r>
-              <w:rPr>
-                <w:rStyle w:val="Style13"/>
-              </w:rPr>
-              <w:t>2.3. Таблица переходов</w:t>
-              <w:tab/>
-              <w:t>68</w:t>
-            </w:r>
-          </w:hyperlink>
-        </w:p>
-        <w:p>
-          <w:pPr>
-            <w:pStyle w:val="TOC1"/>
-            <w:tabs>
-              <w:tab w:val="clear" w:pos="9355"/>
-              <w:tab w:val="right" w:pos="9354" w:leader="dot"/>
-            </w:tabs>
-            <w:rPr/>
-          </w:pPr>
-          <w:hyperlink w:anchor="__RefHeading___Toc17997_3353666639" w:tooltip="Практическая работа №8. Расчет информационной энтропии проектируемой системы">
-            <w:r>
-              <w:rPr>
-                <w:rStyle w:val="Style13"/>
-              </w:rPr>
-              <w:t>Практическая работа №8. Расчет информационной энтропии проектируемой системы</w:t>
-              <w:tab/>
-              <w:t>70</w:t>
-            </w:r>
-          </w:hyperlink>
-        </w:p>
-        <w:p>
-          <w:pPr>
-            <w:pStyle w:val="TOC1"/>
-            <w:tabs>
-              <w:tab w:val="clear" w:pos="9355"/>
-              <w:tab w:val="right" w:pos="9354" w:leader="dot"/>
-            </w:tabs>
-            <w:rPr/>
-          </w:pPr>
-          <w:hyperlink w:anchor="__RefHeading___Toc677_3353666639" w:tooltip="Таблица данных, оперируемых в информационной системе">
-            <w:r>
-              <w:rPr>
-                <w:rStyle w:val="Style13"/>
-              </w:rPr>
-              <w:t>1. Таблица данных, оперируемых в информационной системе</w:t>
-              <w:tab/>
-              <w:t>70</w:t>
-            </w:r>
-          </w:hyperlink>
-        </w:p>
-        <w:p>
-          <w:pPr>
-            <w:pStyle w:val="TOC1"/>
-            <w:tabs>
-              <w:tab w:val="clear" w:pos="9355"/>
-              <w:tab w:val="right" w:pos="9354" w:leader="dot"/>
-            </w:tabs>
-            <w:rPr/>
-          </w:pPr>
-          <w:hyperlink w:anchor="__RefHeading___Toc679_3353666639" w:tooltip="Анализ предметной области и описание информационных объектов">
-            <w:r>
-              <w:rPr>
-                <w:rStyle w:val="Style13"/>
-              </w:rPr>
-              <w:t>2. Анализ предметной области и описание информационных объектов</w:t>
-              <w:tab/>
-              <w:t>70</w:t>
-            </w:r>
-          </w:hyperlink>
-        </w:p>
-        <w:p>
-          <w:pPr>
-            <w:pStyle w:val="TOC1"/>
-            <w:tabs>
-              <w:tab w:val="clear" w:pos="9355"/>
-              <w:tab w:val="right" w:pos="9354" w:leader="dot"/>
-            </w:tabs>
-            <w:rPr/>
-          </w:pPr>
-          <w:hyperlink w:anchor="__RefHeading___Toc681_3353666639" w:tooltip="Выбор параметра для расчёта">
-            <w:r>
-              <w:rPr>
-                <w:rStyle w:val="Style13"/>
-              </w:rPr>
-              <w:t>3. Выбор параметра для расчёта</w:t>
-              <w:tab/>
-              <w:t>71</w:t>
-            </w:r>
-          </w:hyperlink>
-        </w:p>
-        <w:p>
-          <w:pPr>
-            <w:pStyle w:val="TOC1"/>
-            <w:tabs>
-              <w:tab w:val="clear" w:pos="9355"/>
-              <w:tab w:val="right" w:pos="9354" w:leader="dot"/>
-            </w:tabs>
-            <w:rPr/>
-          </w:pPr>
-          <w:hyperlink w:anchor="__RefHeading___Toc683_3353666639" w:tooltip="Формирование ряда распределения">
-            <w:r>
-              <w:rPr>
-                <w:rStyle w:val="Style13"/>
-              </w:rPr>
-              <w:t>4. Формирование ряда распределения</w:t>
-              <w:tab/>
-              <w:t>71</w:t>
-            </w:r>
-          </w:hyperlink>
-        </w:p>
-        <w:p>
-          <w:pPr>
-            <w:pStyle w:val="TOC1"/>
-            <w:tabs>
-              <w:tab w:val="clear" w:pos="9355"/>
-              <w:tab w:val="right" w:pos="9354" w:leader="dot"/>
-            </w:tabs>
-            <w:rPr/>
-          </w:pPr>
-          <w:hyperlink w:anchor="__RefHeading___Toc4828_3991084195" w:tooltip="Расчет математического ожидания">
-            <w:r>
-              <w:rPr>
-                <w:rStyle w:val="Style13"/>
-              </w:rPr>
-              <w:t>5. Расчет математического ожидания</w:t>
-              <w:tab/>
-              <w:t>72</w:t>
-            </w:r>
-          </w:hyperlink>
-        </w:p>
-        <w:p>
-          <w:pPr>
-            <w:pStyle w:val="TOC1"/>
-            <w:tabs>
-              <w:tab w:val="clear" w:pos="9355"/>
-              <w:tab w:val="right" w:pos="9354" w:leader="dot"/>
-            </w:tabs>
-            <w:rPr/>
-          </w:pPr>
-          <w:hyperlink w:anchor="__RefHeading___Toc4830_3991084195" w:tooltip="Расчет дисперсии">
-            <w:r>
-              <w:rPr>
-                <w:rStyle w:val="Style13"/>
-              </w:rPr>
-              <w:t>6. Расчет дисперсии</w:t>
-              <w:tab/>
-              <w:t>72</w:t>
-            </w:r>
-          </w:hyperlink>
-        </w:p>
-        <w:p>
-          <w:pPr>
-            <w:pStyle w:val="TOC1"/>
-            <w:tabs>
-              <w:tab w:val="clear" w:pos="9355"/>
-              <w:tab w:val="right" w:pos="9354" w:leader="dot"/>
-            </w:tabs>
-            <w:rPr/>
-          </w:pPr>
-          <w:hyperlink w:anchor="__RefHeading___Toc4832_3991084195" w:tooltip="Расчет среднеквадратичного отклонения">
-            <w:r>
-              <w:rPr>
-                <w:rStyle w:val="Style13"/>
-              </w:rPr>
-              <w:t>7. Расчет среднеквадратичного отклонения</w:t>
-              <w:tab/>
-              <w:t>72</w:t>
-            </w:r>
-          </w:hyperlink>
-        </w:p>
-        <w:p>
-          <w:pPr>
-            <w:pStyle w:val="TOC1"/>
-            <w:tabs>
-              <w:tab w:val="clear" w:pos="9355"/>
-              <w:tab w:val="right" w:pos="9354" w:leader="dot"/>
-            </w:tabs>
-            <w:rPr/>
-          </w:pPr>
-          <w:hyperlink w:anchor="__RefHeading___Toc4834_3991084195" w:tooltip="Расчёт энтропии">
-            <w:r>
-              <w:rPr>
-                <w:rStyle w:val="Style13"/>
-              </w:rPr>
-              <w:t>8. Расчёт энтропии</w:t>
-              <w:tab/>
-              <w:t>72</w:t>
-            </w:r>
-          </w:hyperlink>
-        </w:p>
-        <w:p>
-          <w:pPr>
-            <w:pStyle w:val="TOC1"/>
-            <w:tabs>
-              <w:tab w:val="clear" w:pos="9355"/>
-              <w:tab w:val="right" w:pos="9354" w:leader="dot"/>
-            </w:tabs>
-            <w:rPr/>
-          </w:pPr>
-          <w:hyperlink w:anchor="__RefHeading___Toc693_3353666639" w:tooltip="Результирующая таблица">
-            <w:r>
-              <w:rPr>
-                <w:rStyle w:val="Style13"/>
-              </w:rPr>
-              <w:t>9. Результирующая таблица</w:t>
-              <w:tab/>
-              <w:t>73</w:t>
+              <w:t>75</w:t>
             </w:r>
           </w:hyperlink>
         </w:p>
@@ -5390,7 +3124,7 @@
               </w:rPr>
               <w:t>ГЛОССАРИЙ</w:t>
               <w:tab/>
-              <w:t>74</w:t>
+              <w:t>76</w:t>
             </w:r>
           </w:hyperlink>
         </w:p>
@@ -5410,7 +3144,7 @@
               </w:rPr>
               <w:t>ПРИЛОЖЕНИЕ (ТАБЛИЦЫ ДАННЫХ)</w:t>
               <w:tab/>
-              <w:t>75</w:t>
+              <w:t>77</w:t>
             </w:r>
           </w:hyperlink>
           <w:r>
@@ -5446,34 +3180,68 @@
           <w:lang w:val="ru-RU"/>
         </w:rPr>
       </w:pPr>
-      <w:bookmarkStart w:id="3" w:name="__RefHeading___Toc8271_3353666639"/>
+      <w:bookmarkStart w:id="2" w:name="__RefHeading___Toc8271_3353666639"/>
+      <w:bookmarkEnd w:id="2"/>
+      <w:r>
+        <w:rPr>
+          <w:lang w:val="ru-RU"/>
+        </w:rPr>
+        <w:t>ОПИСАНИЕ РЕЗУЛЬТАТОВ ПО КАЖДОЙ ЧАСТИ ЗАДАНИЯ</w:t>
+      </w:r>
+    </w:p>
+    <w:p>
+      <w:pPr>
+        <w:pStyle w:val="1"/>
+        <w:rPr/>
+      </w:pPr>
+      <w:bookmarkStart w:id="3" w:name="__RefHeading___Toc8269_3353666639"/>
       <w:bookmarkEnd w:id="3"/>
       <w:r>
-        <w:rPr>
-          <w:lang w:val="ru-RU"/>
-        </w:rPr>
-        <w:t>ОПИСАНИЕ РЕЗУЛЬТАТОВ ПО КАЖДОЙ ЧАСТИ ЗАДАНИЯ</w:t>
-      </w:r>
-    </w:p>
-    <w:p>
-      <w:pPr>
-        <w:pStyle w:val="Heading1"/>
-        <w:numPr>
-          <w:ilvl w:val="0"/>
-          <w:numId w:val="0"/>
-        </w:numPr>
-        <w:ind w:hanging="0" w:left="0"/>
-        <w:rPr>
-          <w:lang w:val="ru-RU"/>
-        </w:rPr>
-      </w:pPr>
-      <w:bookmarkStart w:id="4" w:name="__RefHeading___Toc8269_3353666639"/>
+        <w:rPr/>
+        <w:t>Практическая работа №1. Формирование требований к системе и выбор (эскизное проектирование) архитектуры системы</w:t>
+      </w:r>
+    </w:p>
+    <w:p>
+      <w:pPr>
+        <w:pStyle w:val="2"/>
+        <w:rPr/>
+      </w:pPr>
+      <w:bookmarkStart w:id="4" w:name="__RefHeading___Toc8326_2736253888"/>
       <w:bookmarkEnd w:id="4"/>
       <w:r>
-        <w:rPr>
-          <w:lang w:val="ru-RU"/>
-        </w:rPr>
-        <w:t>Практическая работа №1. Формирование требований к системе и выбор (эскизное проектирование) архитектуры системы</w:t>
+        <w:rPr/>
+        <w:t>ЦЕЛЬ РАБОТЫ</w:t>
+      </w:r>
+    </w:p>
+    <w:p>
+      <w:pPr>
+        <w:pStyle w:val="BodyText"/>
+        <w:rPr/>
+      </w:pPr>
+      <w:r>
+        <w:rPr/>
+        <w:t>Выполнить анализ предметной области создания информационной системы. Сформировать требования к проектируемой информационной системе. Уточнить требования на основании макета информационной системы.</w:t>
+      </w:r>
+    </w:p>
+    <w:p>
+      <w:pPr>
+        <w:pStyle w:val="BodyText"/>
+        <w:rPr/>
+      </w:pPr>
+      <w:r>
+        <w:rPr/>
+      </w:r>
+    </w:p>
+    <w:p>
+      <w:pPr>
+        <w:pStyle w:val="2"/>
+        <w:rPr/>
+      </w:pPr>
+      <w:bookmarkStart w:id="5" w:name="__RefHeading___Toc4548_2736253888"/>
+      <w:bookmarkEnd w:id="5"/>
+      <w:r>
+        <w:rPr/>
+        <w:t>ХОД ВЫПОЛНЕНИЯ РАБОТЫ</w:t>
       </w:r>
     </w:p>
     <w:p>
@@ -5484,8 +3252,8 @@
           <w:lang w:val="ru-RU"/>
         </w:rPr>
       </w:pPr>
-      <w:bookmarkStart w:id="5" w:name="__RefHeading___Toc183_884528406"/>
-      <w:bookmarkEnd w:id="5"/>
+      <w:bookmarkStart w:id="6" w:name="__RefHeading___Toc183_884528406"/>
+      <w:bookmarkEnd w:id="6"/>
       <w:r>
         <w:rPr>
           <w:lang w:val="ru-RU"/>
@@ -5517,8 +3285,8 @@
           <w:lang w:val="ru-RU"/>
         </w:rPr>
       </w:pPr>
-      <w:bookmarkStart w:id="6" w:name="__RefHeading___Toc185_884528406"/>
-      <w:bookmarkEnd w:id="6"/>
+      <w:bookmarkStart w:id="7" w:name="__RefHeading___Toc185_884528406"/>
+      <w:bookmarkEnd w:id="7"/>
       <w:r>
         <w:rPr>
           <w:lang w:val="ru-RU"/>
@@ -5533,8 +3301,8 @@
           <w:lang w:val="ru-RU"/>
         </w:rPr>
       </w:pPr>
-      <w:bookmarkStart w:id="7" w:name="__RefHeading___Toc427_2363055178"/>
-      <w:bookmarkEnd w:id="7"/>
+      <w:bookmarkStart w:id="8" w:name="__RefHeading___Toc427_2363055178"/>
+      <w:bookmarkEnd w:id="8"/>
       <w:r>
         <w:rPr>
           <w:lang w:val="ru-RU"/>
@@ -5567,8 +3335,8 @@
           <w:lang w:val="ru-RU"/>
         </w:rPr>
       </w:pPr>
-      <w:bookmarkStart w:id="8" w:name="__RefHeading___Toc429_2363055178"/>
-      <w:bookmarkEnd w:id="8"/>
+      <w:bookmarkStart w:id="9" w:name="__RefHeading___Toc429_2363055178"/>
+      <w:bookmarkEnd w:id="9"/>
       <w:r>
         <w:rPr>
           <w:lang w:val="ru-RU"/>
@@ -5587,8 +3355,8 @@
           <w:lang w:val="ru-RU"/>
         </w:rPr>
       </w:pPr>
-      <w:bookmarkStart w:id="9" w:name="__RefHeading___Toc431_2363055178"/>
-      <w:bookmarkEnd w:id="9"/>
+      <w:bookmarkStart w:id="10" w:name="__RefHeading___Toc431_2363055178"/>
+      <w:bookmarkEnd w:id="10"/>
       <w:r>
         <w:rPr>
           <w:lang w:val="ru-RU"/>
@@ -5780,8 +3548,8 @@
           <w:lang w:val="ru-RU"/>
         </w:rPr>
       </w:pPr>
-      <w:bookmarkStart w:id="10" w:name="__RefHeading___Toc187_884528406"/>
-      <w:bookmarkEnd w:id="10"/>
+      <w:bookmarkStart w:id="11" w:name="__RefHeading___Toc187_884528406"/>
+      <w:bookmarkEnd w:id="11"/>
       <w:r>
         <w:rPr>
           <w:lang w:val="ru-RU"/>
@@ -5796,8 +3564,8 @@
           <w:lang w:val="ru-RU"/>
         </w:rPr>
       </w:pPr>
-      <w:bookmarkStart w:id="11" w:name="__RefHeading___Toc437_2363055178"/>
-      <w:bookmarkEnd w:id="11"/>
+      <w:bookmarkStart w:id="12" w:name="__RefHeading___Toc437_2363055178"/>
+      <w:bookmarkEnd w:id="12"/>
       <w:r>
         <w:rPr>
           <w:lang w:val="ru-RU"/>
@@ -5890,8 +3658,8 @@
           <w:lang w:val="ru-RU"/>
         </w:rPr>
       </w:pPr>
-      <w:bookmarkStart w:id="12" w:name="__RefHeading___Toc439_2363055178"/>
-      <w:bookmarkEnd w:id="12"/>
+      <w:bookmarkStart w:id="13" w:name="__RefHeading___Toc439_2363055178"/>
+      <w:bookmarkEnd w:id="13"/>
       <w:r>
         <w:rPr>
           <w:lang w:val="ru-RU"/>
@@ -5965,8 +3733,8 @@
           <w:lang w:val="ru-RU"/>
         </w:rPr>
       </w:pPr>
-      <w:bookmarkStart w:id="13" w:name="__RefHeading___Toc189_884528406"/>
-      <w:bookmarkEnd w:id="13"/>
+      <w:bookmarkStart w:id="14" w:name="__RefHeading___Toc189_884528406"/>
+      <w:bookmarkEnd w:id="14"/>
       <w:r>
         <w:rPr>
           <w:lang w:val="ru-RU"/>
@@ -5981,8 +3749,8 @@
           <w:lang w:val="ru-RU"/>
         </w:rPr>
       </w:pPr>
-      <w:bookmarkStart w:id="14" w:name="__RefHeading___Toc441_2363055178"/>
-      <w:bookmarkEnd w:id="14"/>
+      <w:bookmarkStart w:id="15" w:name="__RefHeading___Toc441_2363055178"/>
+      <w:bookmarkEnd w:id="15"/>
       <w:r>
         <w:rPr>
           <w:lang w:val="ru-RU"/>
@@ -5997,8 +3765,8 @@
           <w:lang w:val="ru-RU"/>
         </w:rPr>
       </w:pPr>
-      <w:bookmarkStart w:id="15" w:name="__RefHeading___Toc443_2363055178"/>
-      <w:bookmarkEnd w:id="15"/>
+      <w:bookmarkStart w:id="16" w:name="__RefHeading___Toc443_2363055178"/>
+      <w:bookmarkEnd w:id="16"/>
       <w:r>
         <w:rPr>
           <w:lang w:val="ru-RU"/>
@@ -6191,8 +3959,8 @@
           <w:lang w:val="ru-RU"/>
         </w:rPr>
       </w:pPr>
-      <w:bookmarkStart w:id="16" w:name="__RefHeading___Toc445_2363055178"/>
-      <w:bookmarkEnd w:id="16"/>
+      <w:bookmarkStart w:id="17" w:name="__RefHeading___Toc445_2363055178"/>
+      <w:bookmarkEnd w:id="17"/>
       <w:r>
         <w:rPr>
           <w:lang w:val="ru-RU"/>
@@ -6263,8 +4031,8 @@
           <w:lang w:val="ru-RU"/>
         </w:rPr>
       </w:pPr>
-      <w:bookmarkStart w:id="17" w:name="__RefHeading___Toc447_2363055178"/>
-      <w:bookmarkEnd w:id="17"/>
+      <w:bookmarkStart w:id="18" w:name="__RefHeading___Toc447_2363055178"/>
+      <w:bookmarkEnd w:id="18"/>
       <w:r>
         <w:rPr>
           <w:lang w:val="ru-RU"/>
@@ -6321,8 +4089,8 @@
           <w:lang w:val="ru-RU"/>
         </w:rPr>
       </w:pPr>
-      <w:bookmarkStart w:id="18" w:name="__RefHeading___Toc449_2363055178"/>
-      <w:bookmarkEnd w:id="18"/>
+      <w:bookmarkStart w:id="19" w:name="__RefHeading___Toc449_2363055178"/>
+      <w:bookmarkEnd w:id="19"/>
       <w:r>
         <w:rPr>
           <w:lang w:val="ru-RU"/>
@@ -6379,8 +4147,8 @@
           <w:lang w:val="ru-RU"/>
         </w:rPr>
       </w:pPr>
-      <w:bookmarkStart w:id="19" w:name="__RefHeading___Toc451_2363055178"/>
-      <w:bookmarkEnd w:id="19"/>
+      <w:bookmarkStart w:id="20" w:name="__RefHeading___Toc451_2363055178"/>
+      <w:bookmarkEnd w:id="20"/>
       <w:r>
         <w:rPr>
           <w:lang w:val="ru-RU"/>
@@ -6423,8 +4191,8 @@
           <w:lang w:val="ru-RU"/>
         </w:rPr>
       </w:pPr>
-      <w:bookmarkStart w:id="20" w:name="__RefHeading___Toc1359_3782574610"/>
-      <w:bookmarkEnd w:id="20"/>
+      <w:bookmarkStart w:id="21" w:name="__RefHeading___Toc1359_3782574610"/>
+      <w:bookmarkEnd w:id="21"/>
       <w:r>
         <w:rPr>
           <w:lang w:val="ru-RU"/>
@@ -6776,7 +4544,7 @@
         </w:rPr>
         <w:t xml:space="preserve">Рисунок </w:t>
       </w:r>
-      <w:bookmarkStart w:id="21" w:name="Ref_Рисунок0_number_only"/>
+      <w:bookmarkStart w:id="22" w:name="Ref_Рисунок0_number_only"/>
       <w:r>
         <w:rPr>
           <w:lang w:val="ru-RU"/>
@@ -6807,7 +4575,7 @@
         </w:rPr>
         <w:fldChar w:fldCharType="end"/>
       </w:r>
-      <w:bookmarkEnd w:id="21"/>
+      <w:bookmarkEnd w:id="22"/>
       <w:r>
         <w:rPr>
           <w:lang w:val="ru-RU"/>
@@ -6822,8 +4590,8 @@
           <w:lang w:val="ru-RU"/>
         </w:rPr>
       </w:pPr>
-      <w:bookmarkStart w:id="22" w:name="__RefHeading___Toc453_2363055178"/>
-      <w:bookmarkEnd w:id="22"/>
+      <w:bookmarkStart w:id="23" w:name="__RefHeading___Toc453_2363055178"/>
+      <w:bookmarkEnd w:id="23"/>
       <w:r>
         <w:rPr>
           <w:lang w:val="ru-RU"/>
@@ -6894,8 +4662,8 @@
         </w:rPr>
         <w:t xml:space="preserve">Таблица </w:t>
       </w:r>
-      <w:bookmarkStart w:id="23" w:name="Ref_Таблица2_number_only"/>
-      <w:bookmarkStart w:id="24" w:name="Ref_Таблица0_number_only"/>
+      <w:bookmarkStart w:id="24" w:name="Ref_Таблица2_number_only"/>
+      <w:bookmarkStart w:id="25" w:name="Ref_Таблица0_number_only"/>
       <w:r>
         <w:rPr>
           <w:lang w:val="ru-RU"/>
@@ -6926,8 +4694,8 @@
         </w:rPr>
         <w:fldChar w:fldCharType="end"/>
       </w:r>
-      <w:bookmarkEnd w:id="23"/>
       <w:bookmarkEnd w:id="24"/>
+      <w:bookmarkEnd w:id="25"/>
       <w:r>
         <w:rPr>
           <w:lang w:val="ru-RU"/>
@@ -7841,8 +5609,8 @@
           <w:lang w:val="ru-RU"/>
         </w:rPr>
       </w:pPr>
-      <w:bookmarkStart w:id="25" w:name="__RefHeading___Toc455_2363055178"/>
-      <w:bookmarkEnd w:id="25"/>
+      <w:bookmarkStart w:id="26" w:name="__RefHeading___Toc455_2363055178"/>
+      <w:bookmarkEnd w:id="26"/>
       <w:r>
         <w:rPr>
           <w:lang w:val="ru-RU"/>
@@ -8003,8 +5771,8 @@
           <w:lang w:val="ru-RU"/>
         </w:rPr>
       </w:pPr>
-      <w:bookmarkStart w:id="26" w:name="__RefHeading___Toc457_2363055178"/>
-      <w:bookmarkEnd w:id="26"/>
+      <w:bookmarkStart w:id="27" w:name="__RefHeading___Toc457_2363055178"/>
+      <w:bookmarkEnd w:id="27"/>
       <w:r>
         <w:rPr>
           <w:lang w:val="ru-RU"/>
@@ -8111,8 +5879,8 @@
           <w:lang w:val="ru-RU"/>
         </w:rPr>
       </w:pPr>
-      <w:bookmarkStart w:id="27" w:name="__RefHeading___Toc459_2363055178"/>
-      <w:bookmarkEnd w:id="27"/>
+      <w:bookmarkStart w:id="28" w:name="__RefHeading___Toc459_2363055178"/>
+      <w:bookmarkEnd w:id="28"/>
       <w:r>
         <w:rPr>
           <w:lang w:val="ru-RU"/>
@@ -8297,8 +6065,8 @@
           <w:lang w:val="ru-RU"/>
         </w:rPr>
       </w:pPr>
-      <w:bookmarkStart w:id="28" w:name="__RefHeading___Toc461_2363055178"/>
-      <w:bookmarkEnd w:id="28"/>
+      <w:bookmarkStart w:id="29" w:name="__RefHeading___Toc461_2363055178"/>
+      <w:bookmarkEnd w:id="29"/>
       <w:r>
         <w:rPr>
           <w:lang w:val="ru-RU"/>
@@ -8409,8 +6177,8 @@
           <w:lang w:val="ru-RU"/>
         </w:rPr>
       </w:pPr>
-      <w:bookmarkStart w:id="29" w:name="__RefHeading___Toc463_2363055178"/>
-      <w:bookmarkEnd w:id="29"/>
+      <w:bookmarkStart w:id="30" w:name="__RefHeading___Toc463_2363055178"/>
+      <w:bookmarkEnd w:id="30"/>
       <w:r>
         <w:rPr>
           <w:lang w:val="ru-RU"/>
@@ -8607,8 +6375,8 @@
           <w:lang w:val="ru-RU"/>
         </w:rPr>
       </w:pPr>
-      <w:bookmarkStart w:id="30" w:name="__RefHeading___Toc1361_3782574610"/>
-      <w:bookmarkEnd w:id="30"/>
+      <w:bookmarkStart w:id="31" w:name="__RefHeading___Toc1361_3782574610"/>
+      <w:bookmarkEnd w:id="31"/>
       <w:r>
         <w:rPr>
           <w:lang w:val="ru-RU"/>
@@ -8809,8 +6577,8 @@
           <w:lang w:val="ru-RU"/>
         </w:rPr>
       </w:pPr>
-      <w:bookmarkStart w:id="31" w:name="__RefHeading___Toc1363_3782574610"/>
-      <w:bookmarkEnd w:id="31"/>
+      <w:bookmarkStart w:id="32" w:name="__RefHeading___Toc1363_3782574610"/>
+      <w:bookmarkEnd w:id="32"/>
       <w:r>
         <w:rPr>
           <w:lang w:val="ru-RU"/>
@@ -8921,8 +6689,8 @@
           <w:lang w:val="ru-RU"/>
         </w:rPr>
       </w:pPr>
-      <w:bookmarkStart w:id="32" w:name="__RefHeading___Toc1365_3782574610"/>
-      <w:bookmarkEnd w:id="32"/>
+      <w:bookmarkStart w:id="33" w:name="__RefHeading___Toc1365_3782574610"/>
+      <w:bookmarkEnd w:id="33"/>
       <w:r>
         <w:rPr>
           <w:lang w:val="ru-RU"/>
@@ -9047,8 +6815,8 @@
           <w:lang w:val="ru-RU"/>
         </w:rPr>
       </w:pPr>
-      <w:bookmarkStart w:id="33" w:name="__RefHeading___Toc465_2363055178"/>
-      <w:bookmarkEnd w:id="33"/>
+      <w:bookmarkStart w:id="34" w:name="__RefHeading___Toc465_2363055178"/>
+      <w:bookmarkEnd w:id="34"/>
       <w:r>
         <w:rPr>
           <w:lang w:val="ru-RU"/>
@@ -9063,8 +6831,8 @@
           <w:lang w:val="ru-RU"/>
         </w:rPr>
       </w:pPr>
-      <w:bookmarkStart w:id="34" w:name="__RefHeading___Toc467_2363055178"/>
-      <w:bookmarkEnd w:id="34"/>
+      <w:bookmarkStart w:id="35" w:name="__RefHeading___Toc467_2363055178"/>
+      <w:bookmarkEnd w:id="35"/>
       <w:r>
         <w:rPr>
           <w:lang w:val="ru-RU"/>
@@ -9193,8 +6961,8 @@
           <w:lang w:val="ru-RU"/>
         </w:rPr>
       </w:pPr>
-      <w:bookmarkStart w:id="35" w:name="__RefHeading___Toc469_2363055178"/>
-      <w:bookmarkEnd w:id="35"/>
+      <w:bookmarkStart w:id="36" w:name="__RefHeading___Toc469_2363055178"/>
+      <w:bookmarkEnd w:id="36"/>
       <w:r>
         <w:rPr>
           <w:lang w:val="ru-RU"/>
@@ -9391,8 +7159,8 @@
           <w:lang w:val="ru-RU"/>
         </w:rPr>
       </w:pPr>
-      <w:bookmarkStart w:id="36" w:name="__RefHeading___Toc471_2363055178"/>
-      <w:bookmarkEnd w:id="36"/>
+      <w:bookmarkStart w:id="37" w:name="__RefHeading___Toc471_2363055178"/>
+      <w:bookmarkEnd w:id="37"/>
       <w:r>
         <w:rPr>
           <w:lang w:val="ru-RU"/>
@@ -9521,8 +7289,8 @@
           <w:lang w:val="ru-RU"/>
         </w:rPr>
       </w:pPr>
-      <w:bookmarkStart w:id="37" w:name="__RefHeading___Toc473_2363055178"/>
-      <w:bookmarkEnd w:id="37"/>
+      <w:bookmarkStart w:id="38" w:name="__RefHeading___Toc473_2363055178"/>
+      <w:bookmarkEnd w:id="38"/>
       <w:r>
         <w:rPr>
           <w:lang w:val="ru-RU"/>
@@ -9579,8 +7347,8 @@
           <w:lang w:val="ru-RU"/>
         </w:rPr>
       </w:pPr>
-      <w:bookmarkStart w:id="38" w:name="__RefHeading___Toc475_2363055178"/>
-      <w:bookmarkEnd w:id="38"/>
+      <w:bookmarkStart w:id="39" w:name="__RefHeading___Toc475_2363055178"/>
+      <w:bookmarkEnd w:id="39"/>
       <w:r>
         <w:rPr>
           <w:lang w:val="ru-RU"/>
@@ -9637,8 +7405,8 @@
           <w:lang w:val="ru-RU"/>
         </w:rPr>
       </w:pPr>
-      <w:bookmarkStart w:id="39" w:name="__RefHeading___Toc477_2363055178"/>
-      <w:bookmarkEnd w:id="39"/>
+      <w:bookmarkStart w:id="40" w:name="__RefHeading___Toc477_2363055178"/>
+      <w:bookmarkEnd w:id="40"/>
       <w:r>
         <w:rPr>
           <w:lang w:val="ru-RU"/>
@@ -9717,8 +7485,8 @@
           <w:lang w:val="ru-RU"/>
         </w:rPr>
       </w:pPr>
-      <w:bookmarkStart w:id="40" w:name="__RefHeading___Toc479_2363055178"/>
-      <w:bookmarkEnd w:id="40"/>
+      <w:bookmarkStart w:id="41" w:name="__RefHeading___Toc479_2363055178"/>
+      <w:bookmarkEnd w:id="41"/>
       <w:r>
         <w:rPr>
           <w:lang w:val="ru-RU"/>
@@ -9747,8 +7515,8 @@
           <w:lang w:val="ru-RU"/>
         </w:rPr>
       </w:pPr>
-      <w:bookmarkStart w:id="41" w:name="__RefHeading___Toc481_2363055178"/>
-      <w:bookmarkEnd w:id="41"/>
+      <w:bookmarkStart w:id="42" w:name="__RefHeading___Toc481_2363055178"/>
+      <w:bookmarkEnd w:id="42"/>
       <w:r>
         <w:rPr>
           <w:lang w:val="ru-RU"/>
@@ -9777,8 +7545,8 @@
           <w:lang w:val="ru-RU"/>
         </w:rPr>
       </w:pPr>
-      <w:bookmarkStart w:id="42" w:name="__RefHeading___Toc483_2363055178"/>
-      <w:bookmarkEnd w:id="42"/>
+      <w:bookmarkStart w:id="43" w:name="__RefHeading___Toc483_2363055178"/>
+      <w:bookmarkEnd w:id="43"/>
       <w:r>
         <w:rPr>
           <w:lang w:val="ru-RU"/>
@@ -9793,8 +7561,8 @@
           <w:lang w:val="ru-RU"/>
         </w:rPr>
       </w:pPr>
-      <w:bookmarkStart w:id="43" w:name="__RefHeading___Toc485_2363055178"/>
-      <w:bookmarkEnd w:id="43"/>
+      <w:bookmarkStart w:id="44" w:name="__RefHeading___Toc485_2363055178"/>
+      <w:bookmarkEnd w:id="44"/>
       <w:r>
         <w:rPr>
           <w:lang w:val="ru-RU"/>
@@ -9837,8 +7605,8 @@
           <w:lang w:val="ru-RU"/>
         </w:rPr>
       </w:pPr>
-      <w:bookmarkStart w:id="44" w:name="__RefHeading___Toc487_2363055178"/>
-      <w:bookmarkEnd w:id="44"/>
+      <w:bookmarkStart w:id="45" w:name="__RefHeading___Toc487_2363055178"/>
+      <w:bookmarkEnd w:id="45"/>
       <w:r>
         <w:rPr>
           <w:lang w:val="ru-RU"/>
@@ -9909,8 +7677,8 @@
           <w:lang w:val="ru-RU"/>
         </w:rPr>
       </w:pPr>
-      <w:bookmarkStart w:id="45" w:name="__RefHeading___Toc489_2363055178"/>
-      <w:bookmarkEnd w:id="45"/>
+      <w:bookmarkStart w:id="46" w:name="__RefHeading___Toc489_2363055178"/>
+      <w:bookmarkEnd w:id="46"/>
       <w:r>
         <w:rPr>
           <w:lang w:val="ru-RU"/>
@@ -9995,8 +7763,8 @@
           <w:lang w:val="ru-RU"/>
         </w:rPr>
       </w:pPr>
-      <w:bookmarkStart w:id="46" w:name="__RefHeading___Toc491_2363055178"/>
-      <w:bookmarkEnd w:id="46"/>
+      <w:bookmarkStart w:id="47" w:name="__RefHeading___Toc491_2363055178"/>
+      <w:bookmarkEnd w:id="47"/>
       <w:r>
         <w:rPr>
           <w:lang w:val="ru-RU"/>
@@ -10067,8 +7835,8 @@
           <w:lang w:val="ru-RU"/>
         </w:rPr>
       </w:pPr>
-      <w:bookmarkStart w:id="47" w:name="__RefHeading___Toc493_2363055178"/>
-      <w:bookmarkEnd w:id="47"/>
+      <w:bookmarkStart w:id="48" w:name="__RefHeading___Toc493_2363055178"/>
+      <w:bookmarkEnd w:id="48"/>
       <w:r>
         <w:rPr>
           <w:lang w:val="ru-RU"/>
@@ -10125,8 +7893,8 @@
           <w:lang w:val="ru-RU"/>
         </w:rPr>
       </w:pPr>
-      <w:bookmarkStart w:id="48" w:name="__RefHeading___Toc495_2363055178"/>
-      <w:bookmarkEnd w:id="48"/>
+      <w:bookmarkStart w:id="49" w:name="__RefHeading___Toc495_2363055178"/>
+      <w:bookmarkEnd w:id="49"/>
       <w:r>
         <w:rPr>
           <w:lang w:val="ru-RU"/>
@@ -10183,8 +7951,8 @@
           <w:lang w:val="ru-RU"/>
         </w:rPr>
       </w:pPr>
-      <w:bookmarkStart w:id="49" w:name="__RefHeading___Toc497_2363055178"/>
-      <w:bookmarkEnd w:id="49"/>
+      <w:bookmarkStart w:id="50" w:name="__RefHeading___Toc497_2363055178"/>
+      <w:bookmarkEnd w:id="50"/>
       <w:r>
         <w:rPr>
           <w:lang w:val="ru-RU"/>
@@ -10241,8 +8009,8 @@
           <w:lang w:val="ru-RU"/>
         </w:rPr>
       </w:pPr>
-      <w:bookmarkStart w:id="50" w:name="__RefHeading___Toc499_2363055178"/>
-      <w:bookmarkEnd w:id="50"/>
+      <w:bookmarkStart w:id="51" w:name="__RefHeading___Toc499_2363055178"/>
+      <w:bookmarkEnd w:id="51"/>
       <w:r>
         <w:rPr>
           <w:lang w:val="ru-RU"/>
@@ -10299,8 +8067,8 @@
           <w:lang w:val="ru-RU"/>
         </w:rPr>
       </w:pPr>
-      <w:bookmarkStart w:id="51" w:name="__RefHeading___Toc501_2363055178"/>
-      <w:bookmarkEnd w:id="51"/>
+      <w:bookmarkStart w:id="52" w:name="__RefHeading___Toc501_2363055178"/>
+      <w:bookmarkEnd w:id="52"/>
       <w:r>
         <w:rPr>
           <w:lang w:val="ru-RU"/>
@@ -10357,8 +8125,8 @@
           <w:lang w:val="ru-RU"/>
         </w:rPr>
       </w:pPr>
-      <w:bookmarkStart w:id="52" w:name="__RefHeading___Toc503_2363055178"/>
-      <w:bookmarkEnd w:id="52"/>
+      <w:bookmarkStart w:id="53" w:name="__RefHeading___Toc503_2363055178"/>
+      <w:bookmarkEnd w:id="53"/>
       <w:r>
         <w:rPr>
           <w:lang w:val="ru-RU"/>
@@ -10401,8 +8169,8 @@
           <w:lang w:val="ru-RU"/>
         </w:rPr>
       </w:pPr>
-      <w:bookmarkStart w:id="53" w:name="__RefHeading___Toc505_2363055178"/>
-      <w:bookmarkEnd w:id="53"/>
+      <w:bookmarkStart w:id="54" w:name="__RefHeading___Toc505_2363055178"/>
+      <w:bookmarkEnd w:id="54"/>
       <w:r>
         <w:rPr>
           <w:lang w:val="ru-RU"/>
@@ -10473,8 +8241,8 @@
           <w:lang w:val="ru-RU"/>
         </w:rPr>
       </w:pPr>
-      <w:bookmarkStart w:id="54" w:name="__RefHeading___Toc507_2363055178"/>
-      <w:bookmarkEnd w:id="54"/>
+      <w:bookmarkStart w:id="55" w:name="__RefHeading___Toc507_2363055178"/>
+      <w:bookmarkEnd w:id="55"/>
       <w:r>
         <w:rPr>
           <w:lang w:val="ru-RU"/>
@@ -10562,8 +8330,8 @@
           <w:lang w:val="ru-RU"/>
         </w:rPr>
       </w:pPr>
-      <w:bookmarkStart w:id="55" w:name="__RefHeading___Toc191_884528406"/>
-      <w:bookmarkEnd w:id="55"/>
+      <w:bookmarkStart w:id="56" w:name="__RefHeading___Toc191_884528406"/>
+      <w:bookmarkEnd w:id="56"/>
       <w:r>
         <w:rPr>
           <w:lang w:val="ru-RU"/>
@@ -10634,8 +8402,8 @@
         </w:rPr>
         <w:t xml:space="preserve">Таблица </w:t>
       </w:r>
-      <w:bookmarkStart w:id="56" w:name="Ref_Таблица0_number_only_Копия_1"/>
-      <w:bookmarkStart w:id="57" w:name="Ref_Таблица1_number_only"/>
+      <w:bookmarkStart w:id="57" w:name="Ref_Таблица0_number_only_Копия_1"/>
+      <w:bookmarkStart w:id="58" w:name="Ref_Таблица1_number_only"/>
       <w:r>
         <w:rPr>
           <w:lang w:val="ru-RU"/>
@@ -10666,8 +8434,8 @@
         </w:rPr>
         <w:fldChar w:fldCharType="end"/>
       </w:r>
-      <w:bookmarkEnd w:id="56"/>
       <w:bookmarkEnd w:id="57"/>
+      <w:bookmarkEnd w:id="58"/>
       <w:r>
         <w:rPr>
           <w:lang w:val="ru-RU"/>
@@ -11976,8 +9744,8 @@
           <w:lang w:val="ru-RU"/>
         </w:rPr>
       </w:pPr>
-      <w:bookmarkStart w:id="58" w:name="__RefHeading___Toc193_884528406"/>
-      <w:bookmarkEnd w:id="58"/>
+      <w:bookmarkStart w:id="59" w:name="__RefHeading___Toc193_884528406"/>
+      <w:bookmarkEnd w:id="59"/>
       <w:r>
         <w:rPr>
           <w:lang w:val="ru-RU"/>
@@ -11992,8 +9760,8 @@
           <w:lang w:val="ru-RU"/>
         </w:rPr>
       </w:pPr>
-      <w:bookmarkStart w:id="59" w:name="__RefHeading___Toc2523_345898378"/>
-      <w:bookmarkEnd w:id="59"/>
+      <w:bookmarkStart w:id="60" w:name="__RefHeading___Toc2523_345898378"/>
+      <w:bookmarkEnd w:id="60"/>
       <w:r>
         <w:rPr>
           <w:lang w:val="ru-RU"/>
@@ -12130,8 +9898,8 @@
           <w:lang w:val="ru-RU"/>
         </w:rPr>
       </w:pPr>
-      <w:bookmarkStart w:id="60" w:name="__RefHeading___Toc2525_345898378"/>
-      <w:bookmarkEnd w:id="60"/>
+      <w:bookmarkStart w:id="61" w:name="__RefHeading___Toc2525_345898378"/>
+      <w:bookmarkEnd w:id="61"/>
       <w:r>
         <w:rPr>
           <w:lang w:val="ru-RU"/>
@@ -12232,8 +10000,8 @@
           <w:lang w:val="ru-RU"/>
         </w:rPr>
       </w:pPr>
-      <w:bookmarkStart w:id="61" w:name="__RefHeading___Toc2527_345898378"/>
-      <w:bookmarkEnd w:id="61"/>
+      <w:bookmarkStart w:id="62" w:name="__RefHeading___Toc2527_345898378"/>
+      <w:bookmarkEnd w:id="62"/>
       <w:r>
         <w:rPr>
           <w:lang w:val="ru-RU"/>
@@ -12306,8 +10074,8 @@
         <w:tblLook w:firstRow="1" w:noVBand="1" w:lastRow="0" w:firstColumn="1" w:lastColumn="0" w:noHBand="0" w:val="04a0"/>
       </w:tblPr>
       <w:tblGrid>
-        <w:gridCol w:w="2976"/>
-        <w:gridCol w:w="6379"/>
+        <w:gridCol w:w="2974"/>
+        <w:gridCol w:w="6381"/>
       </w:tblGrid>
       <w:tr>
         <w:trPr>
@@ -12316,7 +10084,7 @@
         </w:trPr>
         <w:tc>
           <w:tcPr>
-            <w:tcW w:w="2976" w:type="dxa"/>
+            <w:tcW w:w="2974" w:type="dxa"/>
             <w:tcBorders>
               <w:top w:val="single" w:sz="2" w:space="0" w:color="000000"/>
               <w:left w:val="single" w:sz="2" w:space="0" w:color="000000"/>
@@ -12346,7 +10114,7 @@
         </w:tc>
         <w:tc>
           <w:tcPr>
-            <w:tcW w:w="6379" w:type="dxa"/>
+            <w:tcW w:w="6381" w:type="dxa"/>
             <w:tcBorders>
               <w:top w:val="single" w:sz="2" w:space="0" w:color="000000"/>
               <w:left w:val="single" w:sz="2" w:space="0" w:color="000000"/>
@@ -12381,7 +10149,7 @@
         </w:trPr>
         <w:tc>
           <w:tcPr>
-            <w:tcW w:w="2976" w:type="dxa"/>
+            <w:tcW w:w="2974" w:type="dxa"/>
             <w:tcBorders>
               <w:left w:val="single" w:sz="2" w:space="0" w:color="000000"/>
               <w:bottom w:val="single" w:sz="2" w:space="0" w:color="000000"/>
@@ -12407,7 +10175,7 @@
         </w:tc>
         <w:tc>
           <w:tcPr>
-            <w:tcW w:w="6379" w:type="dxa"/>
+            <w:tcW w:w="6381" w:type="dxa"/>
             <w:tcBorders>
               <w:left w:val="single" w:sz="2" w:space="0" w:color="000000"/>
               <w:bottom w:val="single" w:sz="2" w:space="0" w:color="000000"/>
@@ -12441,7 +10209,7 @@
         </w:trPr>
         <w:tc>
           <w:tcPr>
-            <w:tcW w:w="2976" w:type="dxa"/>
+            <w:tcW w:w="2974" w:type="dxa"/>
             <w:tcBorders>
               <w:left w:val="single" w:sz="2" w:space="0" w:color="000000"/>
               <w:bottom w:val="single" w:sz="2" w:space="0" w:color="000000"/>
@@ -12467,7 +10235,7 @@
         </w:tc>
         <w:tc>
           <w:tcPr>
-            <w:tcW w:w="6379" w:type="dxa"/>
+            <w:tcW w:w="6381" w:type="dxa"/>
             <w:tcBorders>
               <w:left w:val="single" w:sz="2" w:space="0" w:color="000000"/>
               <w:bottom w:val="single" w:sz="2" w:space="0" w:color="000000"/>
@@ -12537,7 +10305,7 @@
         </w:trPr>
         <w:tc>
           <w:tcPr>
-            <w:tcW w:w="2976" w:type="dxa"/>
+            <w:tcW w:w="2974" w:type="dxa"/>
             <w:tcBorders>
               <w:left w:val="single" w:sz="2" w:space="0" w:color="000000"/>
               <w:bottom w:val="single" w:sz="2" w:space="0" w:color="000000"/>
@@ -12563,7 +10331,7 @@
         </w:tc>
         <w:tc>
           <w:tcPr>
-            <w:tcW w:w="6379" w:type="dxa"/>
+            <w:tcW w:w="6381" w:type="dxa"/>
             <w:tcBorders>
               <w:left w:val="single" w:sz="2" w:space="0" w:color="000000"/>
               <w:bottom w:val="single" w:sz="2" w:space="0" w:color="000000"/>
@@ -12615,7 +10383,7 @@
         </w:trPr>
         <w:tc>
           <w:tcPr>
-            <w:tcW w:w="2976" w:type="dxa"/>
+            <w:tcW w:w="2974" w:type="dxa"/>
             <w:tcBorders>
               <w:left w:val="single" w:sz="2" w:space="0" w:color="000000"/>
               <w:bottom w:val="single" w:sz="2" w:space="0" w:color="000000"/>
@@ -12641,7 +10409,7 @@
         </w:tc>
         <w:tc>
           <w:tcPr>
-            <w:tcW w:w="6379" w:type="dxa"/>
+            <w:tcW w:w="6381" w:type="dxa"/>
             <w:tcBorders>
               <w:left w:val="single" w:sz="2" w:space="0" w:color="000000"/>
               <w:bottom w:val="single" w:sz="2" w:space="0" w:color="000000"/>
@@ -12693,7 +10461,7 @@
         </w:trPr>
         <w:tc>
           <w:tcPr>
-            <w:tcW w:w="2976" w:type="dxa"/>
+            <w:tcW w:w="2974" w:type="dxa"/>
             <w:tcBorders>
               <w:left w:val="single" w:sz="2" w:space="0" w:color="000000"/>
               <w:bottom w:val="single" w:sz="2" w:space="0" w:color="000000"/>
@@ -12719,7 +10487,7 @@
         </w:tc>
         <w:tc>
           <w:tcPr>
-            <w:tcW w:w="6379" w:type="dxa"/>
+            <w:tcW w:w="6381" w:type="dxa"/>
             <w:tcBorders>
               <w:left w:val="single" w:sz="2" w:space="0" w:color="000000"/>
               <w:bottom w:val="single" w:sz="2" w:space="0" w:color="000000"/>
@@ -12753,7 +10521,7 @@
         </w:trPr>
         <w:tc>
           <w:tcPr>
-            <w:tcW w:w="2976" w:type="dxa"/>
+            <w:tcW w:w="2974" w:type="dxa"/>
             <w:tcBorders>
               <w:left w:val="single" w:sz="2" w:space="0" w:color="000000"/>
               <w:bottom w:val="single" w:sz="2" w:space="0" w:color="000000"/>
@@ -12778,7 +10546,7 @@
         </w:tc>
         <w:tc>
           <w:tcPr>
-            <w:tcW w:w="6379" w:type="dxa"/>
+            <w:tcW w:w="6381" w:type="dxa"/>
             <w:tcBorders>
               <w:left w:val="single" w:sz="2" w:space="0" w:color="000000"/>
               <w:bottom w:val="single" w:sz="2" w:space="0" w:color="000000"/>
@@ -12832,8 +10600,8 @@
           <w:lang w:val="ru-RU"/>
         </w:rPr>
       </w:pPr>
-      <w:bookmarkStart w:id="62" w:name="__RefHeading___Toc2529_345898378"/>
-      <w:bookmarkEnd w:id="62"/>
+      <w:bookmarkStart w:id="63" w:name="__RefHeading___Toc2529_345898378"/>
+      <w:bookmarkEnd w:id="63"/>
       <w:r>
         <w:rPr>
           <w:lang w:val="ru-RU"/>
@@ -12862,8 +10630,8 @@
           <w:lang w:val="ru-RU"/>
         </w:rPr>
       </w:pPr>
-      <w:bookmarkStart w:id="63" w:name="__RefHeading___Toc2531_345898378"/>
-      <w:bookmarkEnd w:id="63"/>
+      <w:bookmarkStart w:id="64" w:name="__RefHeading___Toc2531_345898378"/>
+      <w:bookmarkEnd w:id="64"/>
       <w:r>
         <w:rPr>
           <w:lang w:val="ru-RU"/>
@@ -12892,8 +10660,8 @@
           <w:lang w:val="ru-RU"/>
         </w:rPr>
       </w:pPr>
-      <w:bookmarkStart w:id="64" w:name="__RefHeading___Toc2533_345898378"/>
-      <w:bookmarkEnd w:id="64"/>
+      <w:bookmarkStart w:id="65" w:name="__RefHeading___Toc2533_345898378"/>
+      <w:bookmarkEnd w:id="65"/>
       <w:r>
         <w:rPr>
           <w:lang w:val="ru-RU"/>
@@ -12958,8 +10726,8 @@
           <w:lang w:val="ru-RU"/>
         </w:rPr>
       </w:pPr>
-      <w:bookmarkStart w:id="65" w:name="__RefHeading___Toc2535_345898378"/>
-      <w:bookmarkEnd w:id="65"/>
+      <w:bookmarkStart w:id="66" w:name="__RefHeading___Toc2535_345898378"/>
+      <w:bookmarkEnd w:id="66"/>
       <w:r>
         <w:rPr>
           <w:lang w:val="ru-RU"/>
@@ -12988,8 +10756,8 @@
           <w:lang w:val="ru-RU"/>
         </w:rPr>
       </w:pPr>
-      <w:bookmarkStart w:id="66" w:name="__RefHeading___Toc2537_345898378"/>
-      <w:bookmarkEnd w:id="66"/>
+      <w:bookmarkStart w:id="67" w:name="__RefHeading___Toc2537_345898378"/>
+      <w:bookmarkEnd w:id="67"/>
       <w:r>
         <w:rPr>
           <w:lang w:val="ru-RU"/>
@@ -13018,8 +10786,8 @@
           <w:lang w:val="ru-RU"/>
         </w:rPr>
       </w:pPr>
-      <w:bookmarkStart w:id="67" w:name="__RefHeading___Toc2539_345898378"/>
-      <w:bookmarkEnd w:id="67"/>
+      <w:bookmarkStart w:id="68" w:name="__RefHeading___Toc2539_345898378"/>
+      <w:bookmarkEnd w:id="68"/>
       <w:r>
         <w:rPr>
           <w:lang w:val="ru-RU"/>
@@ -13048,8 +10816,8 @@
           <w:lang w:val="ru-RU"/>
         </w:rPr>
       </w:pPr>
-      <w:bookmarkStart w:id="68" w:name="__RefHeading___Toc2541_345898378"/>
-      <w:bookmarkEnd w:id="68"/>
+      <w:bookmarkStart w:id="69" w:name="__RefHeading___Toc2541_345898378"/>
+      <w:bookmarkEnd w:id="69"/>
       <w:r>
         <w:rPr>
           <w:lang w:val="ru-RU"/>
@@ -13203,8 +10971,8 @@
           <w:lang w:val="ru-RU"/>
         </w:rPr>
       </w:pPr>
-      <w:bookmarkStart w:id="69" w:name="__RefHeading___Toc195_884528406"/>
-      <w:bookmarkEnd w:id="69"/>
+      <w:bookmarkStart w:id="70" w:name="__RefHeading___Toc195_884528406"/>
+      <w:bookmarkEnd w:id="70"/>
       <w:r>
         <w:rPr>
           <w:lang w:val="ru-RU"/>
@@ -13236,8 +11004,8 @@
           <w:lang w:val="ru-RU"/>
         </w:rPr>
       </w:pPr>
-      <w:bookmarkStart w:id="70" w:name="__RefHeading___Toc197_884528406"/>
-      <w:bookmarkEnd w:id="70"/>
+      <w:bookmarkStart w:id="71" w:name="__RefHeading___Toc197_884528406"/>
+      <w:bookmarkEnd w:id="71"/>
       <w:r>
         <w:rPr>
           <w:lang w:val="ru-RU"/>
@@ -13269,8 +11037,8 @@
           <w:lang w:val="ru-RU"/>
         </w:rPr>
       </w:pPr>
-      <w:bookmarkStart w:id="71" w:name="__RefHeading___Toc199_884528406"/>
-      <w:bookmarkEnd w:id="71"/>
+      <w:bookmarkStart w:id="72" w:name="__RefHeading___Toc199_884528406"/>
+      <w:bookmarkEnd w:id="72"/>
       <w:r>
         <w:rPr>
           <w:lang w:val="ru-RU"/>
@@ -13302,8 +11070,8 @@
           <w:lang w:val="ru-RU"/>
         </w:rPr>
       </w:pPr>
-      <w:bookmarkStart w:id="72" w:name="__RefHeading___Toc201_884528406"/>
-      <w:bookmarkEnd w:id="72"/>
+      <w:bookmarkStart w:id="73" w:name="__RefHeading___Toc201_884528406"/>
+      <w:bookmarkEnd w:id="73"/>
       <w:r>
         <w:rPr>
           <w:lang w:val="ru-RU"/>
@@ -13323,30 +11091,95 @@
           <w:lang w:val="ru-RU"/>
         </w:rPr>
       </w:r>
+    </w:p>
+    <w:p>
+      <w:pPr>
+        <w:pStyle w:val="2"/>
+        <w:rPr/>
+      </w:pPr>
+      <w:bookmarkStart w:id="74" w:name="__RefHeading___Toc8328_2736253888"/>
+      <w:bookmarkEnd w:id="74"/>
+      <w:r>
+        <w:rPr/>
+        <w:t>ВЫВОД</w:t>
+      </w:r>
+    </w:p>
+    <w:p>
+      <w:pPr>
+        <w:pStyle w:val="BodyText"/>
+        <w:rPr/>
+      </w:pPr>
+      <w:r>
+        <w:rPr/>
+        <w:t>Выполнен анализ предметной области создания информационной системы. Сформированы требования к проектируемой информационной системе. Уточнены требования на основании макета информационной системы.</w:t>
+      </w:r>
+    </w:p>
+    <w:p>
+      <w:pPr>
+        <w:pStyle w:val="BodyText"/>
+        <w:rPr/>
+      </w:pPr>
+      <w:r>
+        <w:rPr/>
+      </w:r>
       <w:r>
         <w:br w:type="page"/>
       </w:r>
     </w:p>
     <w:p>
       <w:pPr>
-        <w:pStyle w:val="Heading1"/>
-        <w:numPr>
-          <w:ilvl w:val="0"/>
-          <w:numId w:val="0"/>
-        </w:numPr>
-        <w:spacing w:before="0" w:after="0"/>
-        <w:ind w:hanging="0" w:left="0"/>
-        <w:rPr>
-          <w:lang w:val="ru-RU"/>
-        </w:rPr>
-      </w:pPr>
-      <w:bookmarkStart w:id="73" w:name="__RefHeading___Toc15796_3353666639"/>
-      <w:bookmarkEnd w:id="73"/>
-      <w:r>
-        <w:rPr>
-          <w:lang w:val="ru-RU"/>
-        </w:rPr>
+        <w:pStyle w:val="1"/>
+        <w:spacing w:before="0" w:after="119"/>
+        <w:rPr/>
+      </w:pPr>
+      <w:bookmarkStart w:id="75" w:name="__RefHeading___Toc15796_3353666639"/>
+      <w:bookmarkEnd w:id="75"/>
+      <w:r>
+        <w:rPr/>
         <w:t>Практическая работа № 2. Проектирование диаграммы прецедентов информационной системы в нотации UML</w:t>
+      </w:r>
+    </w:p>
+    <w:p>
+      <w:pPr>
+        <w:pStyle w:val="2"/>
+        <w:rPr/>
+      </w:pPr>
+      <w:bookmarkStart w:id="76" w:name="__RefHeading___Toc4020_3845848713"/>
+      <w:bookmarkEnd w:id="76"/>
+      <w:r>
+        <w:rPr/>
+        <w:t>ЦЕЛЬ РАБОТЫ</w:t>
+      </w:r>
+    </w:p>
+    <w:p>
+      <w:pPr>
+        <w:pStyle w:val="BodyText"/>
+        <w:rPr/>
+      </w:pPr>
+      <w:r>
+        <w:rPr/>
+        <w:t>Основная цель работы – создать диаграмму прецедентов (use case) для одного из классов или прецедентов проектируемой информационной системы. В процессе достижения цели студенты получают навыки создания и использования диаграмм UML.</w:t>
+      </w:r>
+    </w:p>
+    <w:p>
+      <w:pPr>
+        <w:pStyle w:val="BodyText"/>
+        <w:rPr/>
+      </w:pPr>
+      <w:r>
+        <w:rPr/>
+      </w:r>
+    </w:p>
+    <w:p>
+      <w:pPr>
+        <w:pStyle w:val="2"/>
+        <w:rPr/>
+      </w:pPr>
+      <w:bookmarkStart w:id="77" w:name="__RefHeading___Toc4018_3845848713"/>
+      <w:bookmarkEnd w:id="77"/>
+      <w:r>
+        <w:rPr/>
+        <w:t>ХОД ВЫПОЛНЕНИЯ РАБОТЫ</w:t>
       </w:r>
     </w:p>
     <w:p>
@@ -13361,8 +11194,8 @@
           <w:lang w:val="ru-RU"/>
         </w:rPr>
       </w:pPr>
-      <w:bookmarkStart w:id="74" w:name="__RefHeading___Toc15798_3353666639"/>
-      <w:bookmarkEnd w:id="74"/>
+      <w:bookmarkStart w:id="78" w:name="__RefHeading___Toc15798_3353666639"/>
+      <w:bookmarkEnd w:id="78"/>
       <w:r>
         <w:rPr>
           <w:lang w:val="ru-RU"/>
@@ -13392,8 +11225,8 @@
           <w:lang w:val="ru-RU"/>
         </w:rPr>
       </w:pPr>
-      <w:bookmarkStart w:id="75" w:name="__RefHeading___Toc15800_3353666639"/>
-      <w:bookmarkEnd w:id="75"/>
+      <w:bookmarkStart w:id="79" w:name="__RefHeading___Toc15800_3353666639"/>
+      <w:bookmarkEnd w:id="79"/>
       <w:r>
         <w:rPr>
           <w:lang w:val="ru-RU"/>
@@ -13423,8 +11256,8 @@
           <w:lang w:val="ru-RU"/>
         </w:rPr>
       </w:pPr>
-      <w:bookmarkStart w:id="76" w:name="__RefHeading___Toc15802_3353666639"/>
-      <w:bookmarkEnd w:id="76"/>
+      <w:bookmarkStart w:id="80" w:name="__RefHeading___Toc15802_3353666639"/>
+      <w:bookmarkEnd w:id="80"/>
       <w:r>
         <w:rPr>
           <w:lang w:val="ru-RU"/>
@@ -13444,19 +11277,6 @@
           <w:lang w:val="ru-RU"/>
         </w:rPr>
         <w:t>Администратор обеспечивает функционирование системы. Он управляет учётными записями пользователей, настраивает общие параметры (время сбора расписания, список групп, праздничные дни) и контролирует работу системы через мониторинг и просмотр логов. Настройка параметров может расширяться временным отключением рассылки уведомлений. Администратор также формирует отчёты о работе системы, включая статистику отправленных уведомлений.</w:t>
-      </w:r>
-    </w:p>
-    <w:p>
-      <w:pPr>
-        <w:pStyle w:val="BodyText"/>
-        <w:rPr>
-          <w:lang w:val="ru-RU"/>
-        </w:rPr>
-      </w:pPr>
-      <w:r>
-        <w:rPr>
-          <w:lang w:val="ru-RU"/>
-        </w:rPr>
       </w:r>
     </w:p>
     <w:p>
@@ -13467,8 +11287,8 @@
           <w:lang w:val="ru-RU"/>
         </w:rPr>
       </w:pPr>
-      <w:bookmarkStart w:id="77" w:name="__RefHeading___Toc15804_3353666639"/>
-      <w:bookmarkEnd w:id="77"/>
+      <w:bookmarkStart w:id="81" w:name="__RefHeading___Toc15804_3353666639"/>
+      <w:bookmarkEnd w:id="81"/>
       <w:r>
         <w:rPr>
           <w:lang w:val="ru-RU"/>
@@ -13490,15 +11310,15 @@
         </w:tblCellMar>
       </w:tblPr>
       <w:tblGrid>
-        <w:gridCol w:w="3568"/>
+        <w:gridCol w:w="3566"/>
         <w:gridCol w:w="2438"/>
-        <w:gridCol w:w="3349"/>
+        <w:gridCol w:w="3351"/>
       </w:tblGrid>
       <w:tr>
         <w:trPr/>
         <w:tc>
           <w:tcPr>
-            <w:tcW w:w="3568" w:type="dxa"/>
+            <w:tcW w:w="3566" w:type="dxa"/>
             <w:tcBorders>
               <w:top w:val="single" w:sz="4" w:space="0" w:color="000000"/>
               <w:left w:val="single" w:sz="4" w:space="0" w:color="000000"/>
@@ -13556,7 +11376,7 @@
         </w:tc>
         <w:tc>
           <w:tcPr>
-            <w:tcW w:w="3349" w:type="dxa"/>
+            <w:tcW w:w="3351" w:type="dxa"/>
             <w:tcBorders>
               <w:top w:val="single" w:sz="4" w:space="0" w:color="000000"/>
               <w:left w:val="single" w:sz="4" w:space="0" w:color="000000"/>
@@ -13589,7 +11409,7 @@
         <w:trPr/>
         <w:tc>
           <w:tcPr>
-            <w:tcW w:w="3568" w:type="dxa"/>
+            <w:tcW w:w="3566" w:type="dxa"/>
             <w:tcBorders>
               <w:left w:val="single" w:sz="4" w:space="0" w:color="000000"/>
               <w:bottom w:val="single" w:sz="4" w:space="0" w:color="000000"/>
@@ -13639,7 +11459,7 @@
         </w:tc>
         <w:tc>
           <w:tcPr>
-            <w:tcW w:w="3349" w:type="dxa"/>
+            <w:tcW w:w="3351" w:type="dxa"/>
             <w:tcBorders>
               <w:left w:val="single" w:sz="4" w:space="0" w:color="000000"/>
               <w:bottom w:val="single" w:sz="4" w:space="0" w:color="000000"/>
@@ -13668,7 +11488,7 @@
         <w:trPr/>
         <w:tc>
           <w:tcPr>
-            <w:tcW w:w="3568" w:type="dxa"/>
+            <w:tcW w:w="3566" w:type="dxa"/>
             <w:tcBorders>
               <w:left w:val="single" w:sz="4" w:space="0" w:color="000000"/>
               <w:bottom w:val="single" w:sz="4" w:space="0" w:color="000000"/>
@@ -13718,7 +11538,7 @@
         </w:tc>
         <w:tc>
           <w:tcPr>
-            <w:tcW w:w="3349" w:type="dxa"/>
+            <w:tcW w:w="3351" w:type="dxa"/>
             <w:tcBorders>
               <w:left w:val="single" w:sz="4" w:space="0" w:color="000000"/>
               <w:bottom w:val="single" w:sz="4" w:space="0" w:color="000000"/>
@@ -13747,7 +11567,7 @@
         <w:trPr/>
         <w:tc>
           <w:tcPr>
-            <w:tcW w:w="3568" w:type="dxa"/>
+            <w:tcW w:w="3566" w:type="dxa"/>
             <w:tcBorders>
               <w:left w:val="single" w:sz="4" w:space="0" w:color="000000"/>
               <w:bottom w:val="single" w:sz="4" w:space="0" w:color="000000"/>
@@ -13797,7 +11617,7 @@
         </w:tc>
         <w:tc>
           <w:tcPr>
-            <w:tcW w:w="3349" w:type="dxa"/>
+            <w:tcW w:w="3351" w:type="dxa"/>
             <w:tcBorders>
               <w:left w:val="single" w:sz="4" w:space="0" w:color="000000"/>
               <w:bottom w:val="single" w:sz="4" w:space="0" w:color="000000"/>
@@ -13826,7 +11646,7 @@
         <w:trPr/>
         <w:tc>
           <w:tcPr>
-            <w:tcW w:w="3568" w:type="dxa"/>
+            <w:tcW w:w="3566" w:type="dxa"/>
             <w:tcBorders>
               <w:left w:val="single" w:sz="4" w:space="0" w:color="000000"/>
               <w:bottom w:val="single" w:sz="4" w:space="0" w:color="000000"/>
@@ -13876,7 +11696,7 @@
         </w:tc>
         <w:tc>
           <w:tcPr>
-            <w:tcW w:w="3349" w:type="dxa"/>
+            <w:tcW w:w="3351" w:type="dxa"/>
             <w:tcBorders>
               <w:left w:val="single" w:sz="4" w:space="0" w:color="000000"/>
               <w:bottom w:val="single" w:sz="4" w:space="0" w:color="000000"/>
@@ -13905,7 +11725,7 @@
         <w:trPr/>
         <w:tc>
           <w:tcPr>
-            <w:tcW w:w="3568" w:type="dxa"/>
+            <w:tcW w:w="3566" w:type="dxa"/>
             <w:tcBorders>
               <w:left w:val="single" w:sz="4" w:space="0" w:color="000000"/>
               <w:bottom w:val="single" w:sz="4" w:space="0" w:color="000000"/>
@@ -13955,7 +11775,7 @@
         </w:tc>
         <w:tc>
           <w:tcPr>
-            <w:tcW w:w="3349" w:type="dxa"/>
+            <w:tcW w:w="3351" w:type="dxa"/>
             <w:tcBorders>
               <w:left w:val="single" w:sz="4" w:space="0" w:color="000000"/>
               <w:bottom w:val="single" w:sz="4" w:space="0" w:color="000000"/>
@@ -13984,7 +11804,7 @@
         <w:trPr/>
         <w:tc>
           <w:tcPr>
-            <w:tcW w:w="3568" w:type="dxa"/>
+            <w:tcW w:w="3566" w:type="dxa"/>
             <w:tcBorders>
               <w:left w:val="single" w:sz="4" w:space="0" w:color="000000"/>
               <w:bottom w:val="single" w:sz="4" w:space="0" w:color="000000"/>
@@ -14034,7 +11854,7 @@
         </w:tc>
         <w:tc>
           <w:tcPr>
-            <w:tcW w:w="3349" w:type="dxa"/>
+            <w:tcW w:w="3351" w:type="dxa"/>
             <w:tcBorders>
               <w:left w:val="single" w:sz="4" w:space="0" w:color="000000"/>
               <w:bottom w:val="single" w:sz="4" w:space="0" w:color="000000"/>
@@ -14063,7 +11883,7 @@
         <w:trPr/>
         <w:tc>
           <w:tcPr>
-            <w:tcW w:w="3568" w:type="dxa"/>
+            <w:tcW w:w="3566" w:type="dxa"/>
             <w:tcBorders>
               <w:left w:val="single" w:sz="4" w:space="0" w:color="000000"/>
               <w:bottom w:val="single" w:sz="4" w:space="0" w:color="000000"/>
@@ -14113,7 +11933,7 @@
         </w:tc>
         <w:tc>
           <w:tcPr>
-            <w:tcW w:w="3349" w:type="dxa"/>
+            <w:tcW w:w="3351" w:type="dxa"/>
             <w:tcBorders>
               <w:left w:val="single" w:sz="4" w:space="0" w:color="000000"/>
               <w:bottom w:val="single" w:sz="4" w:space="0" w:color="000000"/>
@@ -14142,7 +11962,7 @@
         <w:trPr/>
         <w:tc>
           <w:tcPr>
-            <w:tcW w:w="3568" w:type="dxa"/>
+            <w:tcW w:w="3566" w:type="dxa"/>
             <w:tcBorders>
               <w:left w:val="single" w:sz="4" w:space="0" w:color="000000"/>
               <w:bottom w:val="single" w:sz="4" w:space="0" w:color="000000"/>
@@ -14192,7 +12012,7 @@
         </w:tc>
         <w:tc>
           <w:tcPr>
-            <w:tcW w:w="3349" w:type="dxa"/>
+            <w:tcW w:w="3351" w:type="dxa"/>
             <w:tcBorders>
               <w:left w:val="single" w:sz="4" w:space="0" w:color="000000"/>
               <w:bottom w:val="single" w:sz="4" w:space="0" w:color="000000"/>
@@ -14221,7 +12041,7 @@
         <w:trPr/>
         <w:tc>
           <w:tcPr>
-            <w:tcW w:w="3568" w:type="dxa"/>
+            <w:tcW w:w="3566" w:type="dxa"/>
             <w:tcBorders>
               <w:left w:val="single" w:sz="4" w:space="0" w:color="000000"/>
               <w:bottom w:val="single" w:sz="4" w:space="0" w:color="000000"/>
@@ -14271,7 +12091,7 @@
         </w:tc>
         <w:tc>
           <w:tcPr>
-            <w:tcW w:w="3349" w:type="dxa"/>
+            <w:tcW w:w="3351" w:type="dxa"/>
             <w:tcBorders>
               <w:left w:val="single" w:sz="4" w:space="0" w:color="000000"/>
               <w:bottom w:val="single" w:sz="4" w:space="0" w:color="000000"/>
@@ -14300,7 +12120,7 @@
         <w:trPr/>
         <w:tc>
           <w:tcPr>
-            <w:tcW w:w="3568" w:type="dxa"/>
+            <w:tcW w:w="3566" w:type="dxa"/>
             <w:tcBorders>
               <w:left w:val="single" w:sz="4" w:space="0" w:color="000000"/>
               <w:bottom w:val="single" w:sz="4" w:space="0" w:color="000000"/>
@@ -14350,7 +12170,7 @@
         </w:tc>
         <w:tc>
           <w:tcPr>
-            <w:tcW w:w="3349" w:type="dxa"/>
+            <w:tcW w:w="3351" w:type="dxa"/>
             <w:tcBorders>
               <w:left w:val="single" w:sz="4" w:space="0" w:color="000000"/>
               <w:bottom w:val="single" w:sz="4" w:space="0" w:color="000000"/>
@@ -14379,7 +12199,7 @@
         <w:trPr/>
         <w:tc>
           <w:tcPr>
-            <w:tcW w:w="3568" w:type="dxa"/>
+            <w:tcW w:w="3566" w:type="dxa"/>
             <w:tcBorders>
               <w:left w:val="single" w:sz="4" w:space="0" w:color="000000"/>
               <w:bottom w:val="single" w:sz="4" w:space="0" w:color="000000"/>
@@ -14429,7 +12249,7 @@
         </w:tc>
         <w:tc>
           <w:tcPr>
-            <w:tcW w:w="3349" w:type="dxa"/>
+            <w:tcW w:w="3351" w:type="dxa"/>
             <w:tcBorders>
               <w:left w:val="single" w:sz="4" w:space="0" w:color="000000"/>
               <w:bottom w:val="single" w:sz="4" w:space="0" w:color="000000"/>
@@ -14458,7 +12278,7 @@
         <w:trPr/>
         <w:tc>
           <w:tcPr>
-            <w:tcW w:w="3568" w:type="dxa"/>
+            <w:tcW w:w="3566" w:type="dxa"/>
             <w:tcBorders>
               <w:left w:val="single" w:sz="4" w:space="0" w:color="000000"/>
               <w:bottom w:val="single" w:sz="4" w:space="0" w:color="000000"/>
@@ -14508,7 +12328,7 @@
         </w:tc>
         <w:tc>
           <w:tcPr>
-            <w:tcW w:w="3349" w:type="dxa"/>
+            <w:tcW w:w="3351" w:type="dxa"/>
             <w:tcBorders>
               <w:left w:val="single" w:sz="4" w:space="0" w:color="000000"/>
               <w:bottom w:val="single" w:sz="4" w:space="0" w:color="000000"/>
@@ -14537,7 +12357,7 @@
         <w:trPr/>
         <w:tc>
           <w:tcPr>
-            <w:tcW w:w="3568" w:type="dxa"/>
+            <w:tcW w:w="3566" w:type="dxa"/>
             <w:tcBorders>
               <w:left w:val="single" w:sz="4" w:space="0" w:color="000000"/>
               <w:bottom w:val="single" w:sz="4" w:space="0" w:color="000000"/>
@@ -14587,7 +12407,7 @@
         </w:tc>
         <w:tc>
           <w:tcPr>
-            <w:tcW w:w="3349" w:type="dxa"/>
+            <w:tcW w:w="3351" w:type="dxa"/>
             <w:tcBorders>
               <w:left w:val="single" w:sz="4" w:space="0" w:color="000000"/>
               <w:bottom w:val="single" w:sz="4" w:space="0" w:color="000000"/>
@@ -14616,7 +12436,7 @@
         <w:trPr/>
         <w:tc>
           <w:tcPr>
-            <w:tcW w:w="3568" w:type="dxa"/>
+            <w:tcW w:w="3566" w:type="dxa"/>
             <w:tcBorders>
               <w:left w:val="single" w:sz="4" w:space="0" w:color="000000"/>
               <w:bottom w:val="single" w:sz="4" w:space="0" w:color="000000"/>
@@ -14666,7 +12486,7 @@
         </w:tc>
         <w:tc>
           <w:tcPr>
-            <w:tcW w:w="3349" w:type="dxa"/>
+            <w:tcW w:w="3351" w:type="dxa"/>
             <w:tcBorders>
               <w:left w:val="single" w:sz="4" w:space="0" w:color="000000"/>
               <w:bottom w:val="single" w:sz="4" w:space="0" w:color="000000"/>
@@ -14695,7 +12515,7 @@
         <w:trPr/>
         <w:tc>
           <w:tcPr>
-            <w:tcW w:w="3568" w:type="dxa"/>
+            <w:tcW w:w="3566" w:type="dxa"/>
             <w:tcBorders>
               <w:left w:val="single" w:sz="4" w:space="0" w:color="000000"/>
               <w:bottom w:val="single" w:sz="4" w:space="0" w:color="000000"/>
@@ -14745,7 +12565,7 @@
         </w:tc>
         <w:tc>
           <w:tcPr>
-            <w:tcW w:w="3349" w:type="dxa"/>
+            <w:tcW w:w="3351" w:type="dxa"/>
             <w:tcBorders>
               <w:left w:val="single" w:sz="4" w:space="0" w:color="000000"/>
               <w:bottom w:val="single" w:sz="4" w:space="0" w:color="000000"/>
@@ -14774,7 +12594,7 @@
         <w:trPr/>
         <w:tc>
           <w:tcPr>
-            <w:tcW w:w="3568" w:type="dxa"/>
+            <w:tcW w:w="3566" w:type="dxa"/>
             <w:tcBorders>
               <w:left w:val="single" w:sz="4" w:space="0" w:color="000000"/>
               <w:bottom w:val="single" w:sz="4" w:space="0" w:color="000000"/>
@@ -14824,7 +12644,7 @@
         </w:tc>
         <w:tc>
           <w:tcPr>
-            <w:tcW w:w="3349" w:type="dxa"/>
+            <w:tcW w:w="3351" w:type="dxa"/>
             <w:tcBorders>
               <w:left w:val="single" w:sz="4" w:space="0" w:color="000000"/>
               <w:bottom w:val="single" w:sz="4" w:space="0" w:color="000000"/>
@@ -14853,7 +12673,7 @@
         <w:trPr/>
         <w:tc>
           <w:tcPr>
-            <w:tcW w:w="3568" w:type="dxa"/>
+            <w:tcW w:w="3566" w:type="dxa"/>
             <w:tcBorders>
               <w:left w:val="single" w:sz="4" w:space="0" w:color="000000"/>
               <w:bottom w:val="single" w:sz="4" w:space="0" w:color="000000"/>
@@ -14903,7 +12723,7 @@
         </w:tc>
         <w:tc>
           <w:tcPr>
-            <w:tcW w:w="3349" w:type="dxa"/>
+            <w:tcW w:w="3351" w:type="dxa"/>
             <w:tcBorders>
               <w:left w:val="single" w:sz="4" w:space="0" w:color="000000"/>
               <w:bottom w:val="single" w:sz="4" w:space="0" w:color="000000"/>
@@ -14932,7 +12752,7 @@
         <w:trPr/>
         <w:tc>
           <w:tcPr>
-            <w:tcW w:w="3568" w:type="dxa"/>
+            <w:tcW w:w="3566" w:type="dxa"/>
             <w:tcBorders>
               <w:left w:val="single" w:sz="4" w:space="0" w:color="000000"/>
               <w:bottom w:val="single" w:sz="4" w:space="0" w:color="000000"/>
@@ -14982,7 +12802,7 @@
         </w:tc>
         <w:tc>
           <w:tcPr>
-            <w:tcW w:w="3349" w:type="dxa"/>
+            <w:tcW w:w="3351" w:type="dxa"/>
             <w:tcBorders>
               <w:left w:val="single" w:sz="4" w:space="0" w:color="000000"/>
               <w:bottom w:val="single" w:sz="4" w:space="0" w:color="000000"/>
@@ -15011,7 +12831,7 @@
         <w:trPr/>
         <w:tc>
           <w:tcPr>
-            <w:tcW w:w="3568" w:type="dxa"/>
+            <w:tcW w:w="3566" w:type="dxa"/>
             <w:tcBorders>
               <w:left w:val="single" w:sz="4" w:space="0" w:color="000000"/>
               <w:bottom w:val="single" w:sz="4" w:space="0" w:color="000000"/>
@@ -15061,7 +12881,7 @@
         </w:tc>
         <w:tc>
           <w:tcPr>
-            <w:tcW w:w="3349" w:type="dxa"/>
+            <w:tcW w:w="3351" w:type="dxa"/>
             <w:tcBorders>
               <w:left w:val="single" w:sz="4" w:space="0" w:color="000000"/>
               <w:bottom w:val="single" w:sz="4" w:space="0" w:color="000000"/>
@@ -15090,7 +12910,7 @@
         <w:trPr/>
         <w:tc>
           <w:tcPr>
-            <w:tcW w:w="3568" w:type="dxa"/>
+            <w:tcW w:w="3566" w:type="dxa"/>
             <w:tcBorders>
               <w:left w:val="single" w:sz="4" w:space="0" w:color="000000"/>
               <w:bottom w:val="single" w:sz="4" w:space="0" w:color="000000"/>
@@ -15140,7 +12960,7 @@
         </w:tc>
         <w:tc>
           <w:tcPr>
-            <w:tcW w:w="3349" w:type="dxa"/>
+            <w:tcW w:w="3351" w:type="dxa"/>
             <w:tcBorders>
               <w:left w:val="single" w:sz="4" w:space="0" w:color="000000"/>
               <w:bottom w:val="single" w:sz="4" w:space="0" w:color="000000"/>
@@ -15169,7 +12989,7 @@
         <w:trPr/>
         <w:tc>
           <w:tcPr>
-            <w:tcW w:w="3568" w:type="dxa"/>
+            <w:tcW w:w="3566" w:type="dxa"/>
             <w:tcBorders>
               <w:left w:val="single" w:sz="4" w:space="0" w:color="000000"/>
               <w:bottom w:val="single" w:sz="4" w:space="0" w:color="000000"/>
@@ -15219,7 +13039,7 @@
         </w:tc>
         <w:tc>
           <w:tcPr>
-            <w:tcW w:w="3349" w:type="dxa"/>
+            <w:tcW w:w="3351" w:type="dxa"/>
             <w:tcBorders>
               <w:left w:val="single" w:sz="4" w:space="0" w:color="000000"/>
               <w:bottom w:val="single" w:sz="4" w:space="0" w:color="000000"/>
@@ -15248,7 +13068,7 @@
         <w:trPr/>
         <w:tc>
           <w:tcPr>
-            <w:tcW w:w="3568" w:type="dxa"/>
+            <w:tcW w:w="3566" w:type="dxa"/>
             <w:tcBorders>
               <w:left w:val="single" w:sz="4" w:space="0" w:color="000000"/>
               <w:bottom w:val="single" w:sz="4" w:space="0" w:color="000000"/>
@@ -15298,7 +13118,7 @@
         </w:tc>
         <w:tc>
           <w:tcPr>
-            <w:tcW w:w="3349" w:type="dxa"/>
+            <w:tcW w:w="3351" w:type="dxa"/>
             <w:tcBorders>
               <w:left w:val="single" w:sz="4" w:space="0" w:color="000000"/>
               <w:bottom w:val="single" w:sz="4" w:space="0" w:color="000000"/>
@@ -15327,7 +13147,7 @@
         <w:trPr/>
         <w:tc>
           <w:tcPr>
-            <w:tcW w:w="3568" w:type="dxa"/>
+            <w:tcW w:w="3566" w:type="dxa"/>
             <w:tcBorders>
               <w:left w:val="single" w:sz="4" w:space="0" w:color="000000"/>
               <w:bottom w:val="single" w:sz="4" w:space="0" w:color="000000"/>
@@ -15377,7 +13197,7 @@
         </w:tc>
         <w:tc>
           <w:tcPr>
-            <w:tcW w:w="3349" w:type="dxa"/>
+            <w:tcW w:w="3351" w:type="dxa"/>
             <w:tcBorders>
               <w:left w:val="single" w:sz="4" w:space="0" w:color="000000"/>
               <w:bottom w:val="single" w:sz="4" w:space="0" w:color="000000"/>
@@ -15406,7 +13226,7 @@
         <w:trPr/>
         <w:tc>
           <w:tcPr>
-            <w:tcW w:w="3568" w:type="dxa"/>
+            <w:tcW w:w="3566" w:type="dxa"/>
             <w:tcBorders>
               <w:left w:val="single" w:sz="4" w:space="0" w:color="000000"/>
               <w:bottom w:val="single" w:sz="4" w:space="0" w:color="000000"/>
@@ -15456,7 +13276,7 @@
         </w:tc>
         <w:tc>
           <w:tcPr>
-            <w:tcW w:w="3349" w:type="dxa"/>
+            <w:tcW w:w="3351" w:type="dxa"/>
             <w:tcBorders>
               <w:left w:val="single" w:sz="4" w:space="0" w:color="000000"/>
               <w:bottom w:val="single" w:sz="4" w:space="0" w:color="000000"/>
@@ -15485,7 +13305,7 @@
         <w:trPr/>
         <w:tc>
           <w:tcPr>
-            <w:tcW w:w="3568" w:type="dxa"/>
+            <w:tcW w:w="3566" w:type="dxa"/>
             <w:tcBorders>
               <w:left w:val="single" w:sz="4" w:space="0" w:color="000000"/>
               <w:bottom w:val="single" w:sz="4" w:space="0" w:color="000000"/>
@@ -15535,7 +13355,7 @@
         </w:tc>
         <w:tc>
           <w:tcPr>
-            <w:tcW w:w="3349" w:type="dxa"/>
+            <w:tcW w:w="3351" w:type="dxa"/>
             <w:tcBorders>
               <w:left w:val="single" w:sz="4" w:space="0" w:color="000000"/>
               <w:bottom w:val="single" w:sz="4" w:space="0" w:color="000000"/>
@@ -15564,7 +13384,7 @@
         <w:trPr/>
         <w:tc>
           <w:tcPr>
-            <w:tcW w:w="3568" w:type="dxa"/>
+            <w:tcW w:w="3566" w:type="dxa"/>
             <w:tcBorders>
               <w:left w:val="single" w:sz="4" w:space="0" w:color="000000"/>
               <w:bottom w:val="single" w:sz="4" w:space="0" w:color="000000"/>
@@ -15614,7 +13434,7 @@
         </w:tc>
         <w:tc>
           <w:tcPr>
-            <w:tcW w:w="3349" w:type="dxa"/>
+            <w:tcW w:w="3351" w:type="dxa"/>
             <w:tcBorders>
               <w:left w:val="single" w:sz="4" w:space="0" w:color="000000"/>
               <w:bottom w:val="single" w:sz="4" w:space="0" w:color="000000"/>
@@ -15643,7 +13463,7 @@
         <w:trPr/>
         <w:tc>
           <w:tcPr>
-            <w:tcW w:w="3568" w:type="dxa"/>
+            <w:tcW w:w="3566" w:type="dxa"/>
             <w:tcBorders>
               <w:left w:val="single" w:sz="4" w:space="0" w:color="000000"/>
               <w:bottom w:val="single" w:sz="4" w:space="0" w:color="000000"/>
@@ -15693,7 +13513,7 @@
         </w:tc>
         <w:tc>
           <w:tcPr>
-            <w:tcW w:w="3349" w:type="dxa"/>
+            <w:tcW w:w="3351" w:type="dxa"/>
             <w:tcBorders>
               <w:left w:val="single" w:sz="4" w:space="0" w:color="000000"/>
               <w:bottom w:val="single" w:sz="4" w:space="0" w:color="000000"/>
@@ -15727,8 +13547,8 @@
           <w:lang w:val="ru-RU"/>
         </w:rPr>
       </w:pPr>
-      <w:bookmarkStart w:id="78" w:name="__RefHeading___Toc17895_3353666639"/>
-      <w:bookmarkEnd w:id="78"/>
+      <w:bookmarkStart w:id="82" w:name="__RefHeading___Toc17895_3353666639"/>
+      <w:bookmarkEnd w:id="82"/>
       <w:r>
         <w:rPr>
           <w:lang w:val="ru-RU"/>
@@ -15857,30 +13677,95 @@
           <w:lang w:val="ru-RU"/>
         </w:rPr>
       </w:r>
+    </w:p>
+    <w:p>
+      <w:pPr>
+        <w:pStyle w:val="2"/>
+        <w:rPr/>
+      </w:pPr>
+      <w:bookmarkStart w:id="83" w:name="__RefHeading___Toc4016_3845848713"/>
+      <w:bookmarkEnd w:id="83"/>
+      <w:r>
+        <w:rPr/>
+        <w:t>ВЫВОД</w:t>
+      </w:r>
+    </w:p>
+    <w:p>
+      <w:pPr>
+        <w:pStyle w:val="BodyText"/>
+        <w:rPr/>
+      </w:pPr>
+      <w:r>
+        <w:rPr/>
+        <w:t>Создана диаграмма прецедентов (use case) для прецедентов проектируемой информационной системы. В процессе достижения цели были получены навыки создания и использования диаграмм UML.</w:t>
+      </w:r>
+    </w:p>
+    <w:p>
+      <w:pPr>
+        <w:pStyle w:val="BodyText"/>
+        <w:rPr/>
+      </w:pPr>
+      <w:r>
+        <w:rPr/>
+      </w:r>
       <w:r>
         <w:br w:type="page"/>
       </w:r>
     </w:p>
     <w:p>
       <w:pPr>
-        <w:pStyle w:val="Heading1"/>
-        <w:numPr>
-          <w:ilvl w:val="0"/>
-          <w:numId w:val="0"/>
-        </w:numPr>
-        <w:spacing w:before="0" w:after="0"/>
-        <w:ind w:hanging="0" w:left="0"/>
-        <w:rPr>
-          <w:lang w:val="ru-RU"/>
-        </w:rPr>
-      </w:pPr>
-      <w:bookmarkStart w:id="79" w:name="__RefHeading___Toc17897_3353666639"/>
-      <w:bookmarkEnd w:id="79"/>
-      <w:r>
-        <w:rPr>
-          <w:lang w:val="ru-RU"/>
-        </w:rPr>
+        <w:pStyle w:val="1"/>
+        <w:spacing w:before="0" w:after="119"/>
+        <w:rPr/>
+      </w:pPr>
+      <w:bookmarkStart w:id="84" w:name="__RefHeading___Toc17897_3353666639"/>
+      <w:bookmarkEnd w:id="84"/>
+      <w:r>
+        <w:rPr/>
         <w:t>Практическая работа №3. Функциональное проектирование модели информационной системы с использованием методологии SADT</w:t>
+      </w:r>
+    </w:p>
+    <w:p>
+      <w:pPr>
+        <w:pStyle w:val="2"/>
+        <w:rPr/>
+      </w:pPr>
+      <w:bookmarkStart w:id="85" w:name="__RefHeading___Toc4014_3845848713"/>
+      <w:bookmarkEnd w:id="85"/>
+      <w:r>
+        <w:rPr/>
+        <w:t>ЦЕЛЬ РАБОТЫ</w:t>
+      </w:r>
+    </w:p>
+    <w:p>
+      <w:pPr>
+        <w:pStyle w:val="BodyText"/>
+        <w:rPr/>
+      </w:pPr>
+      <w:r>
+        <w:rPr/>
+        <w:t>Целью данной практической работы является выбор и проектирование функциональной модели информационной системы в нотации IDEF0, составление краткого описания ИС, включая цель, способ и средства её создания. В рамках данной работы выполняется моделирование диаграммы контекстного уровня A-0. Работа должна быть выполнена с соблюдением требований руководящего документа РД IDEF0 – 2000 Методология функционального моделирования IDEF0.</w:t>
+      </w:r>
+    </w:p>
+    <w:p>
+      <w:pPr>
+        <w:pStyle w:val="BodyText"/>
+        <w:rPr/>
+      </w:pPr>
+      <w:r>
+        <w:rPr/>
+      </w:r>
+    </w:p>
+    <w:p>
+      <w:pPr>
+        <w:pStyle w:val="2"/>
+        <w:rPr/>
+      </w:pPr>
+      <w:bookmarkStart w:id="86" w:name="__RefHeading___Toc4012_3845848713"/>
+      <w:bookmarkEnd w:id="86"/>
+      <w:r>
+        <w:rPr/>
+        <w:t>ХОД ВЫПОЛНЕНИЯ РАБОТЫ</w:t>
       </w:r>
     </w:p>
     <w:p>
@@ -15895,8 +13780,8 @@
           <w:lang w:val="ru-RU"/>
         </w:rPr>
       </w:pPr>
-      <w:bookmarkStart w:id="80" w:name="__RefHeading___Toc17899_3353666639"/>
-      <w:bookmarkEnd w:id="80"/>
+      <w:bookmarkStart w:id="87" w:name="__RefHeading___Toc17899_3353666639"/>
+      <w:bookmarkEnd w:id="87"/>
       <w:r>
         <w:rPr>
           <w:lang w:val="ru-RU"/>
@@ -15926,8 +13811,8 @@
           <w:lang w:val="ru-RU"/>
         </w:rPr>
       </w:pPr>
-      <w:bookmarkStart w:id="81" w:name="__RefHeading___Toc17901_3353666639"/>
-      <w:bookmarkEnd w:id="81"/>
+      <w:bookmarkStart w:id="88" w:name="__RefHeading___Toc17901_3353666639"/>
+      <w:bookmarkEnd w:id="88"/>
       <w:r>
         <w:rPr>
           <w:lang w:val="ru-RU"/>
@@ -15957,8 +13842,8 @@
           <w:lang w:val="ru-RU"/>
         </w:rPr>
       </w:pPr>
-      <w:bookmarkStart w:id="82" w:name="__RefHeading___Toc17903_3353666639"/>
-      <w:bookmarkEnd w:id="82"/>
+      <w:bookmarkStart w:id="89" w:name="__RefHeading___Toc17903_3353666639"/>
+      <w:bookmarkEnd w:id="89"/>
       <w:r>
         <w:rPr>
           <w:lang w:val="ru-RU"/>
@@ -16110,8 +13995,8 @@
           <w:lang w:val="ru-RU"/>
         </w:rPr>
       </w:pPr>
-      <w:bookmarkStart w:id="83" w:name="__RefHeading___Toc17905_3353666639"/>
-      <w:bookmarkEnd w:id="83"/>
+      <w:bookmarkStart w:id="90" w:name="__RefHeading___Toc17905_3353666639"/>
+      <w:bookmarkEnd w:id="90"/>
       <w:r>
         <w:rPr>
           <w:lang w:val="ru-RU"/>
@@ -16141,8 +14026,8 @@
           <w:lang w:val="ru-RU"/>
         </w:rPr>
       </w:pPr>
-      <w:bookmarkStart w:id="84" w:name="__RefHeading___Toc17907_3353666639"/>
-      <w:bookmarkEnd w:id="84"/>
+      <w:bookmarkStart w:id="91" w:name="__RefHeading___Toc17907_3353666639"/>
+      <w:bookmarkEnd w:id="91"/>
       <w:r>
         <w:rPr>
           <w:lang w:val="ru-RU"/>
@@ -16713,8 +14598,8 @@
           <w:lang w:val="ru-RU"/>
         </w:rPr>
       </w:pPr>
-      <w:bookmarkStart w:id="85" w:name="__RefHeading___Toc17909_3353666639"/>
-      <w:bookmarkEnd w:id="85"/>
+      <w:bookmarkStart w:id="92" w:name="__RefHeading___Toc17909_3353666639"/>
+      <w:bookmarkEnd w:id="92"/>
       <w:r>
         <w:rPr>
           <w:lang w:val="ru-RU"/>
@@ -16748,30 +14633,86 @@
           <w:lang w:val="ru-RU"/>
         </w:rPr>
       </w:r>
+    </w:p>
+    <w:p>
+      <w:pPr>
+        <w:pStyle w:val="2"/>
+        <w:rPr/>
+      </w:pPr>
+      <w:bookmarkStart w:id="93" w:name="__RefHeading___Toc4010_3845848713"/>
+      <w:bookmarkEnd w:id="93"/>
+      <w:r>
+        <w:rPr/>
+        <w:t>ВЫВОД</w:t>
+      </w:r>
+    </w:p>
+    <w:p>
+      <w:pPr>
+        <w:pStyle w:val="BodyText"/>
+        <w:rPr/>
+      </w:pPr>
+      <w:r>
+        <w:rPr/>
+        <w:t>Была выбрана и спроектирована функциональная модель информационной системы в нотации IDEF0, составлено краткое описание ИС, включая цель, способ и средства её создания. Выполнено моделирование диаграммы контекстного уровня A-0. Работа была выполнена с соблюдением требований руководящего документа РД IDEF0 – 2000 Методология функционального моделирования IDEF0.</w:t>
+      </w:r>
       <w:r>
         <w:br w:type="page"/>
       </w:r>
     </w:p>
     <w:p>
       <w:pPr>
-        <w:pStyle w:val="Heading1"/>
-        <w:numPr>
-          <w:ilvl w:val="0"/>
-          <w:numId w:val="0"/>
-        </w:numPr>
-        <w:spacing w:before="0" w:after="0"/>
-        <w:ind w:hanging="0" w:left="0"/>
-        <w:rPr>
-          <w:lang w:val="ru-RU"/>
-        </w:rPr>
-      </w:pPr>
-      <w:bookmarkStart w:id="86" w:name="__RefHeading___Toc17911_3353666639"/>
-      <w:bookmarkEnd w:id="86"/>
-      <w:r>
-        <w:rPr>
-          <w:lang w:val="ru-RU"/>
-        </w:rPr>
+        <w:pStyle w:val="1"/>
+        <w:spacing w:before="0" w:after="119"/>
+        <w:rPr/>
+      </w:pPr>
+      <w:bookmarkStart w:id="94" w:name="__RefHeading___Toc17911_3353666639"/>
+      <w:bookmarkEnd w:id="94"/>
+      <w:r>
+        <w:rPr/>
         <w:t>Практическая работа №4. Проектирование функциональной модели информационной системы в нотации IDEF0</w:t>
+      </w:r>
+    </w:p>
+    <w:p>
+      <w:pPr>
+        <w:pStyle w:val="2"/>
+        <w:rPr/>
+      </w:pPr>
+      <w:bookmarkStart w:id="95" w:name="__RefHeading___Toc4008_3845848713"/>
+      <w:bookmarkEnd w:id="95"/>
+      <w:r>
+        <w:rPr/>
+        <w:t>ЦЕЛЬ РАБОТЫ</w:t>
+      </w:r>
+    </w:p>
+    <w:p>
+      <w:pPr>
+        <w:pStyle w:val="BodyText"/>
+        <w:rPr/>
+      </w:pPr>
+      <w:r>
+        <w:rPr/>
+        <w:t>Целью данной практической работы является продолжение проектирования функциональной модели выбранной информационной системы, моделирование как минимум двух уровней декомпозиции в нотации IDEF0 и составление текстового описания проектируемых модулей на уровнях декомпозиции. Работу следует оформлять в соответствии с ГОСТ 7.32-2017 «Межгосударственный стандарт. Система стандартов по информации, библиотечному и издательскому делу. Отчет о научно-исследовательской работе. Структура и правила оформления» (введен в действие Приказом Росстандарта от 24.10.2017 N 1494-ст). Для проектирования уровней декомпозиции диаграммы функциональной схемы ИС в нотации IDEF0 необходимо использовать РД IDEF0 − 2000. Методология функционального моделирования IDEF0 Руководящий документ.</w:t>
+      </w:r>
+    </w:p>
+    <w:p>
+      <w:pPr>
+        <w:pStyle w:val="BodyText"/>
+        <w:rPr/>
+      </w:pPr>
+      <w:r>
+        <w:rPr/>
+      </w:r>
+    </w:p>
+    <w:p>
+      <w:pPr>
+        <w:pStyle w:val="2"/>
+        <w:rPr/>
+      </w:pPr>
+      <w:bookmarkStart w:id="96" w:name="__RefHeading___Toc4006_3845848713"/>
+      <w:bookmarkEnd w:id="96"/>
+      <w:r>
+        <w:rPr/>
+        <w:t>ХОД ВЫПОЛНЕНИЯ РАБОТЫ</w:t>
       </w:r>
     </w:p>
     <w:p>
@@ -16786,8 +14727,8 @@
           <w:lang w:val="ru-RU"/>
         </w:rPr>
       </w:pPr>
-      <w:bookmarkStart w:id="87" w:name="__RefHeading___Toc17913_3353666639"/>
-      <w:bookmarkEnd w:id="87"/>
+      <w:bookmarkStart w:id="97" w:name="__RefHeading___Toc17913_3353666639"/>
+      <w:bookmarkEnd w:id="97"/>
       <w:r>
         <w:rPr>
           <w:lang w:val="ru-RU"/>
@@ -16817,8 +14758,8 @@
           <w:lang w:val="ru-RU"/>
         </w:rPr>
       </w:pPr>
-      <w:bookmarkStart w:id="88" w:name="__RefHeading___Toc17915_3353666639"/>
-      <w:bookmarkEnd w:id="88"/>
+      <w:bookmarkStart w:id="98" w:name="__RefHeading___Toc17915_3353666639"/>
+      <w:bookmarkEnd w:id="98"/>
       <w:r>
         <w:rPr>
           <w:lang w:val="ru-RU"/>
@@ -16848,8 +14789,8 @@
           <w:lang w:val="ru-RU"/>
         </w:rPr>
       </w:pPr>
-      <w:bookmarkStart w:id="89" w:name="__RefHeading___Toc17917_3353666639"/>
-      <w:bookmarkEnd w:id="89"/>
+      <w:bookmarkStart w:id="99" w:name="__RefHeading___Toc17917_3353666639"/>
+      <w:bookmarkEnd w:id="99"/>
       <w:r>
         <w:rPr>
           <w:lang w:val="ru-RU"/>
@@ -17035,8 +14976,8 @@
           <w:lang w:val="ru-RU"/>
         </w:rPr>
       </w:pPr>
-      <w:bookmarkStart w:id="90" w:name="__RefHeading___Toc17919_3353666639"/>
-      <w:bookmarkEnd w:id="90"/>
+      <w:bookmarkStart w:id="100" w:name="__RefHeading___Toc17919_3353666639"/>
+      <w:bookmarkEnd w:id="100"/>
       <w:r>
         <w:rPr>
           <w:lang w:val="ru-RU"/>
@@ -17052,8 +14993,8 @@
           <w:lang w:val="ru-RU"/>
         </w:rPr>
       </w:pPr>
-      <w:bookmarkStart w:id="91" w:name="__RefHeading___Toc17921_3353666639"/>
-      <w:bookmarkEnd w:id="91"/>
+      <w:bookmarkStart w:id="101" w:name="__RefHeading___Toc17921_3353666639"/>
+      <w:bookmarkEnd w:id="101"/>
       <w:r>
         <w:rPr>
           <w:lang w:val="ru-RU"/>
@@ -17289,8 +15230,8 @@
           <w:lang w:val="ru-RU"/>
         </w:rPr>
       </w:pPr>
-      <w:bookmarkStart w:id="92" w:name="__RefHeading___Toc17923_3353666639"/>
-      <w:bookmarkEnd w:id="92"/>
+      <w:bookmarkStart w:id="102" w:name="__RefHeading___Toc17923_3353666639"/>
+      <w:bookmarkEnd w:id="102"/>
       <w:r>
         <w:rPr>
           <w:lang w:val="ru-RU"/>
@@ -17500,8 +15441,8 @@
           <w:lang w:val="ru-RU"/>
         </w:rPr>
       </w:pPr>
-      <w:bookmarkStart w:id="93" w:name="__RefHeading___Toc17925_3353666639"/>
-      <w:bookmarkEnd w:id="93"/>
+      <w:bookmarkStart w:id="103" w:name="__RefHeading___Toc17925_3353666639"/>
+      <w:bookmarkEnd w:id="103"/>
       <w:r>
         <w:rPr>
           <w:lang w:val="ru-RU"/>
@@ -17822,8 +15763,8 @@
           <w:lang w:val="ru-RU"/>
         </w:rPr>
       </w:pPr>
-      <w:bookmarkStart w:id="94" w:name="__RefHeading___Toc17927_3353666639"/>
-      <w:bookmarkEnd w:id="94"/>
+      <w:bookmarkStart w:id="104" w:name="__RefHeading___Toc17927_3353666639"/>
+      <w:bookmarkEnd w:id="104"/>
       <w:r>
         <w:rPr>
           <w:lang w:val="ru-RU"/>
@@ -18192,8 +16133,8 @@
           <w:lang w:val="ru-RU"/>
         </w:rPr>
       </w:pPr>
-      <w:bookmarkStart w:id="95" w:name="__RefHeading___Toc17929_3353666639"/>
-      <w:bookmarkEnd w:id="95"/>
+      <w:bookmarkStart w:id="105" w:name="__RefHeading___Toc17929_3353666639"/>
+      <w:bookmarkEnd w:id="105"/>
       <w:r>
         <w:rPr>
           <w:lang w:val="ru-RU"/>
@@ -18467,8 +16408,8 @@
           <w:lang w:val="ru-RU"/>
         </w:rPr>
       </w:pPr>
-      <w:bookmarkStart w:id="96" w:name="__RefHeading___Toc17931_3353666639"/>
-      <w:bookmarkEnd w:id="96"/>
+      <w:bookmarkStart w:id="106" w:name="__RefHeading___Toc17931_3353666639"/>
+      <w:bookmarkEnd w:id="106"/>
       <w:r>
         <w:rPr>
           <w:lang w:val="ru-RU"/>
@@ -18872,8 +16813,8 @@
           <w:lang w:val="ru-RU"/>
         </w:rPr>
       </w:pPr>
-      <w:bookmarkStart w:id="97" w:name="__RefHeading___Toc17933_3353666639"/>
-      <w:bookmarkEnd w:id="97"/>
+      <w:bookmarkStart w:id="107" w:name="__RefHeading___Toc17933_3353666639"/>
+      <w:bookmarkEnd w:id="107"/>
       <w:r>
         <w:rPr>
           <w:lang w:val="ru-RU"/>
@@ -18903,8 +16844,8 @@
           <w:lang w:val="ru-RU"/>
         </w:rPr>
       </w:pPr>
-      <w:bookmarkStart w:id="98" w:name="__RefHeading___Toc17935_3353666639"/>
-      <w:bookmarkEnd w:id="98"/>
+      <w:bookmarkStart w:id="108" w:name="__RefHeading___Toc17935_3353666639"/>
+      <w:bookmarkEnd w:id="108"/>
       <w:r>
         <w:rPr>
           <w:lang w:val="ru-RU"/>
@@ -19012,8 +16953,8 @@
           <w:lang w:val="ru-RU"/>
         </w:rPr>
       </w:pPr>
-      <w:bookmarkStart w:id="99" w:name="__RefHeading___Toc17937_3353666639"/>
-      <w:bookmarkEnd w:id="99"/>
+      <w:bookmarkStart w:id="109" w:name="__RefHeading___Toc17937_3353666639"/>
+      <w:bookmarkEnd w:id="109"/>
       <w:r>
         <w:rPr>
           <w:lang w:val="ru-RU"/>
@@ -19029,8 +16970,8 @@
           <w:lang w:val="ru-RU"/>
         </w:rPr>
       </w:pPr>
-      <w:bookmarkStart w:id="100" w:name="__RefHeading___Toc17939_3353666639"/>
-      <w:bookmarkEnd w:id="100"/>
+      <w:bookmarkStart w:id="110" w:name="__RefHeading___Toc17939_3353666639"/>
+      <w:bookmarkEnd w:id="110"/>
       <w:r>
         <w:rPr>
           <w:lang w:val="ru-RU"/>
@@ -19218,8 +17159,8 @@
           <w:lang w:val="ru-RU"/>
         </w:rPr>
       </w:pPr>
-      <w:bookmarkStart w:id="101" w:name="__RefHeading___Toc17941_3353666639"/>
-      <w:bookmarkEnd w:id="101"/>
+      <w:bookmarkStart w:id="111" w:name="__RefHeading___Toc17941_3353666639"/>
+      <w:bookmarkEnd w:id="111"/>
       <w:r>
         <w:rPr>
           <w:lang w:val="ru-RU"/>
@@ -19491,8 +17432,8 @@
           <w:lang w:val="ru-RU"/>
         </w:rPr>
       </w:pPr>
-      <w:bookmarkStart w:id="102" w:name="__RefHeading___Toc17943_3353666639"/>
-      <w:bookmarkEnd w:id="102"/>
+      <w:bookmarkStart w:id="112" w:name="__RefHeading___Toc17943_3353666639"/>
+      <w:bookmarkEnd w:id="112"/>
       <w:r>
         <w:rPr>
           <w:lang w:val="ru-RU"/>
@@ -19894,8 +17835,8 @@
           <w:lang w:val="ru-RU"/>
         </w:rPr>
       </w:pPr>
-      <w:bookmarkStart w:id="103" w:name="__RefHeading___Toc17945_3353666639"/>
-      <w:bookmarkEnd w:id="103"/>
+      <w:bookmarkStart w:id="113" w:name="__RefHeading___Toc17945_3353666639"/>
+      <w:bookmarkEnd w:id="113"/>
       <w:r>
         <w:rPr>
           <w:lang w:val="ru-RU"/>
@@ -19971,30 +17912,95 @@
           <w:lang w:val="ru-RU"/>
         </w:rPr>
       </w:r>
+    </w:p>
+    <w:p>
+      <w:pPr>
+        <w:pStyle w:val="2"/>
+        <w:rPr/>
+      </w:pPr>
+      <w:bookmarkStart w:id="114" w:name="__RefHeading___Toc4004_3845848713"/>
+      <w:bookmarkEnd w:id="114"/>
+      <w:r>
+        <w:rPr/>
+        <w:t>ВЫВОД</w:t>
+      </w:r>
+    </w:p>
+    <w:p>
+      <w:pPr>
+        <w:pStyle w:val="BodyText"/>
+        <w:rPr/>
+      </w:pPr>
+      <w:r>
+        <w:rPr/>
+        <w:t>Было продолжено проектирования функциональной модели выбранной информационной системы, смоделировано два уровня декомпозиции в нотации IDEF0 и составлено текстовое описание проектируемых модулей на уровнях декомпозиции. Работа оформлена в соответствии с ГОСТ 7.32-2017 «Межгосударственный стандарт. Система стандартов по информации, библиотечному и издательскому делу. Отчет о научно-исследовательской работе. Структура и правила оформления» (введен в действие Приказом Росстандарта от 24.10.2017 N 1494-ст). Для проектирования уровней декомпозиции диаграммы функциональной схемы ИС в нотации IDEF0 была использована РД IDEF0 − 2000. Методология функционального моделирования IDEF0 Руководящий документ.</w:t>
+      </w:r>
+    </w:p>
+    <w:p>
+      <w:pPr>
+        <w:pStyle w:val="BodyText"/>
+        <w:rPr/>
+      </w:pPr>
+      <w:r>
+        <w:rPr/>
+      </w:r>
       <w:r>
         <w:br w:type="page"/>
       </w:r>
     </w:p>
     <w:p>
       <w:pPr>
-        <w:pStyle w:val="Heading1"/>
-        <w:numPr>
-          <w:ilvl w:val="0"/>
-          <w:numId w:val="0"/>
-        </w:numPr>
-        <w:spacing w:before="0" w:after="0"/>
-        <w:ind w:hanging="0" w:left="0"/>
-        <w:rPr>
-          <w:lang w:val="ru-RU"/>
-        </w:rPr>
-      </w:pPr>
-      <w:bookmarkStart w:id="104" w:name="__RefHeading___Toc17947_3353666639"/>
-      <w:bookmarkEnd w:id="104"/>
-      <w:r>
-        <w:rPr>
-          <w:lang w:val="ru-RU"/>
-        </w:rPr>
+        <w:pStyle w:val="1"/>
+        <w:spacing w:before="0" w:after="119"/>
+        <w:rPr/>
+      </w:pPr>
+      <w:bookmarkStart w:id="115" w:name="__RefHeading___Toc17947_3353666639"/>
+      <w:bookmarkEnd w:id="115"/>
+      <w:r>
+        <w:rPr/>
         <w:t>Практическая работа №5. Проектирование модели потоков данных</w:t>
+      </w:r>
+    </w:p>
+    <w:p>
+      <w:pPr>
+        <w:pStyle w:val="2"/>
+        <w:rPr/>
+      </w:pPr>
+      <w:bookmarkStart w:id="116" w:name="__RefHeading___Toc4002_3845848713"/>
+      <w:bookmarkEnd w:id="116"/>
+      <w:r>
+        <w:rPr/>
+        <w:t>ЦЕЛЬ РАБОТЫ</w:t>
+      </w:r>
+    </w:p>
+    <w:p>
+      <w:pPr>
+        <w:pStyle w:val="BodyText"/>
+        <w:rPr/>
+      </w:pPr>
+      <w:r>
+        <w:rPr/>
+        <w:t>Целью данной практической работы является продолжение создания описания проектируемой информационной системы, которое заключается в выборе наиболее значимого функционального блока нижнего уровня декомпозиции из предыдущей практической работы и проектировании его декомпозиции в нотации DFD (диаграмма потоков данных), а также подготовка к выполнению диаграммы сущность – связь проектирования баз данных ИС.</w:t>
+      </w:r>
+    </w:p>
+    <w:p>
+      <w:pPr>
+        <w:pStyle w:val="BodyText"/>
+        <w:rPr/>
+      </w:pPr>
+      <w:r>
+        <w:rPr/>
+      </w:r>
+    </w:p>
+    <w:p>
+      <w:pPr>
+        <w:pStyle w:val="2"/>
+        <w:rPr/>
+      </w:pPr>
+      <w:bookmarkStart w:id="117" w:name="__RefHeading___Toc4000_3845848713"/>
+      <w:bookmarkEnd w:id="117"/>
+      <w:r>
+        <w:rPr/>
+        <w:t>ХОД ВЫПОЛНЕНИЯ РАБОТЫ</w:t>
       </w:r>
     </w:p>
     <w:p>
@@ -20009,8 +18015,8 @@
           <w:lang w:val="ru-RU"/>
         </w:rPr>
       </w:pPr>
-      <w:bookmarkStart w:id="105" w:name="__RefHeading___Toc17949_3353666639"/>
-      <w:bookmarkEnd w:id="105"/>
+      <w:bookmarkStart w:id="118" w:name="__RefHeading___Toc17949_3353666639"/>
+      <w:bookmarkEnd w:id="118"/>
       <w:r>
         <w:rPr>
           <w:lang w:val="ru-RU"/>
@@ -20040,8 +18046,8 @@
           <w:lang w:val="ru-RU"/>
         </w:rPr>
       </w:pPr>
-      <w:bookmarkStart w:id="106" w:name="__RefHeading___Toc17951_3353666639"/>
-      <w:bookmarkEnd w:id="106"/>
+      <w:bookmarkStart w:id="119" w:name="__RefHeading___Toc17951_3353666639"/>
+      <w:bookmarkEnd w:id="119"/>
       <w:r>
         <w:rPr>
           <w:lang w:val="ru-RU"/>
@@ -20071,8 +18077,8 @@
           <w:lang w:val="ru-RU"/>
         </w:rPr>
       </w:pPr>
-      <w:bookmarkStart w:id="107" w:name="__RefHeading___Toc17953_3353666639"/>
-      <w:bookmarkEnd w:id="107"/>
+      <w:bookmarkStart w:id="120" w:name="__RefHeading___Toc17953_3353666639"/>
+      <w:bookmarkEnd w:id="120"/>
       <w:r>
         <w:rPr>
           <w:lang w:val="ru-RU"/>
@@ -20088,8 +18094,8 @@
           <w:lang w:val="ru-RU"/>
         </w:rPr>
       </w:pPr>
-      <w:bookmarkStart w:id="108" w:name="__RefHeading___Toc17955_3353666639"/>
-      <w:bookmarkEnd w:id="108"/>
+      <w:bookmarkStart w:id="121" w:name="__RefHeading___Toc17955_3353666639"/>
+      <w:bookmarkEnd w:id="121"/>
       <w:r>
         <w:rPr>
           <w:lang w:val="ru-RU" w:eastAsia="en-US" w:bidi="ar-SA"/>
@@ -20137,8 +18143,8 @@
           <w:lang w:val="ru-RU" w:eastAsia="en-US" w:bidi="ar-SA"/>
         </w:rPr>
       </w:pPr>
-      <w:bookmarkStart w:id="109" w:name="__RefHeading___Toc17957_3353666639"/>
-      <w:bookmarkEnd w:id="109"/>
+      <w:bookmarkStart w:id="122" w:name="__RefHeading___Toc17957_3353666639"/>
+      <w:bookmarkEnd w:id="122"/>
       <w:r>
         <w:rPr>
           <w:lang w:val="ru-RU" w:eastAsia="en-US" w:bidi="ar-SA"/>
@@ -20278,8 +18284,8 @@
           <w:lang w:val="ru-RU"/>
         </w:rPr>
       </w:pPr>
-      <w:bookmarkStart w:id="110" w:name="__RefHeading___Toc17959_3353666639"/>
-      <w:bookmarkEnd w:id="110"/>
+      <w:bookmarkStart w:id="123" w:name="__RefHeading___Toc17959_3353666639"/>
+      <w:bookmarkEnd w:id="123"/>
       <w:r>
         <w:rPr>
           <w:lang w:val="ru-RU"/>
@@ -20629,8 +18635,8 @@
           <w:lang w:val="ru-RU"/>
         </w:rPr>
       </w:pPr>
-      <w:bookmarkStart w:id="111" w:name="__RefHeading___Toc17961_3353666639"/>
-      <w:bookmarkEnd w:id="111"/>
+      <w:bookmarkStart w:id="124" w:name="__RefHeading___Toc17961_3353666639"/>
+      <w:bookmarkEnd w:id="124"/>
       <w:r>
         <w:rPr>
           <w:lang w:val="ru-RU"/>
@@ -20646,8 +18652,8 @@
           <w:lang w:val="ru-RU"/>
         </w:rPr>
       </w:pPr>
-      <w:bookmarkStart w:id="112" w:name="__RefHeading___Toc17963_3353666639"/>
-      <w:bookmarkEnd w:id="112"/>
+      <w:bookmarkStart w:id="125" w:name="__RefHeading___Toc17963_3353666639"/>
+      <w:bookmarkEnd w:id="125"/>
       <w:r>
         <w:rPr>
           <w:lang w:val="ru-RU"/>
@@ -20663,8 +18669,8 @@
           <w:lang w:val="ru-RU"/>
         </w:rPr>
       </w:pPr>
-      <w:bookmarkStart w:id="113" w:name="__RefHeading___Toc17965_3353666639"/>
-      <w:bookmarkEnd w:id="113"/>
+      <w:bookmarkStart w:id="126" w:name="__RefHeading___Toc17965_3353666639"/>
+      <w:bookmarkEnd w:id="126"/>
       <w:r>
         <w:rPr>
           <w:lang w:val="ru-RU"/>
@@ -20722,8 +18728,8 @@
           <w:lang w:val="ru-RU"/>
         </w:rPr>
       </w:pPr>
-      <w:bookmarkStart w:id="114" w:name="__RefHeading___Toc17967_3353666639"/>
-      <w:bookmarkEnd w:id="114"/>
+      <w:bookmarkStart w:id="127" w:name="__RefHeading___Toc17967_3353666639"/>
+      <w:bookmarkEnd w:id="127"/>
       <w:r>
         <w:rPr>
           <w:lang w:val="ru-RU"/>
@@ -20781,8 +18787,8 @@
           <w:lang w:val="ru-RU"/>
         </w:rPr>
       </w:pPr>
-      <w:bookmarkStart w:id="115" w:name="__RefHeading___Toc17969_3353666639"/>
-      <w:bookmarkEnd w:id="115"/>
+      <w:bookmarkStart w:id="128" w:name="__RefHeading___Toc17969_3353666639"/>
+      <w:bookmarkEnd w:id="128"/>
       <w:r>
         <w:rPr>
           <w:lang w:val="ru-RU"/>
@@ -20840,8 +18846,8 @@
           <w:lang w:val="ru-RU"/>
         </w:rPr>
       </w:pPr>
-      <w:bookmarkStart w:id="116" w:name="__RefHeading___Toc17971_3353666639"/>
-      <w:bookmarkEnd w:id="116"/>
+      <w:bookmarkStart w:id="129" w:name="__RefHeading___Toc17971_3353666639"/>
+      <w:bookmarkEnd w:id="129"/>
       <w:r>
         <w:rPr>
           <w:lang w:val="ru-RU"/>
@@ -20899,8 +18905,8 @@
           <w:lang w:val="ru-RU"/>
         </w:rPr>
       </w:pPr>
-      <w:bookmarkStart w:id="117" w:name="__RefHeading___Toc17973_3353666639"/>
-      <w:bookmarkEnd w:id="117"/>
+      <w:bookmarkStart w:id="130" w:name="__RefHeading___Toc17973_3353666639"/>
+      <w:bookmarkEnd w:id="130"/>
       <w:r>
         <w:rPr>
           <w:lang w:val="ru-RU"/>
@@ -20958,8 +18964,8 @@
           <w:lang w:val="ru-RU" w:eastAsia="en-US" w:bidi="ar-SA"/>
         </w:rPr>
       </w:pPr>
-      <w:bookmarkStart w:id="118" w:name="__RefHeading___Toc17975_3353666639"/>
-      <w:bookmarkEnd w:id="118"/>
+      <w:bookmarkStart w:id="131" w:name="__RefHeading___Toc17975_3353666639"/>
+      <w:bookmarkEnd w:id="131"/>
       <w:r>
         <w:rPr>
           <w:lang w:val="ru-RU" w:eastAsia="en-US" w:bidi="ar-SA"/>
@@ -21112,8 +19118,8 @@
           <w:lang w:val="ru-RU"/>
         </w:rPr>
       </w:pPr>
-      <w:bookmarkStart w:id="119" w:name="__RefHeading___Toc17977_3353666639"/>
-      <w:bookmarkEnd w:id="119"/>
+      <w:bookmarkStart w:id="132" w:name="__RefHeading___Toc17977_3353666639"/>
+      <w:bookmarkEnd w:id="132"/>
       <w:r>
         <w:rPr>
           <w:lang w:val="ru-RU"/>
@@ -21129,8 +19135,8 @@
           <w:lang w:val="ru-RU" w:eastAsia="en-US" w:bidi="ar-SA"/>
         </w:rPr>
       </w:pPr>
-      <w:bookmarkStart w:id="120" w:name="__RefHeading___Toc17979_3353666639"/>
-      <w:bookmarkEnd w:id="120"/>
+      <w:bookmarkStart w:id="133" w:name="__RefHeading___Toc17979_3353666639"/>
+      <w:bookmarkEnd w:id="133"/>
       <w:r>
         <w:rPr>
           <w:lang w:val="ru-RU" w:eastAsia="en-US" w:bidi="ar-SA"/>
@@ -21146,8 +19152,8 @@
           <w:lang w:val="ru-RU"/>
         </w:rPr>
       </w:pPr>
-      <w:bookmarkStart w:id="121" w:name="__RefHeading___Toc17981_3353666639"/>
-      <w:bookmarkEnd w:id="121"/>
+      <w:bookmarkStart w:id="134" w:name="__RefHeading___Toc17981_3353666639"/>
+      <w:bookmarkEnd w:id="134"/>
       <w:r>
         <w:rPr>
           <w:lang w:val="ru-RU"/>
@@ -21205,8 +19211,8 @@
           <w:lang w:val="ru-RU"/>
         </w:rPr>
       </w:pPr>
-      <w:bookmarkStart w:id="122" w:name="__RefHeading___Toc17983_3353666639"/>
-      <w:bookmarkEnd w:id="122"/>
+      <w:bookmarkStart w:id="135" w:name="__RefHeading___Toc17983_3353666639"/>
+      <w:bookmarkEnd w:id="135"/>
       <w:r>
         <w:rPr>
           <w:lang w:val="ru-RU"/>
@@ -21264,8 +19270,8 @@
           <w:lang w:val="ru-RU"/>
         </w:rPr>
       </w:pPr>
-      <w:bookmarkStart w:id="123" w:name="__RefHeading___Toc17985_3353666639"/>
-      <w:bookmarkEnd w:id="123"/>
+      <w:bookmarkStart w:id="136" w:name="__RefHeading___Toc17985_3353666639"/>
+      <w:bookmarkEnd w:id="136"/>
       <w:r>
         <w:rPr>
           <w:lang w:val="ru-RU"/>
@@ -21323,8 +19329,8 @@
           <w:lang w:val="ru-RU"/>
         </w:rPr>
       </w:pPr>
-      <w:bookmarkStart w:id="124" w:name="__RefHeading___Toc17987_3353666639"/>
-      <w:bookmarkEnd w:id="124"/>
+      <w:bookmarkStart w:id="137" w:name="__RefHeading___Toc17987_3353666639"/>
+      <w:bookmarkEnd w:id="137"/>
       <w:r>
         <w:rPr>
           <w:lang w:val="ru-RU"/>
@@ -21382,8 +19388,8 @@
           <w:lang w:val="ru-RU" w:eastAsia="en-US" w:bidi="ar-SA"/>
         </w:rPr>
       </w:pPr>
-      <w:bookmarkStart w:id="125" w:name="__RefHeading___Toc17989_3353666639"/>
-      <w:bookmarkEnd w:id="125"/>
+      <w:bookmarkStart w:id="138" w:name="__RefHeading___Toc17989_3353666639"/>
+      <w:bookmarkEnd w:id="138"/>
       <w:r>
         <w:rPr>
           <w:lang w:val="ru-RU" w:eastAsia="en-US" w:bidi="ar-SA"/>
@@ -21564,8 +19570,8 @@
           <w:lang w:val="ru-RU"/>
         </w:rPr>
       </w:pPr>
-      <w:bookmarkStart w:id="126" w:name="__RefHeading___Toc17991_3353666639"/>
-      <w:bookmarkEnd w:id="126"/>
+      <w:bookmarkStart w:id="139" w:name="__RefHeading___Toc17991_3353666639"/>
+      <w:bookmarkEnd w:id="139"/>
       <w:r>
         <w:rPr>
           <w:lang w:val="ru-RU"/>
@@ -21677,30 +19683,156 @@
           <w:lang w:val="ru-RU"/>
         </w:rPr>
       </w:r>
+    </w:p>
+    <w:p>
+      <w:pPr>
+        <w:pStyle w:val="2"/>
+        <w:rPr/>
+      </w:pPr>
+      <w:bookmarkStart w:id="140" w:name="__RefHeading___Toc3998_3845848713"/>
+      <w:bookmarkEnd w:id="140"/>
+      <w:r>
+        <w:rPr/>
+        <w:t>ВЫВОД</w:t>
+      </w:r>
+    </w:p>
+    <w:p>
+      <w:pPr>
+        <w:pStyle w:val="BodyText"/>
+        <w:rPr/>
+      </w:pPr>
+      <w:r>
+        <w:rPr/>
+        <w:t>Было продолжено создание описания проектируемой информационной системы, которое заключалось в выборе наиболее значимого функционального блока нижнего уровня декомпозиции из предыдущей практической работы и проектировании его декомпозиции в нотации DFD (диаграмма потоков данных), а также подготовка к выполнению диаграммы сущность – связь проектирования баз данных ИС.</w:t>
+      </w:r>
+    </w:p>
+    <w:p>
+      <w:pPr>
+        <w:pStyle w:val="BodyText"/>
+        <w:rPr/>
+      </w:pPr>
+      <w:r>
+        <w:rPr/>
+      </w:r>
       <w:r>
         <w:br w:type="page"/>
       </w:r>
     </w:p>
     <w:p>
       <w:pPr>
-        <w:pStyle w:val="Heading1"/>
-        <w:numPr>
-          <w:ilvl w:val="0"/>
-          <w:numId w:val="0"/>
-        </w:numPr>
-        <w:spacing w:before="0" w:after="0"/>
-        <w:ind w:hanging="0" w:left="0"/>
-        <w:rPr>
-          <w:lang w:val="ru-RU"/>
-        </w:rPr>
-      </w:pPr>
-      <w:bookmarkStart w:id="127" w:name="__RefHeading___Toc17993_3353666639"/>
-      <w:bookmarkEnd w:id="127"/>
-      <w:r>
-        <w:rPr>
-          <w:lang w:val="ru-RU"/>
-        </w:rPr>
+        <w:pStyle w:val="1"/>
+        <w:spacing w:before="0" w:after="119"/>
+        <w:rPr/>
+      </w:pPr>
+      <w:bookmarkStart w:id="141" w:name="__RefHeading___Toc17993_3353666639"/>
+      <w:bookmarkEnd w:id="141"/>
+      <w:r>
+        <w:rPr/>
         <w:t>Практическая работа №6. Проектирование структуры данных информационной системы и создание ER-диаграммы</w:t>
+      </w:r>
+    </w:p>
+    <w:p>
+      <w:pPr>
+        <w:pStyle w:val="2"/>
+        <w:rPr/>
+      </w:pPr>
+      <w:bookmarkStart w:id="142" w:name="__RefHeading___Toc3996_3845848713"/>
+      <w:bookmarkEnd w:id="142"/>
+      <w:r>
+        <w:rPr/>
+        <w:t>ЦЕЛЬ РАБОТЫ</w:t>
+      </w:r>
+    </w:p>
+    <w:p>
+      <w:pPr>
+        <w:pStyle w:val="BodyText"/>
+        <w:rPr/>
+      </w:pPr>
+      <w:r>
+        <w:rPr/>
+        <w:t>Создание модели «сущность – связь» в нотации ERD.</w:t>
+      </w:r>
+    </w:p>
+    <w:p>
+      <w:pPr>
+        <w:pStyle w:val="BodyText"/>
+        <w:rPr/>
+      </w:pPr>
+      <w:r>
+        <w:rPr/>
+        <w:t>Основу проекта информационной системы составляют функциональная модель и модель взаимосвязей сущностей системы. В процессе создания модели «сущность – связь» студенты закрепляют знания о базах данных, полученные ранее. Формируют навыки проектирования баз данных. Выполняется анализ и формирование структуры базы данных.</w:t>
+      </w:r>
+    </w:p>
+    <w:p>
+      <w:pPr>
+        <w:pStyle w:val="BodyText"/>
+        <w:rPr/>
+      </w:pPr>
+      <w:r>
+        <w:rPr/>
+        <w:t>В процессе выполнения работы необходимо решить задачу анализа модели потоков данных в нотации DFD и формирования ER-диаграммы. Вариант индивидуального задания определяет предметную область для разработки проекта базы данных некоторой информационной системы. Последовательность выполнения работы представлена далее.</w:t>
+      </w:r>
+    </w:p>
+    <w:p>
+      <w:pPr>
+        <w:pStyle w:val="BodyText"/>
+        <w:rPr/>
+      </w:pPr>
+      <w:r>
+        <w:rPr/>
+        <w:t>1. Создание плана разработки проекта БД ИС. В процессе необходимо рассматривать БД как составную часть проектируемой ИС.</w:t>
+      </w:r>
+    </w:p>
+    <w:p>
+      <w:pPr>
+        <w:pStyle w:val="BodyText"/>
+        <w:rPr/>
+      </w:pPr>
+      <w:r>
+        <w:rPr/>
+        <w:t>2. Создание текстового описания информационных объектов, сущностей и связей Проектируемой БД. Для этой цели повторно выполнить анализ предметной области создания ИС с целью выявления сущностей и связей. В процессе полезно выполнить описание типовых запросов проектируемой БД.</w:t>
+      </w:r>
+    </w:p>
+    <w:p>
+      <w:pPr>
+        <w:pStyle w:val="BodyText"/>
+        <w:rPr/>
+      </w:pPr>
+      <w:r>
+        <w:rPr/>
+        <w:t>3. Построение концептуальной модели данных, создание ER-диаграммы «сущность – связь».</w:t>
+      </w:r>
+    </w:p>
+    <w:p>
+      <w:pPr>
+        <w:pStyle w:val="BodyText"/>
+        <w:rPr/>
+      </w:pPr>
+      <w:r>
+        <w:rPr/>
+        <w:t>4. Проверка полноты и корректности созданной ER-диаграммы с использованием языка SQL. Для проверки необходимо создать типовые запросы, например, поиск и анализ данных.</w:t>
+      </w:r>
+    </w:p>
+    <w:p>
+      <w:pPr>
+        <w:pStyle w:val="BodyText"/>
+        <w:rPr/>
+      </w:pPr>
+      <w:r>
+        <w:rPr/>
+        <w:t>5. Оформление отчета о выполненной работе. Отчет должен содержать: план разработки модели БД, выдержки из анализа предметной области, касающиеся определения сущностей БД и связей между ними, ER-диаграмму, примеры тестовых запросов SQL.</w:t>
+      </w:r>
+    </w:p>
+    <w:p>
+      <w:pPr>
+        <w:pStyle w:val="2"/>
+        <w:rPr/>
+      </w:pPr>
+      <w:bookmarkStart w:id="143" w:name="__RefHeading___Toc3994_3845848713"/>
+      <w:bookmarkEnd w:id="143"/>
+      <w:r>
+        <w:rPr/>
+        <w:t>ХОД ВЫПОЛНЕНИЯ РАБОТЫ</w:t>
       </w:r>
     </w:p>
     <w:p>
@@ -21715,8 +19847,8 @@
           <w:lang w:val="ru-RU"/>
         </w:rPr>
       </w:pPr>
-      <w:bookmarkStart w:id="128" w:name="__RefHeading___Toc5237_233464770"/>
-      <w:bookmarkEnd w:id="128"/>
+      <w:bookmarkStart w:id="144" w:name="__RefHeading___Toc5237_233464770"/>
+      <w:bookmarkEnd w:id="144"/>
       <w:r>
         <w:rPr>
           <w:lang w:val="ru-RU"/>
@@ -21732,8 +19864,8 @@
           <w:lang w:val="ru-RU" w:eastAsia="en-US" w:bidi="ar-SA"/>
         </w:rPr>
       </w:pPr>
-      <w:bookmarkStart w:id="129" w:name="__RefHeading___Toc5239_233464770"/>
-      <w:bookmarkEnd w:id="129"/>
+      <w:bookmarkStart w:id="145" w:name="__RefHeading___Toc5239_233464770"/>
+      <w:bookmarkEnd w:id="145"/>
       <w:r>
         <w:rPr>
           <w:lang w:val="ru-RU" w:eastAsia="en-US" w:bidi="ar-SA"/>
@@ -21755,8 +19887,8 @@
         </w:tblCellMar>
       </w:tblPr>
       <w:tblGrid>
-        <w:gridCol w:w="2782"/>
-        <w:gridCol w:w="2363"/>
+        <w:gridCol w:w="2780"/>
+        <w:gridCol w:w="2365"/>
       </w:tblGrid>
       <w:tr>
         <w:trPr>
@@ -21764,7 +19896,7 @@
         </w:trPr>
         <w:tc>
           <w:tcPr>
-            <w:tcW w:w="2782" w:type="dxa"/>
+            <w:tcW w:w="2780" w:type="dxa"/>
             <w:tcBorders>
               <w:top w:val="single" w:sz="2" w:space="0" w:color="000000"/>
               <w:left w:val="single" w:sz="2" w:space="0" w:color="000000"/>
@@ -21793,7 +19925,7 @@
         </w:tc>
         <w:tc>
           <w:tcPr>
-            <w:tcW w:w="2363" w:type="dxa"/>
+            <w:tcW w:w="2365" w:type="dxa"/>
             <w:tcBorders>
               <w:top w:val="single" w:sz="2" w:space="0" w:color="000000"/>
               <w:left w:val="single" w:sz="2" w:space="0" w:color="000000"/>
@@ -21826,7 +19958,7 @@
         <w:trPr/>
         <w:tc>
           <w:tcPr>
-            <w:tcW w:w="2782" w:type="dxa"/>
+            <w:tcW w:w="2780" w:type="dxa"/>
             <w:tcBorders>
               <w:left w:val="single" w:sz="2" w:space="0" w:color="000000"/>
               <w:bottom w:val="single" w:sz="2" w:space="0" w:color="000000"/>
@@ -21849,7 +19981,7 @@
         </w:tc>
         <w:tc>
           <w:tcPr>
-            <w:tcW w:w="2363" w:type="dxa"/>
+            <w:tcW w:w="2365" w:type="dxa"/>
             <w:tcBorders>
               <w:left w:val="single" w:sz="2" w:space="0" w:color="000000"/>
               <w:bottom w:val="single" w:sz="2" w:space="0" w:color="000000"/>
@@ -21888,7 +20020,7 @@
         <w:trPr/>
         <w:tc>
           <w:tcPr>
-            <w:tcW w:w="2782" w:type="dxa"/>
+            <w:tcW w:w="2780" w:type="dxa"/>
             <w:tcBorders>
               <w:left w:val="single" w:sz="2" w:space="0" w:color="000000"/>
               <w:bottom w:val="single" w:sz="2" w:space="0" w:color="000000"/>
@@ -21911,7 +20043,7 @@
         </w:tc>
         <w:tc>
           <w:tcPr>
-            <w:tcW w:w="2363" w:type="dxa"/>
+            <w:tcW w:w="2365" w:type="dxa"/>
             <w:tcBorders>
               <w:left w:val="single" w:sz="2" w:space="0" w:color="000000"/>
               <w:bottom w:val="single" w:sz="2" w:space="0" w:color="000000"/>
@@ -21940,7 +20072,7 @@
         <w:trPr/>
         <w:tc>
           <w:tcPr>
-            <w:tcW w:w="2782" w:type="dxa"/>
+            <w:tcW w:w="2780" w:type="dxa"/>
             <w:tcBorders>
               <w:left w:val="single" w:sz="2" w:space="0" w:color="000000"/>
               <w:bottom w:val="single" w:sz="2" w:space="0" w:color="000000"/>
@@ -21963,7 +20095,7 @@
         </w:tc>
         <w:tc>
           <w:tcPr>
-            <w:tcW w:w="2363" w:type="dxa"/>
+            <w:tcW w:w="2365" w:type="dxa"/>
             <w:tcBorders>
               <w:left w:val="single" w:sz="2" w:space="0" w:color="000000"/>
               <w:bottom w:val="single" w:sz="2" w:space="0" w:color="000000"/>
@@ -21998,7 +20130,7 @@
         <w:trPr/>
         <w:tc>
           <w:tcPr>
-            <w:tcW w:w="2782" w:type="dxa"/>
+            <w:tcW w:w="2780" w:type="dxa"/>
             <w:tcBorders>
               <w:left w:val="single" w:sz="2" w:space="0" w:color="000000"/>
               <w:bottom w:val="single" w:sz="2" w:space="0" w:color="000000"/>
@@ -22021,7 +20153,7 @@
         </w:tc>
         <w:tc>
           <w:tcPr>
-            <w:tcW w:w="2363" w:type="dxa"/>
+            <w:tcW w:w="2365" w:type="dxa"/>
             <w:tcBorders>
               <w:left w:val="single" w:sz="2" w:space="0" w:color="000000"/>
               <w:bottom w:val="single" w:sz="2" w:space="0" w:color="000000"/>
@@ -22050,7 +20182,7 @@
         <w:trPr/>
         <w:tc>
           <w:tcPr>
-            <w:tcW w:w="2782" w:type="dxa"/>
+            <w:tcW w:w="2780" w:type="dxa"/>
             <w:tcBorders>
               <w:left w:val="single" w:sz="2" w:space="0" w:color="000000"/>
               <w:bottom w:val="single" w:sz="2" w:space="0" w:color="000000"/>
@@ -22073,7 +20205,7 @@
         </w:tc>
         <w:tc>
           <w:tcPr>
-            <w:tcW w:w="2363" w:type="dxa"/>
+            <w:tcW w:w="2365" w:type="dxa"/>
             <w:tcBorders>
               <w:left w:val="single" w:sz="2" w:space="0" w:color="000000"/>
               <w:bottom w:val="single" w:sz="2" w:space="0" w:color="000000"/>
@@ -22116,7 +20248,7 @@
         <w:trPr/>
         <w:tc>
           <w:tcPr>
-            <w:tcW w:w="2782" w:type="dxa"/>
+            <w:tcW w:w="2780" w:type="dxa"/>
             <w:tcBorders>
               <w:left w:val="single" w:sz="2" w:space="0" w:color="000000"/>
               <w:bottom w:val="single" w:sz="2" w:space="0" w:color="000000"/>
@@ -22139,7 +20271,7 @@
         </w:tc>
         <w:tc>
           <w:tcPr>
-            <w:tcW w:w="2363" w:type="dxa"/>
+            <w:tcW w:w="2365" w:type="dxa"/>
             <w:tcBorders>
               <w:left w:val="single" w:sz="2" w:space="0" w:color="000000"/>
               <w:bottom w:val="single" w:sz="2" w:space="0" w:color="000000"/>
@@ -22176,7 +20308,7 @@
         <w:trPr/>
         <w:tc>
           <w:tcPr>
-            <w:tcW w:w="2782" w:type="dxa"/>
+            <w:tcW w:w="2780" w:type="dxa"/>
             <w:tcBorders>
               <w:left w:val="single" w:sz="2" w:space="0" w:color="000000"/>
               <w:bottom w:val="single" w:sz="2" w:space="0" w:color="000000"/>
@@ -22199,7 +20331,7 @@
         </w:tc>
         <w:tc>
           <w:tcPr>
-            <w:tcW w:w="2363" w:type="dxa"/>
+            <w:tcW w:w="2365" w:type="dxa"/>
             <w:tcBorders>
               <w:left w:val="single" w:sz="2" w:space="0" w:color="000000"/>
               <w:bottom w:val="single" w:sz="2" w:space="0" w:color="000000"/>
@@ -22241,8 +20373,8 @@
           <w:lang w:val="ru-RU"/>
         </w:rPr>
       </w:pPr>
-      <w:bookmarkStart w:id="130" w:name="__RefHeading___Toc5241_233464770"/>
-      <w:bookmarkEnd w:id="130"/>
+      <w:bookmarkStart w:id="146" w:name="__RefHeading___Toc5241_233464770"/>
+      <w:bookmarkEnd w:id="146"/>
       <w:r>
         <w:rPr>
           <w:lang w:val="ru-RU"/>
@@ -22390,8 +20522,8 @@
           <w:lang w:val="en-US"/>
         </w:rPr>
       </w:pPr>
-      <w:bookmarkStart w:id="131" w:name="__RefHeading___Toc5243_233464770"/>
-      <w:bookmarkEnd w:id="131"/>
+      <w:bookmarkStart w:id="147" w:name="__RefHeading___Toc5243_233464770"/>
+      <w:bookmarkEnd w:id="147"/>
       <w:r>
         <w:rPr>
           <w:lang w:val="ru-RU"/>
@@ -22516,8 +20648,8 @@
           <w:lang w:val="ru-RU"/>
         </w:rPr>
       </w:pPr>
-      <w:bookmarkStart w:id="132" w:name="__RefHeading___Toc5245_233464770"/>
-      <w:bookmarkEnd w:id="132"/>
+      <w:bookmarkStart w:id="148" w:name="__RefHeading___Toc5245_233464770"/>
+      <w:bookmarkEnd w:id="148"/>
       <w:r>
         <w:rPr>
           <w:lang w:val="ru-RU"/>
@@ -22533,8 +20665,8 @@
           <w:lang w:val="ru-RU"/>
         </w:rPr>
       </w:pPr>
-      <w:bookmarkStart w:id="133" w:name="__RefHeading___Toc5247_233464770"/>
-      <w:bookmarkEnd w:id="133"/>
+      <w:bookmarkStart w:id="149" w:name="__RefHeading___Toc5247_233464770"/>
+      <w:bookmarkEnd w:id="149"/>
       <w:r>
         <w:rPr>
           <w:lang w:val="ru-RU"/>
@@ -23608,8 +21740,8 @@
           <w:lang w:val="ru-RU" w:eastAsia="en-US" w:bidi="ar-SA"/>
         </w:rPr>
       </w:pPr>
-      <w:bookmarkStart w:id="134" w:name="__RefHeading___Toc5249_233464770"/>
-      <w:bookmarkEnd w:id="134"/>
+      <w:bookmarkStart w:id="150" w:name="__RefHeading___Toc5249_233464770"/>
+      <w:bookmarkEnd w:id="150"/>
       <w:r>
         <w:rPr>
           <w:lang w:val="ru-RU" w:eastAsia="en-US" w:bidi="ar-SA"/>
@@ -24265,8 +22397,8 @@
           <w:lang w:val="ru-RU"/>
         </w:rPr>
       </w:pPr>
-      <w:bookmarkStart w:id="135" w:name="__RefHeading___Toc5251_233464770"/>
-      <w:bookmarkEnd w:id="135"/>
+      <w:bookmarkStart w:id="151" w:name="__RefHeading___Toc5251_233464770"/>
+      <w:bookmarkEnd w:id="151"/>
       <w:r>
         <w:rPr>
           <w:lang w:val="ru-RU"/>
@@ -24395,30 +22527,95 @@
           <w:lang w:val="ru-RU"/>
         </w:rPr>
       </w:r>
+    </w:p>
+    <w:p>
+      <w:pPr>
+        <w:pStyle w:val="2"/>
+        <w:rPr/>
+      </w:pPr>
+      <w:bookmarkStart w:id="152" w:name="__RefHeading___Toc3992_3845848713"/>
+      <w:bookmarkEnd w:id="152"/>
+      <w:r>
+        <w:rPr/>
+        <w:t>ВЫВОД</w:t>
+      </w:r>
+    </w:p>
+    <w:p>
+      <w:pPr>
+        <w:pStyle w:val="BodyText"/>
+        <w:rPr/>
+      </w:pPr>
+      <w:r>
+        <w:rPr/>
+        <w:t>Создана модель «сущность – связь» в нотации ERD. Были закреплены знания о базах данных, полученные ранее. Сформированы навыки проектирования баз данных. Выполнены анализ и формирование структуры базы данных. Была решена задача анализа модели потоков данных в нотации DFD и формирования ER-диаграммы.</w:t>
+      </w:r>
+    </w:p>
+    <w:p>
+      <w:pPr>
+        <w:pStyle w:val="BodyText"/>
+        <w:rPr/>
+      </w:pPr>
+      <w:r>
+        <w:rPr/>
+      </w:r>
       <w:r>
         <w:br w:type="page"/>
       </w:r>
     </w:p>
     <w:p>
       <w:pPr>
-        <w:pStyle w:val="Heading1"/>
-        <w:numPr>
-          <w:ilvl w:val="0"/>
-          <w:numId w:val="0"/>
-        </w:numPr>
-        <w:spacing w:before="0" w:after="0"/>
-        <w:ind w:hanging="0" w:left="0"/>
-        <w:rPr>
-          <w:lang w:val="ru-RU"/>
-        </w:rPr>
-      </w:pPr>
-      <w:bookmarkStart w:id="136" w:name="__RefHeading___Toc17995_3353666639"/>
-      <w:bookmarkEnd w:id="136"/>
-      <w:r>
-        <w:rPr>
-          <w:lang w:val="ru-RU"/>
-        </w:rPr>
+        <w:pStyle w:val="1"/>
+        <w:spacing w:before="0" w:after="119"/>
+        <w:rPr/>
+      </w:pPr>
+      <w:bookmarkStart w:id="153" w:name="__RefHeading___Toc17995_3353666639"/>
+      <w:bookmarkEnd w:id="153"/>
+      <w:r>
+        <w:rPr/>
         <w:t>Практическая работа №7. Создание диаграммы состояний</w:t>
+      </w:r>
+    </w:p>
+    <w:p>
+      <w:pPr>
+        <w:pStyle w:val="2"/>
+        <w:rPr/>
+      </w:pPr>
+      <w:bookmarkStart w:id="154" w:name="__RefHeading___Toc3990_3845848713"/>
+      <w:bookmarkEnd w:id="154"/>
+      <w:r>
+        <w:rPr/>
+        <w:t>ЦЕЛЬ РАБОТЫ</w:t>
+      </w:r>
+    </w:p>
+    <w:p>
+      <w:pPr>
+        <w:pStyle w:val="BodyText"/>
+        <w:rPr/>
+      </w:pPr>
+      <w:r>
+        <w:rPr/>
+        <w:t>Создать диаграмму состояний проектируемой информационной системы для одного из ранее разработанных классов или прецедентов.</w:t>
+      </w:r>
+    </w:p>
+    <w:p>
+      <w:pPr>
+        <w:pStyle w:val="BodyText"/>
+        <w:rPr/>
+      </w:pPr>
+      <w:r>
+        <w:rPr/>
+      </w:r>
+    </w:p>
+    <w:p>
+      <w:pPr>
+        <w:pStyle w:val="2"/>
+        <w:rPr/>
+      </w:pPr>
+      <w:bookmarkStart w:id="155" w:name="__RefHeading___Toc3988_3845848713"/>
+      <w:bookmarkEnd w:id="155"/>
+      <w:r>
+        <w:rPr/>
+        <w:t>ХОД ВЫПОЛНЕНИЯ РАБОТЫ</w:t>
       </w:r>
     </w:p>
     <w:p>
@@ -24433,8 +22630,8 @@
           <w:lang w:val="ru-RU"/>
         </w:rPr>
       </w:pPr>
-      <w:bookmarkStart w:id="137" w:name="__RefHeading___Toc5253_233464770"/>
-      <w:bookmarkEnd w:id="137"/>
+      <w:bookmarkStart w:id="156" w:name="__RefHeading___Toc5253_233464770"/>
+      <w:bookmarkEnd w:id="156"/>
       <w:r>
         <w:rPr>
           <w:lang w:val="ru-RU"/>
@@ -24464,8 +22661,8 @@
           <w:lang w:val="ru-RU"/>
         </w:rPr>
       </w:pPr>
-      <w:bookmarkStart w:id="138" w:name="__RefHeading___Toc5255_233464770"/>
-      <w:bookmarkEnd w:id="138"/>
+      <w:bookmarkStart w:id="157" w:name="__RefHeading___Toc5255_233464770"/>
+      <w:bookmarkEnd w:id="157"/>
       <w:r>
         <w:rPr>
           <w:lang w:val="ru-RU"/>
@@ -24481,8 +22678,8 @@
           <w:lang w:val="ru-RU" w:eastAsia="en-US" w:bidi="ar-SA"/>
         </w:rPr>
       </w:pPr>
-      <w:bookmarkStart w:id="139" w:name="__RefHeading___Toc5257_233464770"/>
-      <w:bookmarkEnd w:id="139"/>
+      <w:bookmarkStart w:id="158" w:name="__RefHeading___Toc5257_233464770"/>
+      <w:bookmarkEnd w:id="158"/>
       <w:r>
         <w:rPr>
           <w:lang w:val="ru-RU" w:eastAsia="en-US" w:bidi="ar-SA"/>
@@ -25138,10 +23335,10 @@
         </w:tblCellMar>
       </w:tblPr>
       <w:tblGrid>
-        <w:gridCol w:w="2265"/>
-        <w:gridCol w:w="1984"/>
+        <w:gridCol w:w="2263"/>
+        <w:gridCol w:w="1985"/>
         <w:gridCol w:w="2552"/>
-        <w:gridCol w:w="2554"/>
+        <w:gridCol w:w="2555"/>
       </w:tblGrid>
       <w:tr>
         <w:trPr>
@@ -25149,7 +23346,7 @@
         </w:trPr>
         <w:tc>
           <w:tcPr>
-            <w:tcW w:w="2265" w:type="dxa"/>
+            <w:tcW w:w="2263" w:type="dxa"/>
             <w:tcBorders>
               <w:top w:val="single" w:sz="2" w:space="0" w:color="000000"/>
               <w:left w:val="single" w:sz="2" w:space="0" w:color="000000"/>
@@ -25170,7 +23367,7 @@
         </w:tc>
         <w:tc>
           <w:tcPr>
-            <w:tcW w:w="1984" w:type="dxa"/>
+            <w:tcW w:w="1985" w:type="dxa"/>
             <w:tcBorders>
               <w:top w:val="single" w:sz="2" w:space="0" w:color="000000"/>
               <w:left w:val="single" w:sz="2" w:space="0" w:color="000000"/>
@@ -25212,7 +23409,7 @@
         </w:tc>
         <w:tc>
           <w:tcPr>
-            <w:tcW w:w="2554" w:type="dxa"/>
+            <w:tcW w:w="2555" w:type="dxa"/>
             <w:tcBorders>
               <w:top w:val="single" w:sz="2" w:space="0" w:color="000000"/>
               <w:left w:val="single" w:sz="2" w:space="0" w:color="000000"/>
@@ -25237,7 +23434,7 @@
         <w:trPr/>
         <w:tc>
           <w:tcPr>
-            <w:tcW w:w="2265" w:type="dxa"/>
+            <w:tcW w:w="2263" w:type="dxa"/>
             <w:tcBorders>
               <w:left w:val="single" w:sz="2" w:space="0" w:color="000000"/>
               <w:bottom w:val="single" w:sz="2" w:space="0" w:color="000000"/>
@@ -25257,7 +23454,7 @@
         </w:tc>
         <w:tc>
           <w:tcPr>
-            <w:tcW w:w="1984" w:type="dxa"/>
+            <w:tcW w:w="1985" w:type="dxa"/>
             <w:tcBorders>
               <w:left w:val="single" w:sz="2" w:space="0" w:color="000000"/>
               <w:bottom w:val="single" w:sz="2" w:space="0" w:color="000000"/>
@@ -25297,7 +23494,7 @@
         </w:tc>
         <w:tc>
           <w:tcPr>
-            <w:tcW w:w="2554" w:type="dxa"/>
+            <w:tcW w:w="2555" w:type="dxa"/>
             <w:tcBorders>
               <w:left w:val="single" w:sz="2" w:space="0" w:color="000000"/>
               <w:bottom w:val="single" w:sz="2" w:space="0" w:color="000000"/>
@@ -25321,7 +23518,7 @@
         <w:trPr/>
         <w:tc>
           <w:tcPr>
-            <w:tcW w:w="2265" w:type="dxa"/>
+            <w:tcW w:w="2263" w:type="dxa"/>
             <w:tcBorders>
               <w:left w:val="single" w:sz="2" w:space="0" w:color="000000"/>
               <w:bottom w:val="single" w:sz="2" w:space="0" w:color="000000"/>
@@ -25341,7 +23538,7 @@
         </w:tc>
         <w:tc>
           <w:tcPr>
-            <w:tcW w:w="1984" w:type="dxa"/>
+            <w:tcW w:w="1985" w:type="dxa"/>
             <w:tcBorders>
               <w:left w:val="single" w:sz="2" w:space="0" w:color="000000"/>
               <w:bottom w:val="single" w:sz="2" w:space="0" w:color="000000"/>
@@ -25381,7 +23578,7 @@
         </w:tc>
         <w:tc>
           <w:tcPr>
-            <w:tcW w:w="2554" w:type="dxa"/>
+            <w:tcW w:w="2555" w:type="dxa"/>
             <w:tcBorders>
               <w:left w:val="single" w:sz="2" w:space="0" w:color="000000"/>
               <w:bottom w:val="single" w:sz="2" w:space="0" w:color="000000"/>
@@ -25405,7 +23602,7 @@
         <w:trPr/>
         <w:tc>
           <w:tcPr>
-            <w:tcW w:w="2265" w:type="dxa"/>
+            <w:tcW w:w="2263" w:type="dxa"/>
             <w:tcBorders>
               <w:left w:val="single" w:sz="2" w:space="0" w:color="000000"/>
               <w:bottom w:val="single" w:sz="2" w:space="0" w:color="000000"/>
@@ -25425,7 +23622,7 @@
         </w:tc>
         <w:tc>
           <w:tcPr>
-            <w:tcW w:w="1984" w:type="dxa"/>
+            <w:tcW w:w="1985" w:type="dxa"/>
             <w:tcBorders>
               <w:left w:val="single" w:sz="2" w:space="0" w:color="000000"/>
               <w:bottom w:val="single" w:sz="2" w:space="0" w:color="000000"/>
@@ -25465,7 +23662,7 @@
         </w:tc>
         <w:tc>
           <w:tcPr>
-            <w:tcW w:w="2554" w:type="dxa"/>
+            <w:tcW w:w="2555" w:type="dxa"/>
             <w:tcBorders>
               <w:left w:val="single" w:sz="2" w:space="0" w:color="000000"/>
               <w:bottom w:val="single" w:sz="2" w:space="0" w:color="000000"/>
@@ -25489,7 +23686,7 @@
         <w:trPr/>
         <w:tc>
           <w:tcPr>
-            <w:tcW w:w="2265" w:type="dxa"/>
+            <w:tcW w:w="2263" w:type="dxa"/>
             <w:tcBorders>
               <w:left w:val="single" w:sz="2" w:space="0" w:color="000000"/>
               <w:bottom w:val="single" w:sz="2" w:space="0" w:color="000000"/>
@@ -25509,7 +23706,7 @@
         </w:tc>
         <w:tc>
           <w:tcPr>
-            <w:tcW w:w="1984" w:type="dxa"/>
+            <w:tcW w:w="1985" w:type="dxa"/>
             <w:tcBorders>
               <w:left w:val="single" w:sz="2" w:space="0" w:color="000000"/>
               <w:bottom w:val="single" w:sz="2" w:space="0" w:color="000000"/>
@@ -25549,7 +23746,7 @@
         </w:tc>
         <w:tc>
           <w:tcPr>
-            <w:tcW w:w="2554" w:type="dxa"/>
+            <w:tcW w:w="2555" w:type="dxa"/>
             <w:tcBorders>
               <w:left w:val="single" w:sz="2" w:space="0" w:color="000000"/>
               <w:bottom w:val="single" w:sz="2" w:space="0" w:color="000000"/>
@@ -25573,7 +23770,7 @@
         <w:trPr/>
         <w:tc>
           <w:tcPr>
-            <w:tcW w:w="2265" w:type="dxa"/>
+            <w:tcW w:w="2263" w:type="dxa"/>
             <w:tcBorders>
               <w:left w:val="single" w:sz="2" w:space="0" w:color="000000"/>
               <w:bottom w:val="single" w:sz="2" w:space="0" w:color="000000"/>
@@ -25593,7 +23790,7 @@
         </w:tc>
         <w:tc>
           <w:tcPr>
-            <w:tcW w:w="1984" w:type="dxa"/>
+            <w:tcW w:w="1985" w:type="dxa"/>
             <w:tcBorders>
               <w:left w:val="single" w:sz="2" w:space="0" w:color="000000"/>
               <w:bottom w:val="single" w:sz="2" w:space="0" w:color="000000"/>
@@ -25633,7 +23830,7 @@
         </w:tc>
         <w:tc>
           <w:tcPr>
-            <w:tcW w:w="2554" w:type="dxa"/>
+            <w:tcW w:w="2555" w:type="dxa"/>
             <w:tcBorders>
               <w:left w:val="single" w:sz="2" w:space="0" w:color="000000"/>
               <w:bottom w:val="single" w:sz="2" w:space="0" w:color="000000"/>
@@ -25657,7 +23854,7 @@
         <w:trPr/>
         <w:tc>
           <w:tcPr>
-            <w:tcW w:w="2265" w:type="dxa"/>
+            <w:tcW w:w="2263" w:type="dxa"/>
             <w:tcBorders>
               <w:left w:val="single" w:sz="2" w:space="0" w:color="000000"/>
               <w:bottom w:val="single" w:sz="2" w:space="0" w:color="000000"/>
@@ -25677,7 +23874,7 @@
         </w:tc>
         <w:tc>
           <w:tcPr>
-            <w:tcW w:w="1984" w:type="dxa"/>
+            <w:tcW w:w="1985" w:type="dxa"/>
             <w:tcBorders>
               <w:left w:val="single" w:sz="2" w:space="0" w:color="000000"/>
               <w:bottom w:val="single" w:sz="2" w:space="0" w:color="000000"/>
@@ -25717,7 +23914,7 @@
         </w:tc>
         <w:tc>
           <w:tcPr>
-            <w:tcW w:w="2554" w:type="dxa"/>
+            <w:tcW w:w="2555" w:type="dxa"/>
             <w:tcBorders>
               <w:left w:val="single" w:sz="2" w:space="0" w:color="000000"/>
               <w:bottom w:val="single" w:sz="2" w:space="0" w:color="000000"/>
@@ -25741,7 +23938,7 @@
         <w:trPr/>
         <w:tc>
           <w:tcPr>
-            <w:tcW w:w="2265" w:type="dxa"/>
+            <w:tcW w:w="2263" w:type="dxa"/>
             <w:tcBorders>
               <w:left w:val="single" w:sz="2" w:space="0" w:color="000000"/>
               <w:bottom w:val="single" w:sz="2" w:space="0" w:color="000000"/>
@@ -25761,7 +23958,7 @@
         </w:tc>
         <w:tc>
           <w:tcPr>
-            <w:tcW w:w="1984" w:type="dxa"/>
+            <w:tcW w:w="1985" w:type="dxa"/>
             <w:tcBorders>
               <w:left w:val="single" w:sz="2" w:space="0" w:color="000000"/>
               <w:bottom w:val="single" w:sz="2" w:space="0" w:color="000000"/>
@@ -25801,7 +23998,7 @@
         </w:tc>
         <w:tc>
           <w:tcPr>
-            <w:tcW w:w="2554" w:type="dxa"/>
+            <w:tcW w:w="2555" w:type="dxa"/>
             <w:tcBorders>
               <w:left w:val="single" w:sz="2" w:space="0" w:color="000000"/>
               <w:bottom w:val="single" w:sz="2" w:space="0" w:color="000000"/>
@@ -25825,7 +24022,7 @@
         <w:trPr/>
         <w:tc>
           <w:tcPr>
-            <w:tcW w:w="2265" w:type="dxa"/>
+            <w:tcW w:w="2263" w:type="dxa"/>
             <w:tcBorders>
               <w:left w:val="single" w:sz="2" w:space="0" w:color="000000"/>
               <w:bottom w:val="single" w:sz="2" w:space="0" w:color="000000"/>
@@ -25845,7 +24042,7 @@
         </w:tc>
         <w:tc>
           <w:tcPr>
-            <w:tcW w:w="1984" w:type="dxa"/>
+            <w:tcW w:w="1985" w:type="dxa"/>
             <w:tcBorders>
               <w:left w:val="single" w:sz="2" w:space="0" w:color="000000"/>
               <w:bottom w:val="single" w:sz="2" w:space="0" w:color="000000"/>
@@ -25885,7 +24082,7 @@
         </w:tc>
         <w:tc>
           <w:tcPr>
-            <w:tcW w:w="2554" w:type="dxa"/>
+            <w:tcW w:w="2555" w:type="dxa"/>
             <w:tcBorders>
               <w:left w:val="single" w:sz="2" w:space="0" w:color="000000"/>
               <w:bottom w:val="single" w:sz="2" w:space="0" w:color="000000"/>
@@ -25909,7 +24106,7 @@
         <w:trPr/>
         <w:tc>
           <w:tcPr>
-            <w:tcW w:w="2265" w:type="dxa"/>
+            <w:tcW w:w="2263" w:type="dxa"/>
             <w:tcBorders>
               <w:left w:val="single" w:sz="2" w:space="0" w:color="000000"/>
               <w:bottom w:val="single" w:sz="2" w:space="0" w:color="000000"/>
@@ -25929,7 +24126,7 @@
         </w:tc>
         <w:tc>
           <w:tcPr>
-            <w:tcW w:w="1984" w:type="dxa"/>
+            <w:tcW w:w="1985" w:type="dxa"/>
             <w:tcBorders>
               <w:left w:val="single" w:sz="2" w:space="0" w:color="000000"/>
               <w:bottom w:val="single" w:sz="2" w:space="0" w:color="000000"/>
@@ -25969,7 +24166,7 @@
         </w:tc>
         <w:tc>
           <w:tcPr>
-            <w:tcW w:w="2554" w:type="dxa"/>
+            <w:tcW w:w="2555" w:type="dxa"/>
             <w:tcBorders>
               <w:left w:val="single" w:sz="2" w:space="0" w:color="000000"/>
               <w:bottom w:val="single" w:sz="2" w:space="0" w:color="000000"/>
@@ -25993,7 +24190,7 @@
         <w:trPr/>
         <w:tc>
           <w:tcPr>
-            <w:tcW w:w="2265" w:type="dxa"/>
+            <w:tcW w:w="2263" w:type="dxa"/>
             <w:tcBorders>
               <w:left w:val="single" w:sz="2" w:space="0" w:color="000000"/>
               <w:bottom w:val="single" w:sz="2" w:space="0" w:color="000000"/>
@@ -26013,7 +24210,7 @@
         </w:tc>
         <w:tc>
           <w:tcPr>
-            <w:tcW w:w="1984" w:type="dxa"/>
+            <w:tcW w:w="1985" w:type="dxa"/>
             <w:tcBorders>
               <w:left w:val="single" w:sz="2" w:space="0" w:color="000000"/>
               <w:bottom w:val="single" w:sz="2" w:space="0" w:color="000000"/>
@@ -26053,7 +24250,7 @@
         </w:tc>
         <w:tc>
           <w:tcPr>
-            <w:tcW w:w="2554" w:type="dxa"/>
+            <w:tcW w:w="2555" w:type="dxa"/>
             <w:tcBorders>
               <w:left w:val="single" w:sz="2" w:space="0" w:color="000000"/>
               <w:bottom w:val="single" w:sz="2" w:space="0" w:color="000000"/>
@@ -26077,7 +24274,7 @@
         <w:trPr/>
         <w:tc>
           <w:tcPr>
-            <w:tcW w:w="2265" w:type="dxa"/>
+            <w:tcW w:w="2263" w:type="dxa"/>
             <w:tcBorders>
               <w:left w:val="single" w:sz="2" w:space="0" w:color="000000"/>
               <w:bottom w:val="single" w:sz="2" w:space="0" w:color="000000"/>
@@ -26097,7 +24294,7 @@
         </w:tc>
         <w:tc>
           <w:tcPr>
-            <w:tcW w:w="1984" w:type="dxa"/>
+            <w:tcW w:w="1985" w:type="dxa"/>
             <w:tcBorders>
               <w:left w:val="single" w:sz="2" w:space="0" w:color="000000"/>
               <w:bottom w:val="single" w:sz="2" w:space="0" w:color="000000"/>
@@ -26137,7 +24334,7 @@
         </w:tc>
         <w:tc>
           <w:tcPr>
-            <w:tcW w:w="2554" w:type="dxa"/>
+            <w:tcW w:w="2555" w:type="dxa"/>
             <w:tcBorders>
               <w:left w:val="single" w:sz="2" w:space="0" w:color="000000"/>
               <w:bottom w:val="single" w:sz="2" w:space="0" w:color="000000"/>
@@ -26170,30 +24367,155 @@
           <w:lang w:val="ru-RU"/>
         </w:rPr>
       </w:r>
+    </w:p>
+    <w:p>
+      <w:pPr>
+        <w:pStyle w:val="2"/>
+        <w:rPr/>
+      </w:pPr>
+      <w:bookmarkStart w:id="159" w:name="__RefHeading___Toc3986_3845848713"/>
+      <w:bookmarkEnd w:id="159"/>
+      <w:r>
+        <w:rPr/>
+        <w:t>ВЫВОД</w:t>
+      </w:r>
+    </w:p>
+    <w:p>
+      <w:pPr>
+        <w:pStyle w:val="BodyText"/>
+        <w:rPr/>
+      </w:pPr>
+      <w:r>
+        <w:rPr/>
+        <w:t>Создана диаграмма состояний проектируемой информационной системы для ранее разработанного класса «Занятие».</w:t>
+      </w:r>
+    </w:p>
+    <w:p>
+      <w:pPr>
+        <w:pStyle w:val="BodyText"/>
+        <w:rPr/>
+      </w:pPr>
+      <w:r>
+        <w:rPr/>
+      </w:r>
       <w:r>
         <w:br w:type="page"/>
       </w:r>
     </w:p>
     <w:p>
       <w:pPr>
-        <w:pStyle w:val="Heading1"/>
-        <w:numPr>
-          <w:ilvl w:val="0"/>
-          <w:numId w:val="0"/>
-        </w:numPr>
-        <w:spacing w:before="0" w:after="0"/>
-        <w:ind w:hanging="0" w:left="0"/>
-        <w:rPr>
-          <w:lang w:val="ru-RU"/>
-        </w:rPr>
-      </w:pPr>
-      <w:bookmarkStart w:id="140" w:name="__RefHeading___Toc17997_3353666639"/>
-      <w:bookmarkEnd w:id="140"/>
-      <w:r>
-        <w:rPr>
-          <w:lang w:val="ru-RU"/>
-        </w:rPr>
+        <w:pStyle w:val="1"/>
+        <w:spacing w:before="0" w:after="119"/>
+        <w:rPr/>
+      </w:pPr>
+      <w:bookmarkStart w:id="160" w:name="__RefHeading___Toc17997_3353666639"/>
+      <w:bookmarkEnd w:id="160"/>
+      <w:r>
+        <w:rPr/>
         <w:t>Практическая работа №8. Расчет информационной энтропии проектируемой системы</w:t>
+      </w:r>
+    </w:p>
+    <w:p>
+      <w:pPr>
+        <w:pStyle w:val="2"/>
+        <w:rPr/>
+      </w:pPr>
+      <w:bookmarkStart w:id="161" w:name="__RefHeading___Toc3984_3845848713"/>
+      <w:bookmarkEnd w:id="161"/>
+      <w:r>
+        <w:rPr/>
+        <w:t>ЦЕЛЬ РАБОТЫ</w:t>
+      </w:r>
+    </w:p>
+    <w:p>
+      <w:pPr>
+        <w:pStyle w:val="BodyText"/>
+        <w:rPr/>
+      </w:pPr>
+      <w:r>
+        <w:rPr/>
+        <w:t>Целями выполнения работы являются:</w:t>
+      </w:r>
+    </w:p>
+    <w:p>
+      <w:pPr>
+        <w:pStyle w:val="BodyText"/>
+        <w:rPr/>
+      </w:pPr>
+      <w:r>
+        <w:rPr/>
+        <w:t>1. Закрепление имеющихся знаний о параметрах ИС. Изучение методологии расчета требуемых параметров проектируемой информационной системы.</w:t>
+      </w:r>
+    </w:p>
+    <w:p>
+      <w:pPr>
+        <w:pStyle w:val="BodyText"/>
+        <w:rPr/>
+      </w:pPr>
+      <w:r>
+        <w:rPr/>
+        <w:t>2. Приобретение навыков анализа и формализованного описания заданной предметной области.</w:t>
+      </w:r>
+    </w:p>
+    <w:p>
+      <w:pPr>
+        <w:pStyle w:val="BodyText"/>
+        <w:rPr/>
+      </w:pPr>
+      <w:r>
+        <w:rPr/>
+        <w:t>3. Приобретение навыков расчета параметров информационной системы.</w:t>
+      </w:r>
+    </w:p>
+    <w:p>
+      <w:pPr>
+        <w:pStyle w:val="BodyText"/>
+        <w:rPr/>
+      </w:pPr>
+      <w:r>
+        <w:rPr/>
+        <w:t>В процессе выполнения работы решаются следующие задачи:</w:t>
+      </w:r>
+    </w:p>
+    <w:p>
+      <w:pPr>
+        <w:pStyle w:val="BodyText"/>
+        <w:rPr/>
+      </w:pPr>
+      <w:r>
+        <w:rPr/>
+        <w:t>1. Выполняется системный анализ заданной предметной области. Составляется формализованное описание информационных объектов предметной области.</w:t>
+      </w:r>
+    </w:p>
+    <w:p>
+      <w:pPr>
+        <w:pStyle w:val="BodyText"/>
+        <w:rPr/>
+      </w:pPr>
+      <w:r>
+        <w:rPr/>
+        <w:t>2. Выполняется расчет параметров проектируемой информационной системы.</w:t>
+      </w:r>
+    </w:p>
+    <w:p>
+      <w:pPr>
+        <w:pStyle w:val="BodyText"/>
+        <w:rPr/>
+      </w:pPr>
+      <w:r>
+        <w:rPr/>
+      </w:r>
+    </w:p>
+    <w:p>
+      <w:pPr>
+        <w:pStyle w:val="2"/>
+        <w:rPr/>
+      </w:pPr>
+      <w:bookmarkStart w:id="162" w:name="__RefHeading___Toc3982_3845848713"/>
+      <w:bookmarkEnd w:id="162"/>
+      <w:r>
+        <w:rPr/>
+        <w:t>ХОД ВЫПОЛНЕНИЯ РАБОТЫ</w:t>
       </w:r>
     </w:p>
     <w:p>
@@ -26207,8 +24529,8 @@
           <w:lang w:val="ru-RU"/>
         </w:rPr>
       </w:pPr>
-      <w:bookmarkStart w:id="141" w:name="__RefHeading___Toc677_3353666639"/>
-      <w:bookmarkEnd w:id="141"/>
+      <w:bookmarkStart w:id="163" w:name="__RefHeading___Toc677_3353666639"/>
+      <w:bookmarkEnd w:id="163"/>
       <w:r>
         <w:rPr>
           <w:lang w:val="ru-RU"/>
@@ -28999,8 +27321,8 @@
           <w:lang w:val="ru-RU"/>
         </w:rPr>
       </w:pPr>
-      <w:bookmarkStart w:id="142" w:name="__RefHeading___Toc679_3353666639"/>
-      <w:bookmarkEnd w:id="142"/>
+      <w:bookmarkStart w:id="164" w:name="__RefHeading___Toc679_3353666639"/>
+      <w:bookmarkEnd w:id="164"/>
       <w:r>
         <w:rPr>
           <w:lang w:val="ru-RU"/>
@@ -29236,8 +27558,8 @@
           <w:lang w:val="ru-RU"/>
         </w:rPr>
       </w:pPr>
-      <w:bookmarkStart w:id="143" w:name="__RefHeading___Toc681_3353666639"/>
-      <w:bookmarkEnd w:id="143"/>
+      <w:bookmarkStart w:id="165" w:name="__RefHeading___Toc681_3353666639"/>
+      <w:bookmarkEnd w:id="165"/>
       <w:r>
         <w:rPr>
           <w:lang w:val="ru-RU"/>
@@ -29267,8 +27589,8 @@
           <w:lang w:val="ru-RU"/>
         </w:rPr>
       </w:pPr>
-      <w:bookmarkStart w:id="144" w:name="__RefHeading___Toc683_3353666639"/>
-      <w:bookmarkEnd w:id="144"/>
+      <w:bookmarkStart w:id="166" w:name="__RefHeading___Toc683_3353666639"/>
+      <w:bookmarkEnd w:id="166"/>
       <w:r>
         <w:rPr>
           <w:lang w:val="ru-RU"/>
@@ -30168,8 +28490,8 @@
         <w:ind w:hanging="0" w:left="0"/>
         <w:rPr/>
       </w:pPr>
-      <w:bookmarkStart w:id="145" w:name="__RefHeading___Toc4828_3991084195"/>
-      <w:bookmarkEnd w:id="145"/>
+      <w:bookmarkStart w:id="167" w:name="__RefHeading___Toc4828_3991084195"/>
+      <w:bookmarkEnd w:id="167"/>
       <w:r>
         <w:rPr/>
         <w:t>Расчет математического ожидания</w:t>
@@ -30216,15 +28538,15 @@
         </w:tblCellMar>
       </w:tblPr>
       <w:tblGrid>
-        <w:gridCol w:w="565"/>
-        <w:gridCol w:w="8222"/>
+        <w:gridCol w:w="563"/>
+        <w:gridCol w:w="8224"/>
         <w:gridCol w:w="568"/>
       </w:tblGrid>
       <w:tr>
         <w:trPr/>
         <w:tc>
           <w:tcPr>
-            <w:tcW w:w="565" w:type="dxa"/>
+            <w:tcW w:w="563" w:type="dxa"/>
             <w:tcBorders/>
             <w:vAlign w:val="center"/>
           </w:tcPr>
@@ -30241,7 +28563,7 @@
         </w:tc>
         <w:tc>
           <w:tcPr>
-            <w:tcW w:w="8222" w:type="dxa"/>
+            <w:tcW w:w="8224" w:type="dxa"/>
             <w:tcBorders/>
             <w:vAlign w:val="center"/>
           </w:tcPr>
@@ -30736,8 +29058,8 @@
         <w:ind w:hanging="0" w:left="0"/>
         <w:rPr/>
       </w:pPr>
-      <w:bookmarkStart w:id="146" w:name="__RefHeading___Toc4830_3991084195"/>
-      <w:bookmarkEnd w:id="146"/>
+      <w:bookmarkStart w:id="168" w:name="__RefHeading___Toc4830_3991084195"/>
+      <w:bookmarkEnd w:id="168"/>
       <w:r>
         <w:rPr/>
         <w:t>Расчет дисперсии</w:t>
@@ -30757,15 +29079,15 @@
         </w:tblCellMar>
       </w:tblPr>
       <w:tblGrid>
-        <w:gridCol w:w="565"/>
-        <w:gridCol w:w="8222"/>
+        <w:gridCol w:w="563"/>
+        <w:gridCol w:w="8224"/>
         <w:gridCol w:w="568"/>
       </w:tblGrid>
       <w:tr>
         <w:trPr/>
         <w:tc>
           <w:tcPr>
-            <w:tcW w:w="565" w:type="dxa"/>
+            <w:tcW w:w="563" w:type="dxa"/>
             <w:tcBorders/>
             <w:vAlign w:val="center"/>
           </w:tcPr>
@@ -30782,7 +29104,7 @@
         </w:tc>
         <w:tc>
           <w:tcPr>
-            <w:tcW w:w="8222" w:type="dxa"/>
+            <w:tcW w:w="8224" w:type="dxa"/>
             <w:tcBorders/>
             <w:vAlign w:val="center"/>
           </w:tcPr>
@@ -31680,8 +30002,8 @@
         <w:ind w:hanging="0" w:left="0"/>
         <w:rPr/>
       </w:pPr>
-      <w:bookmarkStart w:id="147" w:name="__RefHeading___Toc4832_3991084195"/>
-      <w:bookmarkEnd w:id="147"/>
+      <w:bookmarkStart w:id="169" w:name="__RefHeading___Toc4832_3991084195"/>
+      <w:bookmarkEnd w:id="169"/>
       <w:r>
         <w:rPr/>
         <w:t>Расчет среднеквадратичного отклонения</w:t>
@@ -31701,15 +30023,15 @@
         </w:tblCellMar>
       </w:tblPr>
       <w:tblGrid>
-        <w:gridCol w:w="565"/>
-        <w:gridCol w:w="8222"/>
+        <w:gridCol w:w="563"/>
+        <w:gridCol w:w="8224"/>
         <w:gridCol w:w="568"/>
       </w:tblGrid>
       <w:tr>
         <w:trPr/>
         <w:tc>
           <w:tcPr>
-            <w:tcW w:w="565" w:type="dxa"/>
+            <w:tcW w:w="563" w:type="dxa"/>
             <w:tcBorders/>
             <w:vAlign w:val="center"/>
           </w:tcPr>
@@ -31726,7 +30048,7 @@
         </w:tc>
         <w:tc>
           <w:tcPr>
-            <w:tcW w:w="8222" w:type="dxa"/>
+            <w:tcW w:w="8224" w:type="dxa"/>
             <w:tcBorders/>
             <w:vAlign w:val="center"/>
           </w:tcPr>
@@ -31945,8 +30267,8 @@
         <w:pStyle w:val="Heading1"/>
         <w:rPr/>
       </w:pPr>
-      <w:bookmarkStart w:id="148" w:name="__RefHeading___Toc4834_3991084195"/>
-      <w:bookmarkEnd w:id="148"/>
+      <w:bookmarkStart w:id="170" w:name="__RefHeading___Toc4834_3991084195"/>
+      <w:bookmarkEnd w:id="170"/>
       <w:r>
         <w:rPr/>
         <w:t>Расчёт энтропии</w:t>
@@ -31999,15 +30321,15 @@
         </w:tblCellMar>
       </w:tblPr>
       <w:tblGrid>
-        <w:gridCol w:w="565"/>
-        <w:gridCol w:w="8222"/>
+        <w:gridCol w:w="563"/>
+        <w:gridCol w:w="8224"/>
         <w:gridCol w:w="568"/>
       </w:tblGrid>
       <w:tr>
         <w:trPr/>
         <w:tc>
           <w:tcPr>
-            <w:tcW w:w="565" w:type="dxa"/>
+            <w:tcW w:w="563" w:type="dxa"/>
             <w:tcBorders/>
             <w:vAlign w:val="center"/>
           </w:tcPr>
@@ -32024,7 +30346,7 @@
         </w:tc>
         <w:tc>
           <w:tcPr>
-            <w:tcW w:w="8222" w:type="dxa"/>
+            <w:tcW w:w="8224" w:type="dxa"/>
             <w:tcBorders/>
             <w:vAlign w:val="center"/>
           </w:tcPr>
@@ -32353,8 +30675,8 @@
           <w:lang w:val="ru-RU"/>
         </w:rPr>
       </w:pPr>
-      <w:bookmarkStart w:id="149" w:name="__RefHeading___Toc693_3353666639"/>
-      <w:bookmarkEnd w:id="149"/>
+      <w:bookmarkStart w:id="171" w:name="__RefHeading___Toc693_3353666639"/>
+      <w:bookmarkEnd w:id="171"/>
       <w:r>
         <w:rPr>
           <w:lang w:val="ru-RU"/>
@@ -32729,6 +31051,37 @@
           <w:lang w:val="ru-RU"/>
         </w:rPr>
       </w:r>
+    </w:p>
+    <w:p>
+      <w:pPr>
+        <w:pStyle w:val="2"/>
+        <w:rPr/>
+      </w:pPr>
+      <w:bookmarkStart w:id="172" w:name="__RefHeading___Toc3980_3845848713"/>
+      <w:bookmarkEnd w:id="172"/>
+      <w:r>
+        <w:rPr/>
+        <w:t>ВЫВОД</w:t>
+      </w:r>
+    </w:p>
+    <w:p>
+      <w:pPr>
+        <w:pStyle w:val="BodyText"/>
+        <w:rPr/>
+      </w:pPr>
+      <w:r>
+        <w:rPr/>
+        <w:t>Закреплены имеющиеся знания о параметрах ИС. Изучена методология расчета требуемых параметров проектируемой информационной системы. Приобретены навыки анализа и формализованного описания заданной предметной области. Приобретены навыки расчета параметров информационной системы. Выполнен системный анализ заданной предметной области. Составляено формализованное описание информационных объектов предметной области. Выполняен расчет параметров проектируемой информационной системы.</w:t>
+      </w:r>
+    </w:p>
+    <w:p>
+      <w:pPr>
+        <w:pStyle w:val="BodyText"/>
+        <w:rPr/>
+      </w:pPr>
+      <w:r>
+        <w:rPr/>
+      </w:r>
       <w:r>
         <w:br w:type="page"/>
       </w:r>
@@ -32741,8 +31094,8 @@
           <w:lang w:val="ru-RU"/>
         </w:rPr>
       </w:pPr>
-      <w:bookmarkStart w:id="150" w:name="__RefHeading___Toc26420_3353666639"/>
-      <w:bookmarkEnd w:id="150"/>
+      <w:bookmarkStart w:id="173" w:name="__RefHeading___Toc26420_3353666639"/>
+      <w:bookmarkEnd w:id="173"/>
       <w:r>
         <w:rPr>
           <w:lang w:val="ru-RU"/>
@@ -33550,8 +31903,8 @@
           <w:lang w:val="ru-RU"/>
         </w:rPr>
       </w:pPr>
-      <w:bookmarkStart w:id="151" w:name="__RefHeading___Toc26418_3353666639"/>
-      <w:bookmarkEnd w:id="151"/>
+      <w:bookmarkStart w:id="174" w:name="__RefHeading___Toc26418_3353666639"/>
+      <w:bookmarkEnd w:id="174"/>
       <w:r>
         <w:rPr>
           <w:lang w:val="ru-RU"/>
@@ -33624,8 +31977,8 @@
       </w:tblPr>
       <w:tblGrid>
         <w:gridCol w:w="2126"/>
-        <w:gridCol w:w="2125"/>
-        <w:gridCol w:w="5104"/>
+        <w:gridCol w:w="2123"/>
+        <w:gridCol w:w="5106"/>
       </w:tblGrid>
       <w:tr>
         <w:trPr/>
@@ -33656,7 +32009,7 @@
         </w:tc>
         <w:tc>
           <w:tcPr>
-            <w:tcW w:w="2125" w:type="dxa"/>
+            <w:tcW w:w="2123" w:type="dxa"/>
             <w:tcBorders>
               <w:top w:val="single" w:sz="2" w:space="0" w:color="000000"/>
               <w:left w:val="single" w:sz="2" w:space="0" w:color="000000"/>
@@ -33681,7 +32034,7 @@
         </w:tc>
         <w:tc>
           <w:tcPr>
-            <w:tcW w:w="5104" w:type="dxa"/>
+            <w:tcW w:w="5106" w:type="dxa"/>
             <w:tcBorders>
               <w:top w:val="single" w:sz="2" w:space="0" w:color="000000"/>
               <w:left w:val="single" w:sz="2" w:space="0" w:color="000000"/>
@@ -33733,7 +32086,7 @@
         </w:tc>
         <w:tc>
           <w:tcPr>
-            <w:tcW w:w="2125" w:type="dxa"/>
+            <w:tcW w:w="2123" w:type="dxa"/>
             <w:tcBorders>
               <w:left w:val="single" w:sz="2" w:space="0" w:color="000000"/>
               <w:bottom w:val="single" w:sz="2" w:space="0" w:color="000000"/>
@@ -33756,7 +32109,7 @@
         </w:tc>
         <w:tc>
           <w:tcPr>
-            <w:tcW w:w="5104" w:type="dxa"/>
+            <w:tcW w:w="5106" w:type="dxa"/>
             <w:tcBorders>
               <w:left w:val="single" w:sz="2" w:space="0" w:color="000000"/>
               <w:bottom w:val="single" w:sz="2" w:space="0" w:color="000000"/>
@@ -33806,7 +32159,7 @@
         </w:tc>
         <w:tc>
           <w:tcPr>
-            <w:tcW w:w="2125" w:type="dxa"/>
+            <w:tcW w:w="2123" w:type="dxa"/>
             <w:tcBorders>
               <w:left w:val="single" w:sz="2" w:space="0" w:color="000000"/>
               <w:bottom w:val="single" w:sz="2" w:space="0" w:color="000000"/>
@@ -33829,7 +32182,7 @@
         </w:tc>
         <w:tc>
           <w:tcPr>
-            <w:tcW w:w="5104" w:type="dxa"/>
+            <w:tcW w:w="5106" w:type="dxa"/>
             <w:tcBorders>
               <w:left w:val="single" w:sz="2" w:space="0" w:color="000000"/>
               <w:bottom w:val="single" w:sz="2" w:space="0" w:color="000000"/>
@@ -33879,7 +32232,7 @@
         </w:tc>
         <w:tc>
           <w:tcPr>
-            <w:tcW w:w="2125" w:type="dxa"/>
+            <w:tcW w:w="2123" w:type="dxa"/>
             <w:tcBorders>
               <w:left w:val="single" w:sz="2" w:space="0" w:color="000000"/>
               <w:bottom w:val="single" w:sz="2" w:space="0" w:color="000000"/>
@@ -33902,7 +32255,7 @@
         </w:tc>
         <w:tc>
           <w:tcPr>
-            <w:tcW w:w="5104" w:type="dxa"/>
+            <w:tcW w:w="5106" w:type="dxa"/>
             <w:tcBorders>
               <w:left w:val="single" w:sz="2" w:space="0" w:color="000000"/>
               <w:bottom w:val="single" w:sz="2" w:space="0" w:color="000000"/>
@@ -33952,7 +32305,7 @@
         </w:tc>
         <w:tc>
           <w:tcPr>
-            <w:tcW w:w="2125" w:type="dxa"/>
+            <w:tcW w:w="2123" w:type="dxa"/>
             <w:tcBorders>
               <w:left w:val="single" w:sz="2" w:space="0" w:color="000000"/>
               <w:bottom w:val="single" w:sz="2" w:space="0" w:color="000000"/>
@@ -33975,7 +32328,7 @@
         </w:tc>
         <w:tc>
           <w:tcPr>
-            <w:tcW w:w="5104" w:type="dxa"/>
+            <w:tcW w:w="5106" w:type="dxa"/>
             <w:tcBorders>
               <w:left w:val="single" w:sz="2" w:space="0" w:color="000000"/>
               <w:bottom w:val="single" w:sz="2" w:space="0" w:color="000000"/>
@@ -34025,7 +32378,7 @@
         </w:tc>
         <w:tc>
           <w:tcPr>
-            <w:tcW w:w="2125" w:type="dxa"/>
+            <w:tcW w:w="2123" w:type="dxa"/>
             <w:tcBorders>
               <w:left w:val="single" w:sz="2" w:space="0" w:color="000000"/>
               <w:bottom w:val="single" w:sz="2" w:space="0" w:color="000000"/>
@@ -34048,7 +32401,7 @@
         </w:tc>
         <w:tc>
           <w:tcPr>
-            <w:tcW w:w="5104" w:type="dxa"/>
+            <w:tcW w:w="5106" w:type="dxa"/>
             <w:tcBorders>
               <w:left w:val="single" w:sz="2" w:space="0" w:color="000000"/>
               <w:bottom w:val="single" w:sz="2" w:space="0" w:color="000000"/>
@@ -34097,7 +32450,7 @@
         </w:tc>
         <w:tc>
           <w:tcPr>
-            <w:tcW w:w="2125" w:type="dxa"/>
+            <w:tcW w:w="2123" w:type="dxa"/>
             <w:tcBorders>
               <w:left w:val="single" w:sz="2" w:space="0" w:color="000000"/>
               <w:bottom w:val="single" w:sz="2" w:space="0" w:color="000000"/>
@@ -34120,7 +32473,7 @@
         </w:tc>
         <w:tc>
           <w:tcPr>
-            <w:tcW w:w="5104" w:type="dxa"/>
+            <w:tcW w:w="5106" w:type="dxa"/>
             <w:tcBorders>
               <w:left w:val="single" w:sz="2" w:space="0" w:color="000000"/>
               <w:bottom w:val="single" w:sz="2" w:space="0" w:color="000000"/>
@@ -34169,7 +32522,7 @@
         </w:tc>
         <w:tc>
           <w:tcPr>
-            <w:tcW w:w="2125" w:type="dxa"/>
+            <w:tcW w:w="2123" w:type="dxa"/>
             <w:tcBorders>
               <w:left w:val="single" w:sz="2" w:space="0" w:color="000000"/>
               <w:bottom w:val="single" w:sz="2" w:space="0" w:color="000000"/>
@@ -34192,7 +32545,7 @@
         </w:tc>
         <w:tc>
           <w:tcPr>
-            <w:tcW w:w="5104" w:type="dxa"/>
+            <w:tcW w:w="5106" w:type="dxa"/>
             <w:tcBorders>
               <w:left w:val="single" w:sz="2" w:space="0" w:color="000000"/>
               <w:bottom w:val="single" w:sz="2" w:space="0" w:color="000000"/>
@@ -34293,8 +32646,8 @@
       </w:tblPr>
       <w:tblGrid>
         <w:gridCol w:w="2127"/>
-        <w:gridCol w:w="2124"/>
-        <w:gridCol w:w="5104"/>
+        <w:gridCol w:w="2122"/>
+        <w:gridCol w:w="5106"/>
       </w:tblGrid>
       <w:tr>
         <w:trPr/>
@@ -34325,7 +32678,7 @@
         </w:tc>
         <w:tc>
           <w:tcPr>
-            <w:tcW w:w="2124" w:type="dxa"/>
+            <w:tcW w:w="2122" w:type="dxa"/>
             <w:tcBorders>
               <w:top w:val="single" w:sz="2" w:space="0" w:color="000000"/>
               <w:left w:val="single" w:sz="2" w:space="0" w:color="000000"/>
@@ -34350,7 +32703,7 @@
         </w:tc>
         <w:tc>
           <w:tcPr>
-            <w:tcW w:w="5104" w:type="dxa"/>
+            <w:tcW w:w="5106" w:type="dxa"/>
             <w:tcBorders>
               <w:top w:val="single" w:sz="2" w:space="0" w:color="000000"/>
               <w:left w:val="single" w:sz="2" w:space="0" w:color="000000"/>
@@ -34402,7 +32755,7 @@
         </w:tc>
         <w:tc>
           <w:tcPr>
-            <w:tcW w:w="2124" w:type="dxa"/>
+            <w:tcW w:w="2122" w:type="dxa"/>
             <w:tcBorders>
               <w:left w:val="single" w:sz="2" w:space="0" w:color="000000"/>
               <w:bottom w:val="single" w:sz="2" w:space="0" w:color="000000"/>
@@ -34425,7 +32778,7 @@
         </w:tc>
         <w:tc>
           <w:tcPr>
-            <w:tcW w:w="5104" w:type="dxa"/>
+            <w:tcW w:w="5106" w:type="dxa"/>
             <w:tcBorders>
               <w:left w:val="single" w:sz="2" w:space="0" w:color="000000"/>
               <w:bottom w:val="single" w:sz="2" w:space="0" w:color="000000"/>
@@ -34475,7 +32828,7 @@
         </w:tc>
         <w:tc>
           <w:tcPr>
-            <w:tcW w:w="2124" w:type="dxa"/>
+            <w:tcW w:w="2122" w:type="dxa"/>
             <w:tcBorders>
               <w:left w:val="single" w:sz="2" w:space="0" w:color="000000"/>
               <w:bottom w:val="single" w:sz="2" w:space="0" w:color="000000"/>
@@ -34498,7 +32851,7 @@
         </w:tc>
         <w:tc>
           <w:tcPr>
-            <w:tcW w:w="5104" w:type="dxa"/>
+            <w:tcW w:w="5106" w:type="dxa"/>
             <w:tcBorders>
               <w:left w:val="single" w:sz="2" w:space="0" w:color="000000"/>
               <w:bottom w:val="single" w:sz="2" w:space="0" w:color="000000"/>
@@ -34600,8 +32953,8 @@
       </w:tblPr>
       <w:tblGrid>
         <w:gridCol w:w="2127"/>
-        <w:gridCol w:w="2124"/>
-        <w:gridCol w:w="5104"/>
+        <w:gridCol w:w="2122"/>
+        <w:gridCol w:w="5106"/>
       </w:tblGrid>
       <w:tr>
         <w:trPr/>
@@ -34632,7 +32985,7 @@
         </w:tc>
         <w:tc>
           <w:tcPr>
-            <w:tcW w:w="2124" w:type="dxa"/>
+            <w:tcW w:w="2122" w:type="dxa"/>
             <w:tcBorders>
               <w:top w:val="single" w:sz="2" w:space="0" w:color="000000"/>
               <w:left w:val="single" w:sz="2" w:space="0" w:color="000000"/>
@@ -34657,7 +33010,7 @@
         </w:tc>
         <w:tc>
           <w:tcPr>
-            <w:tcW w:w="5104" w:type="dxa"/>
+            <w:tcW w:w="5106" w:type="dxa"/>
             <w:tcBorders>
               <w:top w:val="single" w:sz="2" w:space="0" w:color="000000"/>
               <w:left w:val="single" w:sz="2" w:space="0" w:color="000000"/>
@@ -34709,7 +33062,7 @@
         </w:tc>
         <w:tc>
           <w:tcPr>
-            <w:tcW w:w="2124" w:type="dxa"/>
+            <w:tcW w:w="2122" w:type="dxa"/>
             <w:tcBorders>
               <w:left w:val="single" w:sz="2" w:space="0" w:color="000000"/>
               <w:bottom w:val="single" w:sz="2" w:space="0" w:color="000000"/>
@@ -34732,7 +33085,7 @@
         </w:tc>
         <w:tc>
           <w:tcPr>
-            <w:tcW w:w="5104" w:type="dxa"/>
+            <w:tcW w:w="5106" w:type="dxa"/>
             <w:tcBorders>
               <w:left w:val="single" w:sz="2" w:space="0" w:color="000000"/>
               <w:bottom w:val="single" w:sz="2" w:space="0" w:color="000000"/>
@@ -34782,7 +33135,7 @@
         </w:tc>
         <w:tc>
           <w:tcPr>
-            <w:tcW w:w="2124" w:type="dxa"/>
+            <w:tcW w:w="2122" w:type="dxa"/>
             <w:tcBorders>
               <w:left w:val="single" w:sz="2" w:space="0" w:color="000000"/>
               <w:bottom w:val="single" w:sz="2" w:space="0" w:color="000000"/>
@@ -34805,7 +33158,7 @@
         </w:tc>
         <w:tc>
           <w:tcPr>
-            <w:tcW w:w="5104" w:type="dxa"/>
+            <w:tcW w:w="5106" w:type="dxa"/>
             <w:tcBorders>
               <w:left w:val="single" w:sz="2" w:space="0" w:color="000000"/>
               <w:bottom w:val="single" w:sz="2" w:space="0" w:color="000000"/>
@@ -34855,7 +33208,7 @@
         </w:tc>
         <w:tc>
           <w:tcPr>
-            <w:tcW w:w="2124" w:type="dxa"/>
+            <w:tcW w:w="2122" w:type="dxa"/>
             <w:tcBorders>
               <w:left w:val="single" w:sz="2" w:space="0" w:color="000000"/>
               <w:bottom w:val="single" w:sz="2" w:space="0" w:color="000000"/>
@@ -34878,7 +33231,7 @@
         </w:tc>
         <w:tc>
           <w:tcPr>
-            <w:tcW w:w="5104" w:type="dxa"/>
+            <w:tcW w:w="5106" w:type="dxa"/>
             <w:tcBorders>
               <w:left w:val="single" w:sz="2" w:space="0" w:color="000000"/>
               <w:bottom w:val="single" w:sz="2" w:space="0" w:color="000000"/>
@@ -34928,7 +33281,7 @@
         </w:tc>
         <w:tc>
           <w:tcPr>
-            <w:tcW w:w="2124" w:type="dxa"/>
+            <w:tcW w:w="2122" w:type="dxa"/>
             <w:tcBorders>
               <w:left w:val="single" w:sz="2" w:space="0" w:color="000000"/>
               <w:bottom w:val="single" w:sz="2" w:space="0" w:color="000000"/>
@@ -34951,7 +33304,7 @@
         </w:tc>
         <w:tc>
           <w:tcPr>
-            <w:tcW w:w="5104" w:type="dxa"/>
+            <w:tcW w:w="5106" w:type="dxa"/>
             <w:tcBorders>
               <w:left w:val="single" w:sz="2" w:space="0" w:color="000000"/>
               <w:bottom w:val="single" w:sz="2" w:space="0" w:color="000000"/>
@@ -35000,7 +33353,7 @@
         </w:tc>
         <w:tc>
           <w:tcPr>
-            <w:tcW w:w="2124" w:type="dxa"/>
+            <w:tcW w:w="2122" w:type="dxa"/>
             <w:tcBorders>
               <w:left w:val="single" w:sz="2" w:space="0" w:color="000000"/>
               <w:bottom w:val="single" w:sz="2" w:space="0" w:color="000000"/>
@@ -35023,7 +33376,7 @@
         </w:tc>
         <w:tc>
           <w:tcPr>
-            <w:tcW w:w="5104" w:type="dxa"/>
+            <w:tcW w:w="5106" w:type="dxa"/>
             <w:tcBorders>
               <w:left w:val="single" w:sz="2" w:space="0" w:color="000000"/>
               <w:bottom w:val="single" w:sz="2" w:space="0" w:color="000000"/>
@@ -35124,8 +33477,8 @@
       </w:tblPr>
       <w:tblGrid>
         <w:gridCol w:w="2127"/>
-        <w:gridCol w:w="2124"/>
-        <w:gridCol w:w="5104"/>
+        <w:gridCol w:w="2122"/>
+        <w:gridCol w:w="5106"/>
       </w:tblGrid>
       <w:tr>
         <w:trPr/>
@@ -35156,7 +33509,7 @@
         </w:tc>
         <w:tc>
           <w:tcPr>
-            <w:tcW w:w="2124" w:type="dxa"/>
+            <w:tcW w:w="2122" w:type="dxa"/>
             <w:tcBorders>
               <w:top w:val="single" w:sz="2" w:space="0" w:color="000000"/>
               <w:left w:val="single" w:sz="2" w:space="0" w:color="000000"/>
@@ -35181,7 +33534,7 @@
         </w:tc>
         <w:tc>
           <w:tcPr>
-            <w:tcW w:w="5104" w:type="dxa"/>
+            <w:tcW w:w="5106" w:type="dxa"/>
             <w:tcBorders>
               <w:top w:val="single" w:sz="2" w:space="0" w:color="000000"/>
               <w:left w:val="single" w:sz="2" w:space="0" w:color="000000"/>
@@ -35233,7 +33586,7 @@
         </w:tc>
         <w:tc>
           <w:tcPr>
-            <w:tcW w:w="2124" w:type="dxa"/>
+            <w:tcW w:w="2122" w:type="dxa"/>
             <w:tcBorders>
               <w:left w:val="single" w:sz="2" w:space="0" w:color="000000"/>
               <w:bottom w:val="single" w:sz="2" w:space="0" w:color="000000"/>
@@ -35256,7 +33609,7 @@
         </w:tc>
         <w:tc>
           <w:tcPr>
-            <w:tcW w:w="5104" w:type="dxa"/>
+            <w:tcW w:w="5106" w:type="dxa"/>
             <w:tcBorders>
               <w:left w:val="single" w:sz="2" w:space="0" w:color="000000"/>
               <w:bottom w:val="single" w:sz="2" w:space="0" w:color="000000"/>
@@ -35306,7 +33659,7 @@
         </w:tc>
         <w:tc>
           <w:tcPr>
-            <w:tcW w:w="2124" w:type="dxa"/>
+            <w:tcW w:w="2122" w:type="dxa"/>
             <w:tcBorders>
               <w:left w:val="single" w:sz="2" w:space="0" w:color="000000"/>
               <w:bottom w:val="single" w:sz="2" w:space="0" w:color="000000"/>
@@ -35329,7 +33682,7 @@
         </w:tc>
         <w:tc>
           <w:tcPr>
-            <w:tcW w:w="5104" w:type="dxa"/>
+            <w:tcW w:w="5106" w:type="dxa"/>
             <w:tcBorders>
               <w:left w:val="single" w:sz="2" w:space="0" w:color="000000"/>
               <w:bottom w:val="single" w:sz="2" w:space="0" w:color="000000"/>
@@ -35431,8 +33784,8 @@
       </w:tblPr>
       <w:tblGrid>
         <w:gridCol w:w="2127"/>
-        <w:gridCol w:w="2124"/>
-        <w:gridCol w:w="5104"/>
+        <w:gridCol w:w="2122"/>
+        <w:gridCol w:w="5106"/>
       </w:tblGrid>
       <w:tr>
         <w:trPr/>
@@ -35470,7 +33823,7 @@
         </w:tc>
         <w:tc>
           <w:tcPr>
-            <w:tcW w:w="2124" w:type="dxa"/>
+            <w:tcW w:w="2122" w:type="dxa"/>
             <w:tcBorders>
               <w:top w:val="single" w:sz="2" w:space="0" w:color="000000"/>
               <w:left w:val="single" w:sz="2" w:space="0" w:color="000000"/>
@@ -35502,7 +33855,7 @@
         </w:tc>
         <w:tc>
           <w:tcPr>
-            <w:tcW w:w="5104" w:type="dxa"/>
+            <w:tcW w:w="5106" w:type="dxa"/>
             <w:tcBorders>
               <w:top w:val="single" w:sz="2" w:space="0" w:color="000000"/>
               <w:left w:val="single" w:sz="2" w:space="0" w:color="000000"/>
@@ -35561,7 +33914,7 @@
         </w:tc>
         <w:tc>
           <w:tcPr>
-            <w:tcW w:w="2124" w:type="dxa"/>
+            <w:tcW w:w="2122" w:type="dxa"/>
             <w:tcBorders>
               <w:left w:val="single" w:sz="2" w:space="0" w:color="000000"/>
               <w:bottom w:val="single" w:sz="2" w:space="0" w:color="000000"/>
@@ -35584,7 +33937,7 @@
         </w:tc>
         <w:tc>
           <w:tcPr>
-            <w:tcW w:w="5104" w:type="dxa"/>
+            <w:tcW w:w="5106" w:type="dxa"/>
             <w:tcBorders>
               <w:left w:val="single" w:sz="2" w:space="0" w:color="000000"/>
               <w:bottom w:val="single" w:sz="2" w:space="0" w:color="000000"/>
@@ -35634,7 +33987,7 @@
         </w:tc>
         <w:tc>
           <w:tcPr>
-            <w:tcW w:w="2124" w:type="dxa"/>
+            <w:tcW w:w="2122" w:type="dxa"/>
             <w:tcBorders>
               <w:left w:val="single" w:sz="2" w:space="0" w:color="000000"/>
               <w:bottom w:val="single" w:sz="2" w:space="0" w:color="000000"/>
@@ -35657,7 +34010,7 @@
         </w:tc>
         <w:tc>
           <w:tcPr>
-            <w:tcW w:w="5104" w:type="dxa"/>
+            <w:tcW w:w="5106" w:type="dxa"/>
             <w:tcBorders>
               <w:left w:val="single" w:sz="2" w:space="0" w:color="000000"/>
               <w:bottom w:val="single" w:sz="2" w:space="0" w:color="000000"/>
@@ -35707,7 +34060,7 @@
         </w:tc>
         <w:tc>
           <w:tcPr>
-            <w:tcW w:w="2124" w:type="dxa"/>
+            <w:tcW w:w="2122" w:type="dxa"/>
             <w:tcBorders>
               <w:left w:val="single" w:sz="2" w:space="0" w:color="000000"/>
               <w:bottom w:val="single" w:sz="2" w:space="0" w:color="000000"/>
@@ -35730,7 +34083,7 @@
         </w:tc>
         <w:tc>
           <w:tcPr>
-            <w:tcW w:w="5104" w:type="dxa"/>
+            <w:tcW w:w="5106" w:type="dxa"/>
             <w:tcBorders>
               <w:left w:val="single" w:sz="2" w:space="0" w:color="000000"/>
               <w:bottom w:val="single" w:sz="2" w:space="0" w:color="000000"/>
@@ -35780,7 +34133,7 @@
         </w:tc>
         <w:tc>
           <w:tcPr>
-            <w:tcW w:w="2124" w:type="dxa"/>
+            <w:tcW w:w="2122" w:type="dxa"/>
             <w:tcBorders>
               <w:left w:val="single" w:sz="2" w:space="0" w:color="000000"/>
               <w:bottom w:val="single" w:sz="2" w:space="0" w:color="000000"/>
@@ -35803,7 +34156,7 @@
         </w:tc>
         <w:tc>
           <w:tcPr>
-            <w:tcW w:w="5104" w:type="dxa"/>
+            <w:tcW w:w="5106" w:type="dxa"/>
             <w:tcBorders>
               <w:left w:val="single" w:sz="2" w:space="0" w:color="000000"/>
               <w:bottom w:val="single" w:sz="2" w:space="0" w:color="000000"/>
@@ -35853,7 +34206,7 @@
         </w:tc>
         <w:tc>
           <w:tcPr>
-            <w:tcW w:w="2124" w:type="dxa"/>
+            <w:tcW w:w="2122" w:type="dxa"/>
             <w:tcBorders>
               <w:left w:val="single" w:sz="2" w:space="0" w:color="000000"/>
               <w:bottom w:val="single" w:sz="2" w:space="0" w:color="000000"/>
@@ -35876,7 +34229,7 @@
         </w:tc>
         <w:tc>
           <w:tcPr>
-            <w:tcW w:w="5104" w:type="dxa"/>
+            <w:tcW w:w="5106" w:type="dxa"/>
             <w:tcBorders>
               <w:left w:val="single" w:sz="2" w:space="0" w:color="000000"/>
               <w:bottom w:val="single" w:sz="2" w:space="0" w:color="000000"/>
@@ -35926,7 +34279,7 @@
         </w:tc>
         <w:tc>
           <w:tcPr>
-            <w:tcW w:w="2124" w:type="dxa"/>
+            <w:tcW w:w="2122" w:type="dxa"/>
             <w:tcBorders>
               <w:left w:val="single" w:sz="2" w:space="0" w:color="000000"/>
               <w:bottom w:val="single" w:sz="2" w:space="0" w:color="000000"/>
@@ -35949,7 +34302,7 @@
         </w:tc>
         <w:tc>
           <w:tcPr>
-            <w:tcW w:w="5104" w:type="dxa"/>
+            <w:tcW w:w="5106" w:type="dxa"/>
             <w:tcBorders>
               <w:left w:val="single" w:sz="2" w:space="0" w:color="000000"/>
               <w:bottom w:val="single" w:sz="2" w:space="0" w:color="000000"/>
@@ -35999,7 +34352,7 @@
         </w:tc>
         <w:tc>
           <w:tcPr>
-            <w:tcW w:w="2124" w:type="dxa"/>
+            <w:tcW w:w="2122" w:type="dxa"/>
             <w:tcBorders>
               <w:left w:val="single" w:sz="2" w:space="0" w:color="000000"/>
               <w:bottom w:val="single" w:sz="2" w:space="0" w:color="000000"/>
@@ -36022,7 +34375,7 @@
         </w:tc>
         <w:tc>
           <w:tcPr>
-            <w:tcW w:w="5104" w:type="dxa"/>
+            <w:tcW w:w="5106" w:type="dxa"/>
             <w:tcBorders>
               <w:left w:val="single" w:sz="2" w:space="0" w:color="000000"/>
               <w:bottom w:val="single" w:sz="2" w:space="0" w:color="000000"/>
@@ -36072,7 +34425,7 @@
         </w:tc>
         <w:tc>
           <w:tcPr>
-            <w:tcW w:w="2124" w:type="dxa"/>
+            <w:tcW w:w="2122" w:type="dxa"/>
             <w:tcBorders>
               <w:left w:val="single" w:sz="2" w:space="0" w:color="000000"/>
               <w:bottom w:val="single" w:sz="2" w:space="0" w:color="000000"/>
@@ -36095,7 +34448,7 @@
         </w:tc>
         <w:tc>
           <w:tcPr>
-            <w:tcW w:w="5104" w:type="dxa"/>
+            <w:tcW w:w="5106" w:type="dxa"/>
             <w:tcBorders>
               <w:left w:val="single" w:sz="2" w:space="0" w:color="000000"/>
               <w:bottom w:val="single" w:sz="2" w:space="0" w:color="000000"/>
@@ -36145,7 +34498,7 @@
         </w:tc>
         <w:tc>
           <w:tcPr>
-            <w:tcW w:w="2124" w:type="dxa"/>
+            <w:tcW w:w="2122" w:type="dxa"/>
             <w:tcBorders>
               <w:left w:val="single" w:sz="2" w:space="0" w:color="000000"/>
               <w:bottom w:val="single" w:sz="2" w:space="0" w:color="000000"/>
@@ -36168,7 +34521,7 @@
         </w:tc>
         <w:tc>
           <w:tcPr>
-            <w:tcW w:w="5104" w:type="dxa"/>
+            <w:tcW w:w="5106" w:type="dxa"/>
             <w:tcBorders>
               <w:left w:val="single" w:sz="2" w:space="0" w:color="000000"/>
               <w:bottom w:val="single" w:sz="2" w:space="0" w:color="000000"/>
@@ -36270,8 +34623,8 @@
       </w:tblPr>
       <w:tblGrid>
         <w:gridCol w:w="2126"/>
-        <w:gridCol w:w="2124"/>
-        <w:gridCol w:w="5105"/>
+        <w:gridCol w:w="2122"/>
+        <w:gridCol w:w="5107"/>
       </w:tblGrid>
       <w:tr>
         <w:trPr/>
@@ -36302,7 +34655,7 @@
         </w:tc>
         <w:tc>
           <w:tcPr>
-            <w:tcW w:w="2124" w:type="dxa"/>
+            <w:tcW w:w="2122" w:type="dxa"/>
             <w:tcBorders>
               <w:top w:val="single" w:sz="2" w:space="0" w:color="000000"/>
               <w:left w:val="single" w:sz="2" w:space="0" w:color="000000"/>
@@ -36327,7 +34680,7 @@
         </w:tc>
         <w:tc>
           <w:tcPr>
-            <w:tcW w:w="5105" w:type="dxa"/>
+            <w:tcW w:w="5107" w:type="dxa"/>
             <w:tcBorders>
               <w:top w:val="single" w:sz="2" w:space="0" w:color="000000"/>
               <w:left w:val="single" w:sz="2" w:space="0" w:color="000000"/>
@@ -36379,7 +34732,7 @@
         </w:tc>
         <w:tc>
           <w:tcPr>
-            <w:tcW w:w="2124" w:type="dxa"/>
+            <w:tcW w:w="2122" w:type="dxa"/>
             <w:tcBorders>
               <w:left w:val="single" w:sz="2" w:space="0" w:color="000000"/>
               <w:bottom w:val="single" w:sz="2" w:space="0" w:color="000000"/>
@@ -36402,7 +34755,7 @@
         </w:tc>
         <w:tc>
           <w:tcPr>
-            <w:tcW w:w="5105" w:type="dxa"/>
+            <w:tcW w:w="5107" w:type="dxa"/>
             <w:tcBorders>
               <w:left w:val="single" w:sz="2" w:space="0" w:color="000000"/>
               <w:bottom w:val="single" w:sz="2" w:space="0" w:color="000000"/>
@@ -36452,7 +34805,7 @@
         </w:tc>
         <w:tc>
           <w:tcPr>
-            <w:tcW w:w="2124" w:type="dxa"/>
+            <w:tcW w:w="2122" w:type="dxa"/>
             <w:tcBorders>
               <w:left w:val="single" w:sz="2" w:space="0" w:color="000000"/>
               <w:bottom w:val="single" w:sz="2" w:space="0" w:color="000000"/>
@@ -36475,7 +34828,7 @@
         </w:tc>
         <w:tc>
           <w:tcPr>
-            <w:tcW w:w="5105" w:type="dxa"/>
+            <w:tcW w:w="5107" w:type="dxa"/>
             <w:tcBorders>
               <w:left w:val="single" w:sz="2" w:space="0" w:color="000000"/>
               <w:bottom w:val="single" w:sz="2" w:space="0" w:color="000000"/>
@@ -36525,7 +34878,7 @@
         </w:tc>
         <w:tc>
           <w:tcPr>
-            <w:tcW w:w="2124" w:type="dxa"/>
+            <w:tcW w:w="2122" w:type="dxa"/>
             <w:tcBorders>
               <w:left w:val="single" w:sz="2" w:space="0" w:color="000000"/>
               <w:bottom w:val="single" w:sz="2" w:space="0" w:color="000000"/>
@@ -36548,7 +34901,7 @@
         </w:tc>
         <w:tc>
           <w:tcPr>
-            <w:tcW w:w="5105" w:type="dxa"/>
+            <w:tcW w:w="5107" w:type="dxa"/>
             <w:tcBorders>
               <w:left w:val="single" w:sz="2" w:space="0" w:color="000000"/>
               <w:bottom w:val="single" w:sz="2" w:space="0" w:color="000000"/>
@@ -36598,7 +34951,7 @@
         </w:tc>
         <w:tc>
           <w:tcPr>
-            <w:tcW w:w="2124" w:type="dxa"/>
+            <w:tcW w:w="2122" w:type="dxa"/>
             <w:tcBorders>
               <w:left w:val="single" w:sz="2" w:space="0" w:color="000000"/>
               <w:bottom w:val="single" w:sz="2" w:space="0" w:color="000000"/>
@@ -36621,7 +34974,7 @@
         </w:tc>
         <w:tc>
           <w:tcPr>
-            <w:tcW w:w="5105" w:type="dxa"/>
+            <w:tcW w:w="5107" w:type="dxa"/>
             <w:tcBorders>
               <w:left w:val="single" w:sz="2" w:space="0" w:color="000000"/>
               <w:bottom w:val="single" w:sz="2" w:space="0" w:color="000000"/>
@@ -36671,7 +35024,7 @@
         </w:tc>
         <w:tc>
           <w:tcPr>
-            <w:tcW w:w="2124" w:type="dxa"/>
+            <w:tcW w:w="2122" w:type="dxa"/>
             <w:tcBorders>
               <w:left w:val="single" w:sz="2" w:space="0" w:color="000000"/>
               <w:bottom w:val="single" w:sz="2" w:space="0" w:color="000000"/>
@@ -36694,7 +35047,7 @@
         </w:tc>
         <w:tc>
           <w:tcPr>
-            <w:tcW w:w="5105" w:type="dxa"/>
+            <w:tcW w:w="5107" w:type="dxa"/>
             <w:tcBorders>
               <w:left w:val="single" w:sz="2" w:space="0" w:color="000000"/>
               <w:bottom w:val="single" w:sz="2" w:space="0" w:color="000000"/>
@@ -36744,7 +35097,7 @@
         </w:tc>
         <w:tc>
           <w:tcPr>
-            <w:tcW w:w="2124" w:type="dxa"/>
+            <w:tcW w:w="2122" w:type="dxa"/>
             <w:tcBorders>
               <w:left w:val="single" w:sz="2" w:space="0" w:color="000000"/>
               <w:bottom w:val="single" w:sz="2" w:space="0" w:color="000000"/>
@@ -36767,7 +35120,7 @@
         </w:tc>
         <w:tc>
           <w:tcPr>
-            <w:tcW w:w="5105" w:type="dxa"/>
+            <w:tcW w:w="5107" w:type="dxa"/>
             <w:tcBorders>
               <w:left w:val="single" w:sz="2" w:space="0" w:color="000000"/>
               <w:bottom w:val="single" w:sz="2" w:space="0" w:color="000000"/>
@@ -36869,8 +35222,8 @@
       </w:tblPr>
       <w:tblGrid>
         <w:gridCol w:w="2126"/>
-        <w:gridCol w:w="2124"/>
-        <w:gridCol w:w="5105"/>
+        <w:gridCol w:w="2122"/>
+        <w:gridCol w:w="5107"/>
       </w:tblGrid>
       <w:tr>
         <w:trPr/>
@@ -36901,7 +35254,7 @@
         </w:tc>
         <w:tc>
           <w:tcPr>
-            <w:tcW w:w="2124" w:type="dxa"/>
+            <w:tcW w:w="2122" w:type="dxa"/>
             <w:tcBorders>
               <w:top w:val="single" w:sz="2" w:space="0" w:color="000000"/>
               <w:left w:val="single" w:sz="2" w:space="0" w:color="000000"/>
@@ -36926,7 +35279,7 @@
         </w:tc>
         <w:tc>
           <w:tcPr>
-            <w:tcW w:w="5105" w:type="dxa"/>
+            <w:tcW w:w="5107" w:type="dxa"/>
             <w:tcBorders>
               <w:top w:val="single" w:sz="2" w:space="0" w:color="000000"/>
               <w:left w:val="single" w:sz="2" w:space="0" w:color="000000"/>
@@ -36978,7 +35331,7 @@
         </w:tc>
         <w:tc>
           <w:tcPr>
-            <w:tcW w:w="2124" w:type="dxa"/>
+            <w:tcW w:w="2122" w:type="dxa"/>
             <w:tcBorders>
               <w:left w:val="single" w:sz="2" w:space="0" w:color="000000"/>
               <w:bottom w:val="single" w:sz="2" w:space="0" w:color="000000"/>
@@ -37001,7 +35354,7 @@
         </w:tc>
         <w:tc>
           <w:tcPr>
-            <w:tcW w:w="5105" w:type="dxa"/>
+            <w:tcW w:w="5107" w:type="dxa"/>
             <w:tcBorders>
               <w:left w:val="single" w:sz="2" w:space="0" w:color="000000"/>
               <w:bottom w:val="single" w:sz="2" w:space="0" w:color="000000"/>
@@ -37051,7 +35404,7 @@
         </w:tc>
         <w:tc>
           <w:tcPr>
-            <w:tcW w:w="2124" w:type="dxa"/>
+            <w:tcW w:w="2122" w:type="dxa"/>
             <w:tcBorders>
               <w:left w:val="single" w:sz="2" w:space="0" w:color="000000"/>
               <w:bottom w:val="single" w:sz="2" w:space="0" w:color="000000"/>
@@ -37074,7 +35427,7 @@
         </w:tc>
         <w:tc>
           <w:tcPr>
-            <w:tcW w:w="5105" w:type="dxa"/>
+            <w:tcW w:w="5107" w:type="dxa"/>
             <w:tcBorders>
               <w:left w:val="single" w:sz="2" w:space="0" w:color="000000"/>
               <w:bottom w:val="single" w:sz="2" w:space="0" w:color="000000"/>
@@ -37124,7 +35477,7 @@
         </w:tc>
         <w:tc>
           <w:tcPr>
-            <w:tcW w:w="2124" w:type="dxa"/>
+            <w:tcW w:w="2122" w:type="dxa"/>
             <w:tcBorders>
               <w:left w:val="single" w:sz="2" w:space="0" w:color="000000"/>
               <w:bottom w:val="single" w:sz="2" w:space="0" w:color="000000"/>
@@ -37147,7 +35500,7 @@
         </w:tc>
         <w:tc>
           <w:tcPr>
-            <w:tcW w:w="5105" w:type="dxa"/>
+            <w:tcW w:w="5107" w:type="dxa"/>
             <w:tcBorders>
               <w:left w:val="single" w:sz="2" w:space="0" w:color="000000"/>
               <w:bottom w:val="single" w:sz="2" w:space="0" w:color="000000"/>
@@ -37197,7 +35550,7 @@
         </w:tc>
         <w:tc>
           <w:tcPr>
-            <w:tcW w:w="2124" w:type="dxa"/>
+            <w:tcW w:w="2122" w:type="dxa"/>
             <w:tcBorders>
               <w:left w:val="single" w:sz="2" w:space="0" w:color="000000"/>
               <w:bottom w:val="single" w:sz="2" w:space="0" w:color="000000"/>
@@ -37220,7 +35573,7 @@
         </w:tc>
         <w:tc>
           <w:tcPr>
-            <w:tcW w:w="5105" w:type="dxa"/>
+            <w:tcW w:w="5107" w:type="dxa"/>
             <w:tcBorders>
               <w:left w:val="single" w:sz="2" w:space="0" w:color="000000"/>
               <w:bottom w:val="single" w:sz="2" w:space="0" w:color="000000"/>
@@ -37270,7 +35623,7 @@
         </w:tc>
         <w:tc>
           <w:tcPr>
-            <w:tcW w:w="2124" w:type="dxa"/>
+            <w:tcW w:w="2122" w:type="dxa"/>
             <w:tcBorders>
               <w:left w:val="single" w:sz="2" w:space="0" w:color="000000"/>
               <w:bottom w:val="single" w:sz="2" w:space="0" w:color="000000"/>
@@ -37293,7 +35646,7 @@
         </w:tc>
         <w:tc>
           <w:tcPr>
-            <w:tcW w:w="5105" w:type="dxa"/>
+            <w:tcW w:w="5107" w:type="dxa"/>
             <w:tcBorders>
               <w:left w:val="single" w:sz="2" w:space="0" w:color="000000"/>
               <w:bottom w:val="single" w:sz="2" w:space="0" w:color="000000"/>
@@ -37343,7 +35696,7 @@
         </w:tc>
         <w:tc>
           <w:tcPr>
-            <w:tcW w:w="2124" w:type="dxa"/>
+            <w:tcW w:w="2122" w:type="dxa"/>
             <w:tcBorders>
               <w:left w:val="single" w:sz="2" w:space="0" w:color="000000"/>
               <w:bottom w:val="single" w:sz="2" w:space="0" w:color="000000"/>
@@ -37366,7 +35719,7 @@
         </w:tc>
         <w:tc>
           <w:tcPr>
-            <w:tcW w:w="5105" w:type="dxa"/>
+            <w:tcW w:w="5107" w:type="dxa"/>
             <w:tcBorders>
               <w:left w:val="single" w:sz="2" w:space="0" w:color="000000"/>
               <w:bottom w:val="single" w:sz="2" w:space="0" w:color="000000"/>
@@ -37470,7 +35823,7 @@
           <w:rPr>
             <w:lang w:val="ru-RU"/>
           </w:rPr>
-          <w:t>67</w:t>
+          <w:t>78</w:t>
         </w:r>
         <w:r>
           <w:rPr>
@@ -39628,7 +37981,7 @@
         <w:tab w:val="right" w:pos="9072" w:leader="dot"/>
       </w:tabs>
       <w:spacing w:lineRule="auto" w:line="360" w:before="0" w:after="0"/>
-      <w:ind w:left="0"/>
+      <w:ind w:left="283"/>
       <w:jc w:val="left"/>
     </w:pPr>
     <w:rPr/>
@@ -39642,7 +37995,7 @@
         <w:tab w:val="right" w:pos="8788" w:leader="dot"/>
       </w:tabs>
       <w:spacing w:lineRule="auto" w:line="360" w:before="0" w:after="0"/>
-      <w:ind w:left="0"/>
+      <w:ind w:left="567"/>
       <w:jc w:val="left"/>
     </w:pPr>
     <w:rPr/>
@@ -39807,6 +38160,42 @@
     <w:rPr>
       <w:i w:val="false"/>
       <w:sz w:val="28"/>
+    </w:rPr>
+  </w:style>
+  <w:style w:type="paragraph" w:styleId="1">
+    <w:name w:val="Заглавие1"/>
+    <w:basedOn w:val="Title"/>
+    <w:next w:val="BodyText"/>
+    <w:qFormat/>
+    <w:pPr>
+      <w:jc w:val="left"/>
+    </w:pPr>
+    <w:rPr>
+      <w:caps w:val="false"/>
+      <w:smallCaps w:val="false"/>
+      <w:sz w:val="32"/>
+    </w:rPr>
+  </w:style>
+  <w:style w:type="paragraph" w:styleId="2">
+    <w:name w:val="Заглавие2"/>
+    <w:basedOn w:val="1"/>
+    <w:next w:val="BodyText"/>
+    <w:qFormat/>
+    <w:pPr>
+      <w:jc w:val="center"/>
+    </w:pPr>
+    <w:rPr/>
+  </w:style>
+  <w:style w:type="paragraph" w:styleId="EndnoteText">
+    <w:name w:val="endnote text"/>
+    <w:basedOn w:val="Normal"/>
+    <w:pPr>
+      <w:suppressLineNumbers/>
+      <w:ind w:hanging="340" w:left="340"/>
+    </w:pPr>
+    <w:rPr>
+      <w:sz w:val="20"/>
+      <w:szCs w:val="20"/>
     </w:rPr>
   </w:style>
   <w:style w:type="numbering" w:styleId="Style25" w:customStyle="1">
